--- a/赵之心-硕士论文-初稿版本0709.docx
+++ b/赵之心-硕士论文-初稿版本0709.docx
@@ -27980,19 +27980,13 @@
         <w:rPr>
           <w:rFonts w:hint="eastAsia"/>
         </w:rPr>
-        <w:t>基于</w:t>
-      </w:r>
-      <w:r>
-        <w:rPr>
-          <w:rFonts w:hint="eastAsia"/>
-        </w:rPr>
-        <w:t>SAM</w:t>
-      </w:r>
-      <w:r>
-        <w:rPr>
-          <w:rFonts w:hint="eastAsia"/>
-        </w:rPr>
-        <w:t>的</w:t>
+        <w:t>基</w:t>
+      </w:r>
+      <w:r>
+        <w:rPr>
+          <w:rFonts w:hint="eastAsia"/>
+        </w:rPr>
+        <w:t>于</w:t>
       </w:r>
       <w:r>
         <w:rPr>
@@ -28042,11 +28036,15 @@
       <w:pPr>
         <w:pStyle w:val="20"/>
         <w:ind w:left="0" w:firstLine="0"/>
+        <w:rPr>
+          <w:lang w:val="en-US"/>
+        </w:rPr>
       </w:pPr>
       <w:bookmarkStart w:id="66" w:name="_Toc200886806"/>
       <w:r>
         <w:rPr>
           <w:rFonts w:hint="eastAsia"/>
+          <w:lang w:val="en-US"/>
         </w:rPr>
         <w:t xml:space="preserve">4.1 </w:t>
       </w:r>
@@ -28623,6 +28621,30 @@
         </w:rPr>
         <w:t>生成的原始输出，增强遥感图像的语义分割模型的预测结果。</w:t>
       </w:r>
+      <w:proofErr w:type="spellStart"/>
+      <w:r>
+        <w:rPr>
+          <w:sz w:val="24"/>
+          <w:lang w:val="en-GB"/>
+        </w:rPr>
+        <w:t>Xianping</w:t>
+      </w:r>
+      <w:proofErr w:type="spellEnd"/>
+      <w:r>
+        <w:rPr>
+          <w:sz w:val="24"/>
+          <w:lang w:val="en-GB"/>
+        </w:rPr>
+        <w:t xml:space="preserve"> Ma</w:t>
+      </w:r>
+      <w:r>
+        <w:rPr>
+          <w:rFonts w:hint="eastAsia"/>
+          <w:sz w:val="24"/>
+          <w:lang w:val="en-GB"/>
+        </w:rPr>
+        <w:t>[4-4]</w:t>
+      </w:r>
       <w:r>
         <w:rPr>
           <w:rFonts w:hint="eastAsia"/>
@@ -28799,7 +28821,7 @@
           <w:sz w:val="24"/>
           <w:lang w:val="en-GB"/>
         </w:rPr>
-        <w:t>考虑到</w:t>
+        <w:t>鉴于</w:t>
       </w:r>
       <w:r>
         <w:rPr>
@@ -28815,7 +28837,7 @@
           <w:sz w:val="24"/>
           <w:lang w:val="en-GB"/>
         </w:rPr>
-        <w:t>在遥感语义分割中面临多尺度适应、语义信息缺失、自动化能力不足以及高计算开销等</w:t>
+        <w:t>在遥感语义分割中存在多尺度适应能力不足、语义信息缺失及自动化能力有限等挑战，本章提出了一种改进方案：设计了基于</w:t>
       </w:r>
       <w:r>
         <w:rPr>
@@ -28823,7 +28845,7 @@
           <w:sz w:val="24"/>
           <w:lang w:val="en-GB"/>
         </w:rPr>
-        <w:t>局限性</w:t>
+        <w:t>CNN</w:t>
       </w:r>
       <w:r>
         <w:rPr>
@@ -28831,7 +28853,7 @@
           <w:sz w:val="24"/>
           <w:lang w:val="en-GB"/>
         </w:rPr>
-        <w:t>，</w:t>
+        <w:t>的辅助编码器分支，与</w:t>
       </w:r>
       <w:r>
         <w:rPr>
@@ -28839,7 +28861,7 @@
           <w:sz w:val="24"/>
           <w:lang w:val="en-GB"/>
         </w:rPr>
-        <w:t>本章通过设计了</w:t>
+        <w:t>SAM</w:t>
       </w:r>
       <w:r>
         <w:rPr>
@@ -28847,15 +28869,41 @@
           <w:sz w:val="24"/>
           <w:lang w:val="en-GB"/>
         </w:rPr>
-        <w:t>CNN</w:t>
-      </w:r>
+        <w:t>的编码器进行有效特征融合；同时，在</w:t>
+      </w:r>
+      <w:proofErr w:type="spellStart"/>
       <w:r>
         <w:rPr>
           <w:rFonts w:hint="eastAsia"/>
           <w:sz w:val="24"/>
           <w:lang w:val="en-GB"/>
         </w:rPr>
-        <w:t>辅助编码器分支，</w:t>
+        <w:t>ViT</w:t>
+      </w:r>
+      <w:proofErr w:type="spellEnd"/>
+      <w:r>
+        <w:rPr>
+          <w:rFonts w:hint="eastAsia"/>
+          <w:sz w:val="24"/>
+          <w:lang w:val="en-GB"/>
+        </w:rPr>
+        <w:t>结构内部引入多尺度空洞交叉注意力模块，显著增强</w:t>
+      </w:r>
+      <w:r>
+        <w:rPr>
+          <w:rFonts w:hint="eastAsia"/>
+          <w:sz w:val="24"/>
+          <w:lang w:val="en-GB"/>
+        </w:rPr>
+        <w:t>Transformer</w:t>
+      </w:r>
+      <w:r>
+        <w:rPr>
+          <w:rFonts w:hint="eastAsia"/>
+          <w:sz w:val="24"/>
+          <w:lang w:val="en-GB"/>
+        </w:rPr>
+        <w:t>块的多尺度特征表达能力；此外，重新设计了一个轻量级的混合特征解码器，以实现对遥感图像的高效语义分割。</w:t>
       </w:r>
     </w:p>
     <w:p>
@@ -28868,12 +28916,31 @@
           <w:lang w:val="en-GB"/>
         </w:rPr>
       </w:pPr>
+      <w:r>
+        <w:rPr>
+          <w:rFonts w:hint="eastAsia"/>
+          <w:b/>
+          <w:bCs/>
+          <w:sz w:val="24"/>
+          <w:lang w:val="en-GB"/>
+        </w:rPr>
+        <w:t>本章主要贡献</w:t>
+      </w:r>
+      <w:r>
+        <w:rPr>
+          <w:rFonts w:hint="eastAsia"/>
+          <w:sz w:val="24"/>
+          <w:lang w:val="en-GB"/>
+        </w:rPr>
+        <w:t>：</w:t>
+      </w:r>
     </w:p>
     <w:p>
       <w:pPr>
         <w:spacing w:line="400" w:lineRule="exact"/>
         <w:ind w:firstLine="420"/>
         <w:rPr>
+          <w:rFonts w:hint="eastAsia"/>
           <w:sz w:val="24"/>
           <w:lang w:val="en-GB"/>
         </w:rPr>
@@ -28884,7 +28951,7 @@
           <w:sz w:val="24"/>
           <w:lang w:val="en-GB"/>
         </w:rPr>
-        <w:t>虽然</w:t>
+        <w:t>1</w:t>
       </w:r>
       <w:r>
         <w:rPr>
@@ -28892,6 +28959,14 @@
           <w:sz w:val="24"/>
           <w:lang w:val="en-GB"/>
         </w:rPr>
+        <w:t>）针对</w:t>
+      </w:r>
+      <w:r>
+        <w:rPr>
+          <w:rFonts w:hint="eastAsia"/>
+          <w:sz w:val="24"/>
+          <w:lang w:val="en-GB"/>
+        </w:rPr>
         <w:t>SAM</w:t>
       </w:r>
       <w:r>
@@ -28900,7 +28975,7 @@
           <w:sz w:val="24"/>
           <w:lang w:val="en-GB"/>
         </w:rPr>
-        <w:t>作为视觉基础模型在大多数场景下表现出卓越的泛化能力和零样本能力，但下游任务的复杂需求和多样的应用领域对</w:t>
+        <w:t>编码器在遥感图像局部特征提取能力有限的问题，本章引入了一个全</w:t>
       </w:r>
       <w:r>
         <w:rPr>
@@ -28908,6 +28983,31 @@
           <w:sz w:val="24"/>
           <w:lang w:val="en-GB"/>
         </w:rPr>
+        <w:lastRenderedPageBreak/>
+        <w:t>量训练的辅助</w:t>
+      </w:r>
+      <w:r>
+        <w:rPr>
+          <w:rFonts w:hint="eastAsia"/>
+          <w:sz w:val="24"/>
+          <w:lang w:val="en-GB"/>
+        </w:rPr>
+        <w:t>CNN</w:t>
+      </w:r>
+      <w:r>
+        <w:rPr>
+          <w:rFonts w:hint="eastAsia"/>
+          <w:sz w:val="24"/>
+          <w:lang w:val="en-GB"/>
+        </w:rPr>
+        <w:t>分支，并将其层级特征与</w:t>
+      </w:r>
+      <w:r>
+        <w:rPr>
+          <w:rFonts w:hint="eastAsia"/>
+          <w:sz w:val="24"/>
+          <w:lang w:val="en-GB"/>
+        </w:rPr>
         <w:t>SAM</w:t>
       </w:r>
       <w:r>
@@ -28916,392 +29016,7 @@
           <w:sz w:val="24"/>
           <w:lang w:val="en-GB"/>
         </w:rPr>
-        <w:t>提出了更复杂的要求和进一步的优化。</w:t>
-      </w:r>
-      <w:r>
-        <w:rPr>
-          <w:rFonts w:hint="eastAsia"/>
-          <w:sz w:val="24"/>
-          <w:lang w:val="en-GB"/>
-        </w:rPr>
-        <w:t>由于</w:t>
-      </w:r>
-      <w:r>
-        <w:rPr>
-          <w:rFonts w:hint="eastAsia"/>
-          <w:sz w:val="24"/>
-          <w:lang w:val="en-GB"/>
-        </w:rPr>
-        <w:t xml:space="preserve"> SAM </w:t>
-      </w:r>
-      <w:r>
-        <w:rPr>
-          <w:rFonts w:hint="eastAsia"/>
-          <w:sz w:val="24"/>
-          <w:lang w:val="en-GB"/>
-        </w:rPr>
-        <w:t>生成的掩码缺乏语义标签，以及自然图像和遥感图像之间的内在差异，</w:t>
-      </w:r>
-      <w:r>
-        <w:rPr>
-          <w:rFonts w:hint="eastAsia"/>
-          <w:sz w:val="24"/>
-          <w:lang w:val="en-GB"/>
-        </w:rPr>
-        <w:t xml:space="preserve">SAM </w:t>
-      </w:r>
-      <w:r>
-        <w:rPr>
-          <w:rFonts w:hint="eastAsia"/>
-          <w:sz w:val="24"/>
-          <w:lang w:val="en-GB"/>
-        </w:rPr>
-        <w:t>在遥感语义分割中的表现尚不理想</w:t>
-      </w:r>
-      <w:r>
-        <w:rPr>
-          <w:rFonts w:hint="eastAsia"/>
-          <w:sz w:val="24"/>
-          <w:lang w:val="en-GB"/>
-        </w:rPr>
-        <w:t>。</w:t>
-      </w:r>
-      <w:r>
-        <w:rPr>
-          <w:rFonts w:hint="eastAsia"/>
-          <w:sz w:val="24"/>
-          <w:lang w:val="en-GB"/>
-        </w:rPr>
-        <w:t>由于波动物理、旁瓣及复杂的散射特性，</w:t>
-      </w:r>
-      <w:r>
-        <w:rPr>
-          <w:rFonts w:hint="eastAsia"/>
-          <w:sz w:val="24"/>
-          <w:lang w:val="en-GB"/>
-        </w:rPr>
-        <w:t>SAR</w:t>
-      </w:r>
-      <w:r>
-        <w:rPr>
-          <w:rFonts w:hint="eastAsia"/>
-          <w:sz w:val="24"/>
-          <w:lang w:val="en-GB"/>
-        </w:rPr>
-        <w:t>图像</w:t>
-      </w:r>
-      <w:r>
-        <w:rPr>
-          <w:rFonts w:hint="eastAsia"/>
-          <w:sz w:val="24"/>
-          <w:lang w:val="en-GB"/>
-        </w:rPr>
-        <w:lastRenderedPageBreak/>
-        <w:t>表现出相干斑点噪声，这可能引入误警报，以及在陡峭地形或高大建筑区域出现重叠效应和阴影效应。</w:t>
-      </w:r>
-      <w:r>
-        <w:rPr>
-          <w:rFonts w:hint="eastAsia"/>
-          <w:sz w:val="24"/>
-          <w:lang w:val="en-GB"/>
-        </w:rPr>
-        <w:t>SAR</w:t>
-      </w:r>
-      <w:r>
-        <w:rPr>
-          <w:rFonts w:hint="eastAsia"/>
-          <w:sz w:val="24"/>
-          <w:lang w:val="en-GB"/>
-        </w:rPr>
-        <w:t>图像的特定情况，包括多极化特性和低信噪比成像环境，在</w:t>
-      </w:r>
-      <w:r>
-        <w:rPr>
-          <w:rFonts w:hint="eastAsia"/>
-          <w:sz w:val="24"/>
-          <w:lang w:val="en-GB"/>
-        </w:rPr>
-        <w:t>SAM</w:t>
-      </w:r>
-      <w:r>
-        <w:rPr>
-          <w:rFonts w:hint="eastAsia"/>
-          <w:sz w:val="24"/>
-          <w:lang w:val="en-GB"/>
-        </w:rPr>
-        <w:t>中很少涉及。</w:t>
-      </w:r>
-      <w:r>
-        <w:rPr>
-          <w:rFonts w:hint="eastAsia"/>
-          <w:sz w:val="24"/>
-          <w:lang w:val="en-GB"/>
-        </w:rPr>
-        <w:t>2</w:t>
-      </w:r>
-      <w:r>
-        <w:rPr>
-          <w:rFonts w:hint="eastAsia"/>
-          <w:sz w:val="24"/>
-          <w:lang w:val="en-GB"/>
-        </w:rPr>
-        <w:t>）</w:t>
-      </w:r>
-      <w:r>
-        <w:rPr>
-          <w:rFonts w:hint="eastAsia"/>
-          <w:sz w:val="24"/>
-          <w:lang w:val="en-GB"/>
-        </w:rPr>
-        <w:t>SAM</w:t>
-      </w:r>
-      <w:r>
-        <w:rPr>
-          <w:rFonts w:hint="eastAsia"/>
-          <w:sz w:val="24"/>
-          <w:lang w:val="en-GB"/>
-        </w:rPr>
-        <w:t>的类别无关特性阻碍了其在多样化视觉下游任务中的应用。对于</w:t>
-      </w:r>
-      <w:r>
-        <w:rPr>
-          <w:rFonts w:hint="eastAsia"/>
-          <w:sz w:val="24"/>
-          <w:lang w:val="en-GB"/>
-        </w:rPr>
-        <w:t>SAR</w:t>
-      </w:r>
-      <w:r>
-        <w:rPr>
-          <w:rFonts w:hint="eastAsia"/>
-          <w:sz w:val="24"/>
-          <w:lang w:val="en-GB"/>
-        </w:rPr>
-        <w:t>图像的语义分割和土地覆盖分类任务，每个像素都需要预测类别，而</w:t>
-      </w:r>
-      <w:r>
-        <w:rPr>
-          <w:rFonts w:hint="eastAsia"/>
-          <w:sz w:val="24"/>
-          <w:lang w:val="en-GB"/>
-        </w:rPr>
-        <w:t>SAM</w:t>
-      </w:r>
-      <w:r>
-        <w:rPr>
-          <w:rFonts w:hint="eastAsia"/>
-          <w:sz w:val="24"/>
-          <w:lang w:val="en-GB"/>
-        </w:rPr>
-        <w:t>仅在提示输入的指导下生成若干二值掩码，缺乏类别信息。正如图</w:t>
-      </w:r>
-      <w:r>
-        <w:rPr>
-          <w:rFonts w:hint="eastAsia"/>
-          <w:sz w:val="24"/>
-          <w:lang w:val="en-GB"/>
-        </w:rPr>
-        <w:t>1(b)</w:t>
-      </w:r>
-      <w:r>
-        <w:rPr>
-          <w:rFonts w:hint="eastAsia"/>
-          <w:sz w:val="24"/>
-          <w:lang w:val="en-GB"/>
-        </w:rPr>
-        <w:t>所示，</w:t>
-      </w:r>
-      <w:r>
-        <w:rPr>
-          <w:rFonts w:hint="eastAsia"/>
-          <w:sz w:val="24"/>
-          <w:lang w:val="en-GB"/>
-        </w:rPr>
-        <w:t>SAM</w:t>
-      </w:r>
-      <w:r>
-        <w:rPr>
-          <w:rFonts w:hint="eastAsia"/>
-          <w:sz w:val="24"/>
-          <w:lang w:val="en-GB"/>
-        </w:rPr>
-        <w:t>对</w:t>
-      </w:r>
-      <w:r>
-        <w:rPr>
-          <w:rFonts w:hint="eastAsia"/>
-          <w:sz w:val="24"/>
-          <w:lang w:val="en-GB"/>
-        </w:rPr>
-        <w:t>SAR</w:t>
-      </w:r>
-      <w:r>
-        <w:rPr>
-          <w:rFonts w:hint="eastAsia"/>
-          <w:sz w:val="24"/>
-          <w:lang w:val="en-GB"/>
-        </w:rPr>
-        <w:t>图像的分割结果几乎不包含有意义的语义信息，因为同一类别的像素未被归类为同一类别。此外，土地覆盖分类任务要求模型对每幅图像输出多类别预测掩码，而</w:t>
-      </w:r>
-      <w:r>
-        <w:rPr>
-          <w:rFonts w:hint="eastAsia"/>
-          <w:sz w:val="24"/>
-          <w:lang w:val="en-GB"/>
-        </w:rPr>
-        <w:t>SAM</w:t>
-      </w:r>
-      <w:r>
-        <w:rPr>
-          <w:rFonts w:hint="eastAsia"/>
-          <w:sz w:val="24"/>
-          <w:lang w:val="en-GB"/>
-        </w:rPr>
-        <w:t>输出的掩码数量可变</w:t>
-      </w:r>
-      <w:r>
-        <w:rPr>
-          <w:rFonts w:hint="eastAsia"/>
-          <w:sz w:val="24"/>
-          <w:lang w:val="en-GB"/>
-        </w:rPr>
-        <w:t>。</w:t>
-      </w:r>
-      <w:r>
-        <w:rPr>
-          <w:rFonts w:hint="eastAsia"/>
-          <w:sz w:val="24"/>
-          <w:lang w:val="en-GB"/>
-        </w:rPr>
-        <w:t>实际上，遥感图像中存在许多不同尺度且变化较大的物体，而自然图像中物体的尺度变化通常要小得多。因此，大规模自然图像分割模型难以适应遥感图像中多样的物体尺度和不均匀分布。尤其对于</w:t>
-      </w:r>
-      <w:r>
-        <w:rPr>
-          <w:rFonts w:hint="eastAsia"/>
-          <w:sz w:val="24"/>
-          <w:lang w:val="en-GB"/>
-        </w:rPr>
-        <w:t>SAM</w:t>
-      </w:r>
-      <w:r>
-        <w:rPr>
-          <w:rFonts w:hint="eastAsia"/>
-          <w:sz w:val="24"/>
-          <w:lang w:val="en-GB"/>
-        </w:rPr>
-        <w:t>，除上述限制外，其输出</w:t>
-      </w:r>
-      <w:r>
-        <w:rPr>
-          <w:rFonts w:hint="eastAsia"/>
-          <w:sz w:val="24"/>
-          <w:lang w:val="en-GB"/>
-        </w:rPr>
-        <w:t>tokens</w:t>
-      </w:r>
-      <w:r>
-        <w:rPr>
-          <w:rFonts w:hint="eastAsia"/>
-          <w:sz w:val="24"/>
-          <w:lang w:val="en-GB"/>
-        </w:rPr>
-        <w:t>是针对自然图像训练的，鉴于自然图像与遥感图像的分布差异，直接用于遥感图像的语义分割并不合适</w:t>
-      </w:r>
-      <w:r>
-        <w:rPr>
-          <w:rFonts w:hint="eastAsia"/>
-          <w:sz w:val="24"/>
-          <w:lang w:val="en-GB"/>
-        </w:rPr>
-        <w:t>。</w:t>
-      </w:r>
-      <w:r>
-        <w:rPr>
-          <w:rFonts w:hint="eastAsia"/>
-          <w:sz w:val="24"/>
-          <w:lang w:val="en-GB"/>
-        </w:rPr>
-        <w:t>在缺少提示时，</w:t>
-      </w:r>
-      <w:r>
-        <w:rPr>
-          <w:rFonts w:hint="eastAsia"/>
-          <w:sz w:val="24"/>
-          <w:lang w:val="en-GB"/>
-        </w:rPr>
-        <w:t xml:space="preserve">SAM </w:t>
-      </w:r>
-      <w:r>
-        <w:rPr>
-          <w:rFonts w:hint="eastAsia"/>
-          <w:sz w:val="24"/>
-          <w:lang w:val="en-GB"/>
-        </w:rPr>
-        <w:t>无法自动生成语义掩码。因此，</w:t>
-      </w:r>
-      <w:r>
-        <w:rPr>
-          <w:rFonts w:hint="eastAsia"/>
-          <w:sz w:val="24"/>
-          <w:lang w:val="en-GB"/>
-        </w:rPr>
-        <w:t xml:space="preserve">SAM </w:t>
-      </w:r>
-      <w:r>
-        <w:rPr>
-          <w:rFonts w:hint="eastAsia"/>
-          <w:sz w:val="24"/>
-          <w:lang w:val="en-GB"/>
-        </w:rPr>
-        <w:t>提供了一种称为“</w:t>
-      </w:r>
-      <w:r>
-        <w:rPr>
-          <w:rFonts w:hint="eastAsia"/>
-          <w:sz w:val="24"/>
-          <w:lang w:val="en-GB"/>
-        </w:rPr>
-        <w:t>Everything</w:t>
-      </w:r>
-      <w:r>
-        <w:rPr>
-          <w:rFonts w:hint="eastAsia"/>
-          <w:sz w:val="24"/>
-          <w:lang w:val="en-GB"/>
-        </w:rPr>
-        <w:t>”模式的自动分割模式，用以为图像中的所有物体生成掩码。然而，“</w:t>
-      </w:r>
-      <w:r>
-        <w:rPr>
-          <w:rFonts w:hint="eastAsia"/>
-          <w:sz w:val="24"/>
-          <w:lang w:val="en-GB"/>
-        </w:rPr>
-        <w:t>Everything</w:t>
-      </w:r>
-      <w:r>
-        <w:rPr>
-          <w:rFonts w:hint="eastAsia"/>
-          <w:sz w:val="24"/>
-          <w:lang w:val="en-GB"/>
-        </w:rPr>
-        <w:t>”模式生成的掩码往往缺乏语义信息，导致同一类别的物体被错误地分割为不同的掩码。此外，如图</w:t>
-      </w:r>
-      <w:r>
-        <w:rPr>
-          <w:rFonts w:hint="eastAsia"/>
-          <w:sz w:val="24"/>
-          <w:lang w:val="en-GB"/>
-        </w:rPr>
-        <w:t xml:space="preserve"> 1(d) </w:t>
-      </w:r>
-      <w:r>
-        <w:rPr>
-          <w:rFonts w:hint="eastAsia"/>
-          <w:sz w:val="24"/>
-          <w:lang w:val="en-GB"/>
-        </w:rPr>
-        <w:t>所示，这些掩码可能包含大量过于复杂且无意义的物体掩码。</w:t>
+        <w:t>编码器的特征进行融合，实现多尺度特征的有效表达；</w:t>
       </w:r>
     </w:p>
     <w:p>
@@ -29309,7 +29024,6 @@
         <w:spacing w:line="400" w:lineRule="exact"/>
         <w:ind w:firstLine="420"/>
         <w:rPr>
-          <w:rFonts w:hint="eastAsia"/>
           <w:sz w:val="24"/>
           <w:lang w:val="en-GB"/>
         </w:rPr>
@@ -29320,7 +29034,7 @@
           <w:sz w:val="24"/>
           <w:lang w:val="en-GB"/>
         </w:rPr>
-        <w:t>与自然图像相比，遥感图像在语义分割任务中面临更为严峻的挑战。当前主流的语义分割模型通常采用多次下采样操作以提取图像特征，导致遥感图像中小目标的细节信息丢失。此外，现有模型未能充分挖掘和利用遥感图像中的多尺度信息。为了解决上述问题，我们提出了一种创新的语义分割双分支架构，如图</w:t>
+        <w:t>2</w:t>
       </w:r>
       <w:r>
         <w:rPr>
@@ -29328,7 +29042,7 @@
           <w:sz w:val="24"/>
           <w:lang w:val="en-GB"/>
         </w:rPr>
-        <w:t>1</w:t>
+        <w:t>）针对原有编码器在遥感图像中存在多尺度感知不足及语义信息缺失的问题，本章设计了多尺度空洞交叉注意力模块作为微调适配器，增强</w:t>
       </w:r>
       <w:r>
         <w:rPr>
@@ -29336,7 +29050,7 @@
           <w:sz w:val="24"/>
           <w:lang w:val="en-GB"/>
         </w:rPr>
-        <w:t>所示。该模型包括语义分支和掩码分支</w:t>
+        <w:t>其在遥感领域</w:t>
       </w:r>
       <w:r>
         <w:rPr>
@@ -29344,191 +29058,7 @@
           <w:sz w:val="24"/>
           <w:lang w:val="en-GB"/>
         </w:rPr>
-        <w:t>。</w:t>
-      </w:r>
-      <w:r>
-        <w:rPr>
-          <w:rFonts w:hint="eastAsia"/>
-          <w:sz w:val="24"/>
-          <w:lang w:val="en-GB"/>
-        </w:rPr>
-        <w:t>使用不同的编码器配合一个通用解码器来处理不同的分割场景。然而，这些方法面临两个主要挑战：</w:t>
-      </w:r>
-      <w:r>
-        <w:rPr>
-          <w:rFonts w:hint="eastAsia"/>
-          <w:sz w:val="24"/>
-          <w:lang w:val="en-GB"/>
-        </w:rPr>
-        <w:t>1</w:t>
-      </w:r>
-      <w:r>
-        <w:rPr>
-          <w:rFonts w:hint="eastAsia"/>
-          <w:sz w:val="24"/>
-          <w:lang w:val="en-GB"/>
-        </w:rPr>
-        <w:t>）它们依赖于任务特定的编码器，冗余的结构导致参数开销较大；</w:t>
-      </w:r>
-      <w:r>
-        <w:rPr>
-          <w:rFonts w:hint="eastAsia"/>
-          <w:sz w:val="24"/>
-          <w:lang w:val="en-GB"/>
-        </w:rPr>
-        <w:t>2</w:t>
-      </w:r>
-      <w:r>
-        <w:rPr>
-          <w:rFonts w:hint="eastAsia"/>
-          <w:sz w:val="24"/>
-          <w:lang w:val="en-GB"/>
-        </w:rPr>
-        <w:t>）这种静态共享网络无法自适应地适应多场景任务，需要预先了解任务类型以选择合适的编码器因为</w:t>
-      </w:r>
-      <w:r>
-        <w:rPr>
-          <w:rFonts w:hint="eastAsia"/>
-          <w:sz w:val="24"/>
-          <w:lang w:val="en-GB"/>
-        </w:rPr>
-        <w:t xml:space="preserve"> SAM </w:t>
-      </w:r>
-      <w:r>
-        <w:rPr>
-          <w:rFonts w:hint="eastAsia"/>
-          <w:sz w:val="24"/>
-          <w:lang w:val="en-GB"/>
-        </w:rPr>
-        <w:t>生成的掩膜不包含语义信息，无法直接应用于多类别的语义分割任务。另一方面，这些方法通常需要人工设计复杂的微调机制</w:t>
-      </w:r>
-      <w:r>
-        <w:rPr>
-          <w:rFonts w:hint="eastAsia"/>
-          <w:sz w:val="24"/>
-          <w:lang w:val="en-GB"/>
-        </w:rPr>
-        <w:t xml:space="preserve"> [42]</w:t>
-      </w:r>
-      <w:r>
-        <w:rPr>
-          <w:rFonts w:hint="eastAsia"/>
-          <w:sz w:val="24"/>
-          <w:lang w:val="en-GB"/>
-        </w:rPr>
-        <w:t>，</w:t>
-      </w:r>
-      <w:r>
-        <w:rPr>
-          <w:rFonts w:hint="eastAsia"/>
-          <w:sz w:val="24"/>
-          <w:lang w:val="en-GB"/>
-        </w:rPr>
-        <w:t xml:space="preserve">[47] </w:t>
-      </w:r>
-      <w:r>
-        <w:rPr>
-          <w:rFonts w:hint="eastAsia"/>
-          <w:sz w:val="24"/>
-          <w:lang w:val="en-GB"/>
-        </w:rPr>
-        <w:t>或提示学习策略</w:t>
-      </w:r>
-      <w:r>
-        <w:rPr>
-          <w:rFonts w:hint="eastAsia"/>
-          <w:sz w:val="24"/>
-          <w:lang w:val="en-GB"/>
-        </w:rPr>
-        <w:t xml:space="preserve"> [34]</w:t>
-      </w:r>
-      <w:r>
-        <w:rPr>
-          <w:rFonts w:hint="eastAsia"/>
-          <w:sz w:val="24"/>
-          <w:lang w:val="en-GB"/>
-        </w:rPr>
-        <w:t>，</w:t>
-      </w:r>
-      <w:r>
-        <w:rPr>
-          <w:rFonts w:hint="eastAsia"/>
-          <w:sz w:val="24"/>
-          <w:lang w:val="en-GB"/>
-        </w:rPr>
-        <w:t>[36]</w:t>
-      </w:r>
-      <w:r>
-        <w:rPr>
-          <w:rFonts w:hint="eastAsia"/>
-          <w:sz w:val="24"/>
-          <w:lang w:val="en-GB"/>
-        </w:rPr>
-        <w:t>，</w:t>
-      </w:r>
-      <w:r>
-        <w:rPr>
-          <w:rFonts w:hint="eastAsia"/>
-          <w:sz w:val="24"/>
-          <w:lang w:val="en-GB"/>
-        </w:rPr>
-        <w:t>[44]</w:t>
-      </w:r>
-      <w:r>
-        <w:rPr>
-          <w:rFonts w:hint="eastAsia"/>
-          <w:sz w:val="24"/>
-          <w:lang w:val="en-GB"/>
-        </w:rPr>
-        <w:t>。因此，它们需要修改并添加由</w:t>
-      </w:r>
-      <w:r>
-        <w:rPr>
-          <w:rFonts w:hint="eastAsia"/>
-          <w:sz w:val="24"/>
-          <w:lang w:val="en-GB"/>
-        </w:rPr>
-        <w:t xml:space="preserve"> CNN </w:t>
-      </w:r>
-      <w:r>
-        <w:rPr>
-          <w:rFonts w:hint="eastAsia"/>
-          <w:sz w:val="24"/>
-          <w:lang w:val="en-GB"/>
-        </w:rPr>
-        <w:t>或</w:t>
-      </w:r>
-      <w:r>
-        <w:rPr>
-          <w:rFonts w:hint="eastAsia"/>
-          <w:sz w:val="24"/>
-          <w:lang w:val="en-GB"/>
-        </w:rPr>
-        <w:t xml:space="preserve"> Transformer </w:t>
-      </w:r>
-      <w:r>
-        <w:rPr>
-          <w:rFonts w:hint="eastAsia"/>
-          <w:sz w:val="24"/>
-          <w:lang w:val="en-GB"/>
-        </w:rPr>
-        <w:t>组成的模块，或者针对不同数据集设计特定的提示和微调策略。不幸的是，这些因素增加了</w:t>
-      </w:r>
-      <w:r>
-        <w:rPr>
-          <w:rFonts w:hint="eastAsia"/>
-          <w:sz w:val="24"/>
-          <w:lang w:val="en-GB"/>
-        </w:rPr>
-        <w:t xml:space="preserve"> SAM </w:t>
-      </w:r>
-      <w:r>
-        <w:rPr>
-          <w:rFonts w:hint="eastAsia"/>
-          <w:sz w:val="24"/>
-          <w:lang w:val="en-GB"/>
-        </w:rPr>
-        <w:t>适应遥感语义分割的难度，需额外的模块或微调。</w:t>
+        <w:t>的语义表达能力；</w:t>
       </w:r>
     </w:p>
     <w:p>
@@ -29540,381 +29070,58 @@
           <w:lang w:val="en-GB"/>
         </w:rPr>
       </w:pPr>
+      <w:r>
+        <w:rPr>
+          <w:rFonts w:hint="eastAsia"/>
+          <w:sz w:val="24"/>
+          <w:lang w:val="en-GB"/>
+        </w:rPr>
+        <w:t>3</w:t>
+      </w:r>
+      <w:r>
+        <w:rPr>
+          <w:rFonts w:hint="eastAsia"/>
+          <w:sz w:val="24"/>
+          <w:lang w:val="en-GB"/>
+        </w:rPr>
+        <w:t>）针对</w:t>
+      </w:r>
+      <w:r>
+        <w:rPr>
+          <w:rFonts w:hint="eastAsia"/>
+          <w:sz w:val="24"/>
+          <w:lang w:val="en-GB"/>
+        </w:rPr>
+        <w:t>SAM</w:t>
+      </w:r>
+      <w:r>
+        <w:rPr>
+          <w:rFonts w:hint="eastAsia"/>
+          <w:sz w:val="24"/>
+          <w:lang w:val="en-GB"/>
+        </w:rPr>
+        <w:t>在遥感图像语义分割任务中难以直接应用的局限性，本章重新设计了一种轻量级混合特征解码器，实现了无需提示的自动化语义分割。</w:t>
+      </w:r>
     </w:p>
     <w:p>
       <w:pPr>
         <w:spacing w:line="400" w:lineRule="exact"/>
-        <w:ind w:firstLine="420"/>
-        <w:rPr>
-          <w:sz w:val="24"/>
-          <w:lang w:val="en-GB"/>
-        </w:rPr>
-      </w:pPr>
-    </w:p>
-    <w:p>
-      <w:pPr>
-        <w:spacing w:line="400" w:lineRule="exact"/>
-        <w:ind w:firstLine="420"/>
-        <w:rPr>
-          <w:sz w:val="24"/>
-          <w:lang w:val="en-GB"/>
-        </w:rPr>
-      </w:pPr>
-    </w:p>
-    <w:p>
-      <w:pPr>
-        <w:spacing w:line="400" w:lineRule="exact"/>
-        <w:ind w:firstLine="420"/>
-        <w:rPr>
-          <w:rFonts w:hint="eastAsia"/>
-          <w:sz w:val="24"/>
-          <w:lang w:val="en-GB"/>
-        </w:rPr>
-      </w:pPr>
-    </w:p>
-    <w:p>
-      <w:pPr>
-        <w:spacing w:line="400" w:lineRule="exact"/>
-        <w:ind w:firstLine="420"/>
-        <w:rPr>
-          <w:sz w:val="24"/>
-          <w:lang w:val="en-GB"/>
-        </w:rPr>
-      </w:pPr>
-      <w:r>
-        <w:rPr>
-          <w:rFonts w:hint="eastAsia"/>
-          <w:sz w:val="24"/>
-          <w:lang w:val="en-GB"/>
-        </w:rPr>
-        <w:t>尤其对于合成孔径雷达（</w:t>
-      </w:r>
-      <w:r>
-        <w:rPr>
-          <w:rFonts w:hint="eastAsia"/>
-          <w:sz w:val="24"/>
-          <w:lang w:val="en-GB"/>
-        </w:rPr>
-        <w:t>SAR</w:t>
-      </w:r>
-      <w:r>
-        <w:rPr>
-          <w:rFonts w:hint="eastAsia"/>
-          <w:sz w:val="24"/>
-          <w:lang w:val="en-GB"/>
-        </w:rPr>
-        <w:t>）图像</w:t>
-      </w:r>
-      <w:r>
-        <w:rPr>
-          <w:rFonts w:hint="eastAsia"/>
-          <w:sz w:val="24"/>
-          <w:lang w:val="en-GB"/>
-        </w:rPr>
-        <w:t>[2]</w:t>
-      </w:r>
-      <w:r>
-        <w:rPr>
-          <w:rFonts w:hint="eastAsia"/>
-          <w:sz w:val="24"/>
-          <w:lang w:val="en-GB"/>
-        </w:rPr>
-        <w:t>，</w:t>
-      </w:r>
-      <w:r>
-        <w:rPr>
-          <w:rFonts w:hint="eastAsia"/>
-          <w:sz w:val="24"/>
-          <w:lang w:val="en-GB"/>
-        </w:rPr>
-        <w:t>[3]</w:t>
-      </w:r>
-      <w:r>
-        <w:rPr>
-          <w:rFonts w:hint="eastAsia"/>
-          <w:sz w:val="24"/>
-          <w:lang w:val="en-GB"/>
-        </w:rPr>
-        <w:t>，</w:t>
-      </w:r>
-      <w:r>
-        <w:rPr>
-          <w:rFonts w:hint="eastAsia"/>
-          <w:sz w:val="24"/>
-          <w:lang w:val="en-GB"/>
-        </w:rPr>
-        <w:t>SAR</w:t>
-      </w:r>
-      <w:r>
-        <w:rPr>
-          <w:rFonts w:hint="eastAsia"/>
-          <w:sz w:val="24"/>
-          <w:lang w:val="en-GB"/>
-        </w:rPr>
-        <w:t>的电磁波成像机制独特，导致其图像特征具有特殊性，而这对于</w:t>
-      </w:r>
-      <w:r>
-        <w:rPr>
-          <w:rFonts w:hint="eastAsia"/>
-          <w:sz w:val="24"/>
-          <w:lang w:val="en-GB"/>
-        </w:rPr>
-        <w:t>SAM</w:t>
-      </w:r>
-      <w:r>
-        <w:rPr>
-          <w:rFonts w:hint="eastAsia"/>
-          <w:sz w:val="24"/>
-          <w:lang w:val="en-GB"/>
-        </w:rPr>
-        <w:t>来说是陌生且难以解读的。近年来，一些基于深</w:t>
-      </w:r>
-      <w:r>
-        <w:rPr>
-          <w:rFonts w:hint="eastAsia"/>
-          <w:sz w:val="24"/>
-          <w:lang w:val="en-GB"/>
-        </w:rPr>
-        <w:lastRenderedPageBreak/>
-        <w:t>度学习的工作旨在提升传统模型在</w:t>
-      </w:r>
-      <w:r>
-        <w:rPr>
-          <w:rFonts w:hint="eastAsia"/>
-          <w:sz w:val="24"/>
-          <w:lang w:val="en-GB"/>
-        </w:rPr>
-        <w:t>SAR</w:t>
-      </w:r>
-      <w:r>
-        <w:rPr>
-          <w:rFonts w:hint="eastAsia"/>
-          <w:sz w:val="24"/>
-          <w:lang w:val="en-GB"/>
-        </w:rPr>
-        <w:t>图像分割任务中的表现。</w:t>
-      </w:r>
-      <w:r>
-        <w:rPr>
-          <w:rFonts w:hint="eastAsia"/>
-          <w:sz w:val="24"/>
-          <w:lang w:val="en-GB"/>
-        </w:rPr>
-        <w:t>FFSSNet[4]</w:t>
-      </w:r>
-      <w:r>
-        <w:rPr>
-          <w:rFonts w:hint="eastAsia"/>
-          <w:sz w:val="24"/>
-          <w:lang w:val="en-GB"/>
-        </w:rPr>
-        <w:t>旨在实现不同尺度</w:t>
-      </w:r>
-      <w:r>
-        <w:rPr>
-          <w:rFonts w:hint="eastAsia"/>
-          <w:sz w:val="24"/>
-          <w:lang w:val="en-GB"/>
-        </w:rPr>
-        <w:t>SAR</w:t>
-      </w:r>
-      <w:r>
-        <w:rPr>
-          <w:rFonts w:hint="eastAsia"/>
-          <w:sz w:val="24"/>
-          <w:lang w:val="en-GB"/>
-        </w:rPr>
-        <w:t>图像的特征融合；</w:t>
-      </w:r>
-      <w:r>
-        <w:rPr>
-          <w:rFonts w:hint="eastAsia"/>
-          <w:sz w:val="24"/>
-          <w:lang w:val="en-GB"/>
-        </w:rPr>
-        <w:t>LGMFNet[5]</w:t>
-      </w:r>
-      <w:r>
-        <w:rPr>
-          <w:rFonts w:hint="eastAsia"/>
-          <w:sz w:val="24"/>
-          <w:lang w:val="en-GB"/>
-        </w:rPr>
-        <w:t>为</w:t>
-      </w:r>
-      <w:r>
-        <w:rPr>
-          <w:rFonts w:hint="eastAsia"/>
-          <w:sz w:val="24"/>
-          <w:lang w:val="en-GB"/>
-        </w:rPr>
-        <w:t>SAR</w:t>
-      </w:r>
-      <w:r>
-        <w:rPr>
-          <w:rFonts w:hint="eastAsia"/>
-          <w:sz w:val="24"/>
-          <w:lang w:val="en-GB"/>
-        </w:rPr>
-        <w:t>建筑物分割任务提供了双编码器</w:t>
-      </w:r>
-      <w:r>
-        <w:rPr>
-          <w:rFonts w:hint="eastAsia"/>
-          <w:sz w:val="24"/>
-          <w:lang w:val="en-GB"/>
-        </w:rPr>
-        <w:t>-</w:t>
-      </w:r>
-      <w:r>
-        <w:rPr>
-          <w:rFonts w:hint="eastAsia"/>
-          <w:sz w:val="24"/>
-          <w:lang w:val="en-GB"/>
-        </w:rPr>
-        <w:t>解码器架构；</w:t>
-      </w:r>
-      <w:r>
-        <w:rPr>
-          <w:rFonts w:hint="eastAsia"/>
-          <w:sz w:val="24"/>
-          <w:lang w:val="en-GB"/>
-        </w:rPr>
-        <w:t>MAZ-Net[6]</w:t>
-      </w:r>
-      <w:r>
-        <w:rPr>
-          <w:rFonts w:hint="eastAsia"/>
-          <w:sz w:val="24"/>
-          <w:lang w:val="en-GB"/>
-        </w:rPr>
-        <w:t>则探索了双极化</w:t>
-      </w:r>
-      <w:r>
-        <w:rPr>
-          <w:rFonts w:hint="eastAsia"/>
-          <w:sz w:val="24"/>
-          <w:lang w:val="en-GB"/>
-        </w:rPr>
-        <w:t>SAR</w:t>
-      </w:r>
-      <w:r>
-        <w:rPr>
-          <w:rFonts w:hint="eastAsia"/>
-          <w:sz w:val="24"/>
-          <w:lang w:val="en-GB"/>
-        </w:rPr>
-        <w:t>图像上的海洋水产养殖区提取算法。然而，</w:t>
-      </w:r>
-      <w:r>
-        <w:rPr>
-          <w:rFonts w:hint="eastAsia"/>
-          <w:sz w:val="24"/>
-          <w:lang w:val="en-GB"/>
-        </w:rPr>
-        <w:t>SAR</w:t>
-      </w:r>
-      <w:r>
-        <w:rPr>
-          <w:rFonts w:hint="eastAsia"/>
-          <w:sz w:val="24"/>
-          <w:lang w:val="en-GB"/>
-        </w:rPr>
-        <w:t>图像的多样分辨率和不同极化方式往往使</w:t>
-      </w:r>
-      <w:r>
-        <w:rPr>
-          <w:rFonts w:hint="eastAsia"/>
-          <w:sz w:val="24"/>
-          <w:lang w:val="en-GB"/>
-        </w:rPr>
-        <w:t>SAM</w:t>
-      </w:r>
-      <w:r>
-        <w:rPr>
-          <w:rFonts w:hint="eastAsia"/>
-          <w:sz w:val="24"/>
-          <w:lang w:val="en-GB"/>
-        </w:rPr>
-        <w:t>在像素级分割时产生混淆，因为</w:t>
-      </w:r>
-      <w:r>
-        <w:rPr>
-          <w:rFonts w:hint="eastAsia"/>
-          <w:sz w:val="24"/>
-          <w:lang w:val="en-GB"/>
-        </w:rPr>
-        <w:t>SA-1B</w:t>
-      </w:r>
-      <w:r>
-        <w:rPr>
-          <w:rFonts w:hint="eastAsia"/>
-          <w:sz w:val="24"/>
-          <w:lang w:val="en-GB"/>
-        </w:rPr>
-        <w:t>数据集的预训练数据无法覆盖</w:t>
-      </w:r>
-      <w:r>
-        <w:rPr>
-          <w:rFonts w:hint="eastAsia"/>
-          <w:sz w:val="24"/>
-          <w:lang w:val="en-GB"/>
-        </w:rPr>
-        <w:t>SAR</w:t>
-      </w:r>
-      <w:r>
-        <w:rPr>
-          <w:rFonts w:hint="eastAsia"/>
-          <w:sz w:val="24"/>
-          <w:lang w:val="en-GB"/>
-        </w:rPr>
-        <w:t>图像分割任务中的此类细粒度情况。</w:t>
-      </w:r>
-      <w:r>
-        <w:rPr>
-          <w:rFonts w:hint="eastAsia"/>
-          <w:sz w:val="24"/>
-          <w:lang w:val="en-GB"/>
-        </w:rPr>
-        <w:t>SAR</w:t>
-      </w:r>
-      <w:r>
-        <w:rPr>
-          <w:rFonts w:hint="eastAsia"/>
-          <w:sz w:val="24"/>
-          <w:lang w:val="en-GB"/>
-        </w:rPr>
-        <w:t>图像由于电磁波成像机制引入的干扰特性以及某些低信噪比（</w:t>
-      </w:r>
-      <w:r>
-        <w:rPr>
-          <w:rFonts w:hint="eastAsia"/>
-          <w:sz w:val="24"/>
-          <w:lang w:val="en-GB"/>
-        </w:rPr>
-        <w:t>SNR</w:t>
-      </w:r>
-      <w:r>
-        <w:rPr>
-          <w:rFonts w:hint="eastAsia"/>
-          <w:sz w:val="24"/>
-          <w:lang w:val="en-GB"/>
-        </w:rPr>
-        <w:t>）场景，与自然场景存在显著差异且过于独特，难以在训练自然视觉基础模型时加以考虑。这导致</w:t>
-      </w:r>
-      <w:r>
-        <w:rPr>
-          <w:rFonts w:hint="eastAsia"/>
-          <w:sz w:val="24"/>
-          <w:lang w:val="en-GB"/>
-        </w:rPr>
-        <w:t>SAM</w:t>
-      </w:r>
-      <w:r>
-        <w:rPr>
-          <w:rFonts w:hint="eastAsia"/>
-          <w:sz w:val="24"/>
-          <w:lang w:val="en-GB"/>
+        <w:ind w:firstLineChars="200" w:firstLine="480"/>
+        <w:rPr>
+          <w:sz w:val="24"/>
+        </w:rPr>
+      </w:pPr>
+      <w:r>
+        <w:rPr>
+          <w:rFonts w:hint="eastAsia"/>
+          <w:sz w:val="24"/>
+        </w:rPr>
+        <w:t>本章的组织结构如下：</w:t>
+      </w:r>
+      <w:r>
+        <w:rPr>
+          <w:rFonts w:hint="eastAsia"/>
+          <w:sz w:val="24"/>
         </w:rPr>
         <w:t>在</w:t>
       </w:r>
@@ -29922,1665 +29129,6 @@
         <w:rPr>
           <w:rFonts w:hint="eastAsia"/>
           <w:sz w:val="24"/>
-          <w:lang w:val="en-GB"/>
-        </w:rPr>
-        <w:t>SAR</w:t>
-      </w:r>
-      <w:r>
-        <w:rPr>
-          <w:rFonts w:hint="eastAsia"/>
-          <w:sz w:val="24"/>
-          <w:lang w:val="en-GB"/>
-        </w:rPr>
-        <w:t>图像分割任务上的效果和可靠性因此受损</w:t>
-      </w:r>
-      <w:r>
-        <w:rPr>
-          <w:rFonts w:hint="eastAsia"/>
-          <w:sz w:val="24"/>
-          <w:lang w:val="en-GB"/>
-        </w:rPr>
-        <w:t>[7]</w:t>
-      </w:r>
-      <w:r>
-        <w:rPr>
-          <w:rFonts w:hint="eastAsia"/>
-          <w:sz w:val="24"/>
-          <w:lang w:val="en-GB"/>
-        </w:rPr>
-        <w:t>。另一方面，由于获取</w:t>
-      </w:r>
-      <w:r>
-        <w:rPr>
-          <w:rFonts w:hint="eastAsia"/>
-          <w:sz w:val="24"/>
-          <w:lang w:val="en-GB"/>
-        </w:rPr>
-        <w:t>SAR</w:t>
-      </w:r>
-      <w:r>
-        <w:rPr>
-          <w:rFonts w:hint="eastAsia"/>
-          <w:sz w:val="24"/>
-          <w:lang w:val="en-GB"/>
-        </w:rPr>
-        <w:t>图像的机会稀缺且成本高昂，基于有限的</w:t>
-      </w:r>
-      <w:r>
-        <w:rPr>
-          <w:rFonts w:hint="eastAsia"/>
-          <w:sz w:val="24"/>
-          <w:lang w:val="en-GB"/>
-        </w:rPr>
-        <w:t>SAR</w:t>
-      </w:r>
-      <w:r>
-        <w:rPr>
-          <w:rFonts w:hint="eastAsia"/>
-          <w:sz w:val="24"/>
-          <w:lang w:val="en-GB"/>
-        </w:rPr>
-        <w:t>图像数据资源从零构建</w:t>
-      </w:r>
-      <w:r>
-        <w:rPr>
-          <w:rFonts w:hint="eastAsia"/>
-          <w:sz w:val="24"/>
-          <w:lang w:val="en-GB"/>
-        </w:rPr>
-        <w:t>SAR</w:t>
-      </w:r>
-      <w:r>
-        <w:rPr>
-          <w:rFonts w:hint="eastAsia"/>
-          <w:sz w:val="24"/>
-          <w:lang w:val="en-GB"/>
-        </w:rPr>
-        <w:t>基础模型较为困难。利用</w:t>
-      </w:r>
-      <w:r>
-        <w:rPr>
-          <w:rFonts w:hint="eastAsia"/>
-          <w:sz w:val="24"/>
-          <w:lang w:val="en-GB"/>
-        </w:rPr>
-        <w:t>SAM</w:t>
-      </w:r>
-      <w:r>
-        <w:rPr>
-          <w:rFonts w:hint="eastAsia"/>
-          <w:sz w:val="24"/>
-          <w:lang w:val="en-GB"/>
-        </w:rPr>
-        <w:t>进行</w:t>
-      </w:r>
-      <w:r>
-        <w:rPr>
-          <w:rFonts w:hint="eastAsia"/>
-          <w:sz w:val="24"/>
-          <w:lang w:val="en-GB"/>
-        </w:rPr>
-        <w:t>SAR</w:t>
-      </w:r>
-      <w:r>
-        <w:rPr>
-          <w:rFonts w:hint="eastAsia"/>
-          <w:sz w:val="24"/>
-          <w:lang w:val="en-GB"/>
-        </w:rPr>
-        <w:t>图像解译呈现出值得探索的可能性，但同时也面临以下两大主要挑战。</w:t>
-      </w:r>
-    </w:p>
-    <w:p>
-      <w:pPr>
-        <w:spacing w:line="400" w:lineRule="exact"/>
-        <w:ind w:firstLine="420"/>
-        <w:rPr>
-          <w:sz w:val="24"/>
-          <w:lang w:val="en-GB"/>
-        </w:rPr>
-      </w:pPr>
-      <w:r>
-        <w:rPr>
-          <w:rFonts w:hint="eastAsia"/>
-          <w:sz w:val="24"/>
-          <w:lang w:val="en-GB"/>
-        </w:rPr>
-        <w:t>SAM</w:t>
-      </w:r>
-      <w:r>
-        <w:rPr>
-          <w:rFonts w:hint="eastAsia"/>
-          <w:sz w:val="24"/>
-          <w:lang w:val="en-GB"/>
-        </w:rPr>
-        <w:t>几乎无法对</w:t>
-      </w:r>
-      <w:r>
-        <w:rPr>
-          <w:rFonts w:hint="eastAsia"/>
-          <w:sz w:val="24"/>
-          <w:lang w:val="en-GB"/>
-        </w:rPr>
-        <w:t>SAR</w:t>
-      </w:r>
-      <w:r>
-        <w:rPr>
-          <w:rFonts w:hint="eastAsia"/>
-          <w:sz w:val="24"/>
-          <w:lang w:val="en-GB"/>
-        </w:rPr>
-        <w:t>图像进行合理精度的分割，尽管其在包括光学航空影像在内的自然图像上表现出良好的泛化能力，如图</w:t>
-      </w:r>
-      <w:r>
-        <w:rPr>
-          <w:rFonts w:hint="eastAsia"/>
-          <w:sz w:val="24"/>
-          <w:lang w:val="en-GB"/>
-        </w:rPr>
-        <w:t>1(a)</w:t>
-      </w:r>
-      <w:r>
-        <w:rPr>
-          <w:rFonts w:hint="eastAsia"/>
-          <w:sz w:val="24"/>
-          <w:lang w:val="en-GB"/>
-        </w:rPr>
-        <w:t>所示。考虑到</w:t>
-      </w:r>
-      <w:r>
-        <w:rPr>
-          <w:rFonts w:hint="eastAsia"/>
-          <w:sz w:val="24"/>
-          <w:lang w:val="en-GB"/>
-        </w:rPr>
-        <w:t>SAR</w:t>
-      </w:r>
-      <w:r>
-        <w:rPr>
-          <w:rFonts w:hint="eastAsia"/>
-          <w:sz w:val="24"/>
-          <w:lang w:val="en-GB"/>
-        </w:rPr>
-        <w:t>信号回波的电磁波成像机制，</w:t>
-      </w:r>
-      <w:r>
-        <w:rPr>
-          <w:rFonts w:hint="eastAsia"/>
-          <w:sz w:val="24"/>
-          <w:lang w:val="en-GB"/>
-        </w:rPr>
-        <w:t>SAR</w:t>
-      </w:r>
-      <w:r>
-        <w:rPr>
-          <w:rFonts w:hint="eastAsia"/>
-          <w:sz w:val="24"/>
-          <w:lang w:val="en-GB"/>
-        </w:rPr>
-        <w:t>图像的表现与自然场景图像有很大不同。具体而言，由于波动物理、旁瓣及复杂的散射特性，</w:t>
-      </w:r>
-      <w:r>
-        <w:rPr>
-          <w:rFonts w:hint="eastAsia"/>
-          <w:sz w:val="24"/>
-          <w:lang w:val="en-GB"/>
-        </w:rPr>
-        <w:t>SAR</w:t>
-      </w:r>
-      <w:r>
-        <w:rPr>
-          <w:rFonts w:hint="eastAsia"/>
-          <w:sz w:val="24"/>
-          <w:lang w:val="en-GB"/>
-        </w:rPr>
-        <w:t>图像表现出相干斑点噪声，这可能引入误警报，以及在陡峭地形或高大建筑区域出现重叠效应和阴影效应。</w:t>
-      </w:r>
-      <w:r>
-        <w:rPr>
-          <w:rFonts w:hint="eastAsia"/>
-          <w:sz w:val="24"/>
-          <w:lang w:val="en-GB"/>
-        </w:rPr>
-        <w:t>SAR</w:t>
-      </w:r>
-      <w:r>
-        <w:rPr>
-          <w:rFonts w:hint="eastAsia"/>
-          <w:sz w:val="24"/>
-          <w:lang w:val="en-GB"/>
-        </w:rPr>
-        <w:t>图像的特定情况，包括多极化特性和低信噪比成像环境，在</w:t>
-      </w:r>
-      <w:r>
-        <w:rPr>
-          <w:rFonts w:hint="eastAsia"/>
-          <w:sz w:val="24"/>
-          <w:lang w:val="en-GB"/>
-        </w:rPr>
-        <w:t>SAM</w:t>
-      </w:r>
-      <w:r>
-        <w:rPr>
-          <w:rFonts w:hint="eastAsia"/>
-          <w:sz w:val="24"/>
-          <w:lang w:val="en-GB"/>
-        </w:rPr>
-        <w:t>中很少涉及。</w:t>
-      </w:r>
-      <w:r>
-        <w:rPr>
-          <w:rFonts w:hint="eastAsia"/>
-          <w:sz w:val="24"/>
-          <w:lang w:val="en-GB"/>
-        </w:rPr>
-        <w:t>2</w:t>
-      </w:r>
-      <w:r>
-        <w:rPr>
-          <w:rFonts w:hint="eastAsia"/>
-          <w:sz w:val="24"/>
-          <w:lang w:val="en-GB"/>
-        </w:rPr>
-        <w:t>）</w:t>
-      </w:r>
-      <w:r>
-        <w:rPr>
-          <w:rFonts w:hint="eastAsia"/>
-          <w:sz w:val="24"/>
-          <w:lang w:val="en-GB"/>
-        </w:rPr>
-        <w:t>SAM</w:t>
-      </w:r>
-      <w:r>
-        <w:rPr>
-          <w:rFonts w:hint="eastAsia"/>
-          <w:sz w:val="24"/>
-          <w:lang w:val="en-GB"/>
-        </w:rPr>
-        <w:t>的类别无关特性阻碍了其在多样化视觉下游任务中的应用。对于</w:t>
-      </w:r>
-      <w:r>
-        <w:rPr>
-          <w:rFonts w:hint="eastAsia"/>
-          <w:sz w:val="24"/>
-          <w:lang w:val="en-GB"/>
-        </w:rPr>
-        <w:t>SAR</w:t>
-      </w:r>
-      <w:r>
-        <w:rPr>
-          <w:rFonts w:hint="eastAsia"/>
-          <w:sz w:val="24"/>
-          <w:lang w:val="en-GB"/>
-        </w:rPr>
-        <w:t>图像的语义分割和土地覆盖分类任务，每个像素都需要预测类别，而</w:t>
-      </w:r>
-      <w:r>
-        <w:rPr>
-          <w:rFonts w:hint="eastAsia"/>
-          <w:sz w:val="24"/>
-          <w:lang w:val="en-GB"/>
-        </w:rPr>
-        <w:t>SAM</w:t>
-      </w:r>
-      <w:r>
-        <w:rPr>
-          <w:rFonts w:hint="eastAsia"/>
-          <w:sz w:val="24"/>
-          <w:lang w:val="en-GB"/>
-        </w:rPr>
-        <w:t>仅在提示输入的指导下生成若干二值掩码，缺乏类别信息。正如图</w:t>
-      </w:r>
-      <w:r>
-        <w:rPr>
-          <w:rFonts w:hint="eastAsia"/>
-          <w:sz w:val="24"/>
-          <w:lang w:val="en-GB"/>
-        </w:rPr>
-        <w:t>1(b)</w:t>
-      </w:r>
-      <w:r>
-        <w:rPr>
-          <w:rFonts w:hint="eastAsia"/>
-          <w:sz w:val="24"/>
-          <w:lang w:val="en-GB"/>
-        </w:rPr>
-        <w:t>所示，</w:t>
-      </w:r>
-      <w:r>
-        <w:rPr>
-          <w:rFonts w:hint="eastAsia"/>
-          <w:sz w:val="24"/>
-          <w:lang w:val="en-GB"/>
-        </w:rPr>
-        <w:t>SAM</w:t>
-      </w:r>
-      <w:r>
-        <w:rPr>
-          <w:rFonts w:hint="eastAsia"/>
-          <w:sz w:val="24"/>
-          <w:lang w:val="en-GB"/>
-        </w:rPr>
-        <w:t>对</w:t>
-      </w:r>
-      <w:r>
-        <w:rPr>
-          <w:rFonts w:hint="eastAsia"/>
-          <w:sz w:val="24"/>
-          <w:lang w:val="en-GB"/>
-        </w:rPr>
-        <w:t>SAR</w:t>
-      </w:r>
-      <w:r>
-        <w:rPr>
-          <w:rFonts w:hint="eastAsia"/>
-          <w:sz w:val="24"/>
-          <w:lang w:val="en-GB"/>
-        </w:rPr>
-        <w:t>图像的分割结果几乎不包含有意义的语义信息，因为同一类别的像素未被归类为同一类别。此外，土地覆盖分类任务要求模型对每幅图像输出多类别预测掩码，而</w:t>
-      </w:r>
-      <w:r>
-        <w:rPr>
-          <w:rFonts w:hint="eastAsia"/>
-          <w:sz w:val="24"/>
-          <w:lang w:val="en-GB"/>
-        </w:rPr>
-        <w:t>SAM</w:t>
-      </w:r>
-      <w:r>
-        <w:rPr>
-          <w:rFonts w:hint="eastAsia"/>
-          <w:sz w:val="24"/>
-          <w:lang w:val="en-GB"/>
-        </w:rPr>
-        <w:t>输出的掩码数量可变。因此，我们提出了一种名为</w:t>
-      </w:r>
-      <w:proofErr w:type="spellStart"/>
-      <w:r>
-        <w:rPr>
-          <w:rFonts w:hint="eastAsia"/>
-          <w:sz w:val="24"/>
-          <w:lang w:val="en-GB"/>
-        </w:rPr>
-        <w:t>classwise-SAMadapter</w:t>
-      </w:r>
-      <w:proofErr w:type="spellEnd"/>
-      <w:r>
-        <w:rPr>
-          <w:rFonts w:hint="eastAsia"/>
-          <w:sz w:val="24"/>
-          <w:lang w:val="en-GB"/>
-        </w:rPr>
-        <w:t>（</w:t>
-      </w:r>
-      <w:r>
-        <w:rPr>
-          <w:rFonts w:hint="eastAsia"/>
-          <w:sz w:val="24"/>
-          <w:lang w:val="en-GB"/>
-        </w:rPr>
-        <w:t>CWSAM</w:t>
-      </w:r>
-      <w:r>
-        <w:rPr>
-          <w:rFonts w:hint="eastAsia"/>
-          <w:sz w:val="24"/>
-          <w:lang w:val="en-GB"/>
-        </w:rPr>
-        <w:t>）的方法，通过利用基础模型</w:t>
-      </w:r>
-      <w:r>
-        <w:rPr>
-          <w:rFonts w:hint="eastAsia"/>
-          <w:sz w:val="24"/>
-          <w:lang w:val="en-GB"/>
-        </w:rPr>
-        <w:t>SAM</w:t>
-      </w:r>
-      <w:r>
-        <w:rPr>
-          <w:rFonts w:hint="eastAsia"/>
-          <w:sz w:val="24"/>
-          <w:lang w:val="en-GB"/>
-        </w:rPr>
-        <w:t>并添加类别轻量级掩码解码器，实现了像素级</w:t>
-      </w:r>
-      <w:r>
-        <w:rPr>
-          <w:rFonts w:hint="eastAsia"/>
-          <w:sz w:val="24"/>
-          <w:lang w:val="en-GB"/>
-        </w:rPr>
-        <w:t>SAR</w:t>
-      </w:r>
-      <w:r>
-        <w:rPr>
-          <w:rFonts w:hint="eastAsia"/>
-          <w:sz w:val="24"/>
-          <w:lang w:val="en-GB"/>
-        </w:rPr>
-        <w:t>土地覆盖分类任务的合理性能。采用了精心设计的</w:t>
-      </w:r>
-      <w:r>
-        <w:rPr>
-          <w:rFonts w:hint="eastAsia"/>
-          <w:sz w:val="24"/>
-          <w:lang w:val="en-GB"/>
-        </w:rPr>
-        <w:t>adapter</w:t>
-      </w:r>
-      <w:r>
-        <w:rPr>
-          <w:rFonts w:hint="eastAsia"/>
-          <w:sz w:val="24"/>
-          <w:lang w:val="en-GB"/>
-        </w:rPr>
-        <w:t>微调机制，在冻结</w:t>
-      </w:r>
-      <w:r>
-        <w:rPr>
-          <w:rFonts w:hint="eastAsia"/>
-          <w:sz w:val="24"/>
-          <w:lang w:val="en-GB"/>
-        </w:rPr>
-        <w:t>SAM</w:t>
-      </w:r>
-      <w:r>
-        <w:rPr>
-          <w:rFonts w:hint="eastAsia"/>
-          <w:sz w:val="24"/>
-          <w:lang w:val="en-GB"/>
-        </w:rPr>
-        <w:t>中重量级视觉变换器（</w:t>
-      </w:r>
-      <w:r>
-        <w:rPr>
-          <w:rFonts w:hint="eastAsia"/>
-          <w:sz w:val="24"/>
-          <w:lang w:val="en-GB"/>
-        </w:rPr>
-        <w:t>ViT</w:t>
-      </w:r>
-      <w:r>
-        <w:rPr>
-          <w:rFonts w:hint="eastAsia"/>
-          <w:sz w:val="24"/>
-          <w:lang w:val="en-GB"/>
-        </w:rPr>
-        <w:t>）</w:t>
-      </w:r>
-      <w:r>
-        <w:rPr>
-          <w:rFonts w:hint="eastAsia"/>
-          <w:sz w:val="24"/>
-          <w:lang w:val="en-GB"/>
-        </w:rPr>
-        <w:t>[8]</w:t>
-      </w:r>
-      <w:r>
-        <w:rPr>
-          <w:rFonts w:hint="eastAsia"/>
-          <w:sz w:val="24"/>
-          <w:lang w:val="en-GB"/>
-        </w:rPr>
-        <w:t>图像编码器的大部分参数的同时，通过</w:t>
-      </w:r>
-      <w:r>
-        <w:rPr>
-          <w:rFonts w:hint="eastAsia"/>
-          <w:sz w:val="24"/>
-          <w:lang w:val="en-GB"/>
-        </w:rPr>
-        <w:t>adapter</w:t>
-      </w:r>
-      <w:r>
-        <w:rPr>
-          <w:rFonts w:hint="eastAsia"/>
-          <w:sz w:val="24"/>
-          <w:lang w:val="en-GB"/>
-        </w:rPr>
-        <w:t>插入少量可训练参数，</w:t>
-      </w:r>
-      <w:r>
-        <w:rPr>
-          <w:rFonts w:hint="eastAsia"/>
-          <w:sz w:val="24"/>
-          <w:lang w:val="en-GB"/>
-        </w:rPr>
-        <w:t>CWSAM</w:t>
-      </w:r>
-      <w:r>
-        <w:rPr>
-          <w:rFonts w:hint="eastAsia"/>
-          <w:sz w:val="24"/>
-          <w:lang w:val="en-GB"/>
-        </w:rPr>
-        <w:t>将</w:t>
-      </w:r>
-      <w:r>
-        <w:rPr>
-          <w:rFonts w:hint="eastAsia"/>
-          <w:sz w:val="24"/>
-          <w:lang w:val="en-GB"/>
-        </w:rPr>
-        <w:t>SAM</w:t>
-      </w:r>
-      <w:r>
-        <w:rPr>
-          <w:rFonts w:hint="eastAsia"/>
-          <w:sz w:val="24"/>
-          <w:lang w:val="en-GB"/>
-        </w:rPr>
-        <w:t>的自然场景领域迁移至</w:t>
-      </w:r>
-      <w:r>
-        <w:rPr>
-          <w:rFonts w:hint="eastAsia"/>
-          <w:sz w:val="24"/>
-          <w:lang w:val="en-GB"/>
-        </w:rPr>
-        <w:t>SAR</w:t>
-      </w:r>
-      <w:r>
-        <w:rPr>
-          <w:rFonts w:hint="eastAsia"/>
-          <w:sz w:val="24"/>
-          <w:lang w:val="en-GB"/>
-        </w:rPr>
-        <w:t>领域，探索大型模型在</w:t>
-      </w:r>
-      <w:r>
-        <w:rPr>
-          <w:rFonts w:hint="eastAsia"/>
-          <w:sz w:val="24"/>
-          <w:lang w:val="en-GB"/>
-        </w:rPr>
-        <w:t>SAR</w:t>
-      </w:r>
-      <w:r>
-        <w:rPr>
-          <w:rFonts w:hint="eastAsia"/>
-          <w:sz w:val="24"/>
-          <w:lang w:val="en-GB"/>
-        </w:rPr>
-        <w:t>下游任务（如土地覆盖分类）中的潜在应用。由于模型权重中仅有限参数可通过梯度训练，</w:t>
-      </w:r>
-      <w:r>
-        <w:rPr>
-          <w:rFonts w:hint="eastAsia"/>
-          <w:sz w:val="24"/>
-          <w:lang w:val="en-GB"/>
-        </w:rPr>
-        <w:t>CWSAM</w:t>
-      </w:r>
-      <w:r>
-        <w:rPr>
-          <w:rFonts w:hint="eastAsia"/>
-          <w:sz w:val="24"/>
-          <w:lang w:val="en-GB"/>
-        </w:rPr>
-        <w:t>需求较低计算资源，训练过程高效。我们构建</w:t>
-      </w:r>
-      <w:r>
-        <w:rPr>
-          <w:rFonts w:hint="eastAsia"/>
-          <w:sz w:val="24"/>
-          <w:lang w:val="en-GB"/>
-        </w:rPr>
-        <w:t>CWSAM</w:t>
-      </w:r>
-      <w:r>
-        <w:rPr>
-          <w:rFonts w:hint="eastAsia"/>
-          <w:sz w:val="24"/>
-          <w:lang w:val="en-GB"/>
-        </w:rPr>
-        <w:t>作为视觉基础模型应用于</w:t>
-      </w:r>
-      <w:r>
-        <w:rPr>
-          <w:rFonts w:hint="eastAsia"/>
-          <w:sz w:val="24"/>
-          <w:lang w:val="en-GB"/>
-        </w:rPr>
-        <w:t>SAR</w:t>
-      </w:r>
-      <w:r>
-        <w:rPr>
-          <w:rFonts w:hint="eastAsia"/>
-          <w:sz w:val="24"/>
-          <w:lang w:val="en-GB"/>
-        </w:rPr>
-        <w:t>图像的初步尝试，并相信此类具备可行计算成本的有效方法，将为基础模型在</w:t>
-      </w:r>
-      <w:r>
-        <w:rPr>
-          <w:rFonts w:hint="eastAsia"/>
-          <w:sz w:val="24"/>
-          <w:lang w:val="en-GB"/>
-        </w:rPr>
-        <w:t>SAR</w:t>
-      </w:r>
-      <w:r>
-        <w:rPr>
-          <w:rFonts w:hint="eastAsia"/>
-          <w:sz w:val="24"/>
-          <w:lang w:val="en-GB"/>
-        </w:rPr>
-        <w:t>智能解译的发展带来良好前景。大量实验表明该方法在分割性能和训练过程上的效率与可靠性。</w:t>
-      </w:r>
-      <w:r>
-        <w:rPr>
-          <w:rFonts w:hint="eastAsia"/>
-          <w:sz w:val="24"/>
-          <w:lang w:val="en-GB"/>
-        </w:rPr>
-        <w:t>CWSAM</w:t>
-      </w:r>
-      <w:r>
-        <w:rPr>
-          <w:rFonts w:hint="eastAsia"/>
-          <w:sz w:val="24"/>
-          <w:lang w:val="en-GB"/>
-        </w:rPr>
-        <w:t>以更少的可训练参数和更低的内存消耗，优于多种最先进语义分割算法。据我们所知，这是首次将</w:t>
-      </w:r>
-      <w:r>
-        <w:rPr>
-          <w:rFonts w:hint="eastAsia"/>
-          <w:sz w:val="24"/>
-          <w:lang w:val="en-GB"/>
-        </w:rPr>
-        <w:t>SAM</w:t>
-      </w:r>
-      <w:r>
-        <w:rPr>
-          <w:rFonts w:hint="eastAsia"/>
-          <w:sz w:val="24"/>
-          <w:lang w:val="en-GB"/>
-        </w:rPr>
-        <w:t>引入</w:t>
-      </w:r>
-      <w:r>
-        <w:rPr>
-          <w:rFonts w:hint="eastAsia"/>
-          <w:sz w:val="24"/>
-          <w:lang w:val="en-GB"/>
-        </w:rPr>
-        <w:t>SAR</w:t>
-      </w:r>
-      <w:r>
-        <w:rPr>
-          <w:rFonts w:hint="eastAsia"/>
-          <w:sz w:val="24"/>
-          <w:lang w:val="en-GB"/>
-        </w:rPr>
-        <w:t>领域进行参数高效微调，以实现具备类别感知能力的语义分割下游任务。综上，本文贡献可总结如下：</w:t>
-      </w:r>
-      <w:r>
-        <w:rPr>
-          <w:rFonts w:hint="eastAsia"/>
-          <w:sz w:val="24"/>
-          <w:lang w:val="en-GB"/>
-        </w:rPr>
-        <w:t>1</w:t>
-      </w:r>
-      <w:r>
-        <w:rPr>
-          <w:rFonts w:hint="eastAsia"/>
-          <w:sz w:val="24"/>
-          <w:lang w:val="en-GB"/>
-        </w:rPr>
-        <w:t>）提出的</w:t>
-      </w:r>
-      <w:r>
-        <w:rPr>
-          <w:rFonts w:hint="eastAsia"/>
-          <w:sz w:val="24"/>
-          <w:lang w:val="en-GB"/>
-        </w:rPr>
-        <w:t>CWSAM</w:t>
-      </w:r>
-      <w:r>
-        <w:rPr>
-          <w:rFonts w:hint="eastAsia"/>
-          <w:sz w:val="24"/>
-          <w:lang w:val="en-GB"/>
-        </w:rPr>
-        <w:t>引入端到端架构，在</w:t>
-      </w:r>
-      <w:r>
-        <w:rPr>
-          <w:rFonts w:hint="eastAsia"/>
-          <w:sz w:val="24"/>
-          <w:lang w:val="en-GB"/>
-        </w:rPr>
-        <w:t>SAM</w:t>
-      </w:r>
-      <w:r>
-        <w:rPr>
-          <w:rFonts w:hint="eastAsia"/>
-          <w:sz w:val="24"/>
-          <w:lang w:val="en-GB"/>
-        </w:rPr>
-        <w:t>图像编码器中插入轻量级</w:t>
-      </w:r>
-      <w:r>
-        <w:rPr>
-          <w:rFonts w:hint="eastAsia"/>
-          <w:sz w:val="24"/>
-          <w:lang w:val="en-GB"/>
-        </w:rPr>
-        <w:lastRenderedPageBreak/>
-        <w:t>adapter</w:t>
-      </w:r>
-      <w:r>
-        <w:rPr>
-          <w:rFonts w:hint="eastAsia"/>
-          <w:sz w:val="24"/>
-          <w:lang w:val="en-GB"/>
-        </w:rPr>
-        <w:t>，实现大模型的高效参数微调。该方法将</w:t>
-      </w:r>
-      <w:r>
-        <w:rPr>
-          <w:rFonts w:hint="eastAsia"/>
-          <w:sz w:val="24"/>
-          <w:lang w:val="en-GB"/>
-        </w:rPr>
-        <w:t>SAM</w:t>
-      </w:r>
-      <w:r>
-        <w:rPr>
-          <w:rFonts w:hint="eastAsia"/>
-          <w:sz w:val="24"/>
-          <w:lang w:val="en-GB"/>
-        </w:rPr>
-        <w:t>的自然场景领域迁移至</w:t>
-      </w:r>
-      <w:r>
-        <w:rPr>
-          <w:rFonts w:hint="eastAsia"/>
-          <w:sz w:val="24"/>
-          <w:lang w:val="en-GB"/>
-        </w:rPr>
-        <w:t>SAR</w:t>
-      </w:r>
-      <w:r>
-        <w:rPr>
-          <w:rFonts w:hint="eastAsia"/>
-          <w:sz w:val="24"/>
-          <w:lang w:val="en-GB"/>
-        </w:rPr>
-        <w:t>领域。通过利用视觉基础模型，在</w:t>
-      </w:r>
-      <w:r>
-        <w:rPr>
-          <w:rFonts w:hint="eastAsia"/>
-          <w:sz w:val="24"/>
-          <w:lang w:val="en-GB"/>
-        </w:rPr>
-        <w:t>SAR</w:t>
-      </w:r>
-      <w:r>
-        <w:rPr>
-          <w:rFonts w:hint="eastAsia"/>
-          <w:sz w:val="24"/>
-          <w:lang w:val="en-GB"/>
-        </w:rPr>
-        <w:t>图像的土地覆盖分类任务中实现可靠性能。</w:t>
-      </w:r>
-      <w:r>
-        <w:rPr>
-          <w:rFonts w:hint="eastAsia"/>
-          <w:sz w:val="24"/>
-          <w:lang w:val="en-GB"/>
-        </w:rPr>
-        <w:t>2</w:t>
-      </w:r>
-      <w:r>
-        <w:rPr>
-          <w:rFonts w:hint="eastAsia"/>
-          <w:sz w:val="24"/>
-          <w:lang w:val="en-GB"/>
-        </w:rPr>
-        <w:t>）设计了</w:t>
-      </w:r>
-      <w:r>
-        <w:rPr>
-          <w:rFonts w:hint="eastAsia"/>
-          <w:sz w:val="24"/>
-          <w:lang w:val="en-GB"/>
-        </w:rPr>
-        <w:t>CWSAM</w:t>
-      </w:r>
-      <w:r>
-        <w:rPr>
-          <w:rFonts w:hint="eastAsia"/>
-          <w:sz w:val="24"/>
-          <w:lang w:val="en-GB"/>
-        </w:rPr>
-        <w:t>的类别掩码解码器，将类别属性扩展至原类别无关的</w:t>
-      </w:r>
-      <w:r>
-        <w:rPr>
-          <w:rFonts w:hint="eastAsia"/>
-          <w:sz w:val="24"/>
-          <w:lang w:val="en-GB"/>
-        </w:rPr>
-        <w:t>SAM</w:t>
-      </w:r>
-      <w:r>
-        <w:rPr>
-          <w:rFonts w:hint="eastAsia"/>
-          <w:sz w:val="24"/>
-          <w:lang w:val="en-GB"/>
-        </w:rPr>
-        <w:t>模型，支持精细语义分割下游任务。针对</w:t>
-      </w:r>
-      <w:r>
-        <w:rPr>
-          <w:rFonts w:hint="eastAsia"/>
-          <w:sz w:val="24"/>
-          <w:lang w:val="en-GB"/>
-        </w:rPr>
-        <w:t>SAR</w:t>
-      </w:r>
-      <w:r>
-        <w:rPr>
-          <w:rFonts w:hint="eastAsia"/>
-          <w:sz w:val="24"/>
-          <w:lang w:val="en-GB"/>
-        </w:rPr>
-        <w:t>图像，类别掩码解码器中轻量级的类别级上采样卷积层用于像素级识别多类别土地覆盖。</w:t>
-      </w:r>
-      <w:r>
-        <w:rPr>
-          <w:rFonts w:hint="eastAsia"/>
-          <w:sz w:val="24"/>
-          <w:lang w:val="en-GB"/>
-        </w:rPr>
-        <w:t>3</w:t>
-      </w:r>
-      <w:r>
-        <w:rPr>
-          <w:rFonts w:hint="eastAsia"/>
-          <w:sz w:val="24"/>
-          <w:lang w:val="en-GB"/>
-        </w:rPr>
-        <w:t>）设计了</w:t>
-      </w:r>
-      <w:r>
-        <w:rPr>
-          <w:rFonts w:hint="eastAsia"/>
-          <w:sz w:val="24"/>
-          <w:lang w:val="en-GB"/>
-        </w:rPr>
-        <w:t>SAR</w:t>
-      </w:r>
-      <w:r>
-        <w:rPr>
-          <w:rFonts w:hint="eastAsia"/>
-          <w:sz w:val="24"/>
-          <w:lang w:val="en-GB"/>
-        </w:rPr>
-        <w:t>图像低频信息的任务特定输入模块，通过二维图像快速傅里叶变换在端到端架构中自动提供充分的土地覆盖语义信息，提升分割性能。全面实验表明</w:t>
-      </w:r>
-      <w:r>
-        <w:rPr>
-          <w:rFonts w:hint="eastAsia"/>
-          <w:sz w:val="24"/>
-          <w:lang w:val="en-GB"/>
-        </w:rPr>
-        <w:t>CWSAM</w:t>
-      </w:r>
-      <w:r>
-        <w:rPr>
-          <w:rFonts w:hint="eastAsia"/>
-          <w:sz w:val="24"/>
-          <w:lang w:val="en-GB"/>
-        </w:rPr>
-        <w:t>超越多种现有语义分割算法，同时无需高计算成本。尽管面临</w:t>
-      </w:r>
-      <w:r>
-        <w:rPr>
-          <w:rFonts w:hint="eastAsia"/>
-          <w:sz w:val="24"/>
-          <w:lang w:val="en-GB"/>
-        </w:rPr>
-        <w:t>SAR</w:t>
-      </w:r>
-      <w:r>
-        <w:rPr>
-          <w:rFonts w:hint="eastAsia"/>
-          <w:sz w:val="24"/>
-          <w:lang w:val="en-GB"/>
-        </w:rPr>
-        <w:t>与</w:t>
-      </w:r>
-      <w:r>
-        <w:rPr>
-          <w:rFonts w:hint="eastAsia"/>
-          <w:sz w:val="24"/>
-          <w:lang w:val="en-GB"/>
-        </w:rPr>
-        <w:t>SAM</w:t>
-      </w:r>
-      <w:r>
-        <w:rPr>
-          <w:rFonts w:hint="eastAsia"/>
-          <w:sz w:val="24"/>
-          <w:lang w:val="en-GB"/>
-        </w:rPr>
-        <w:t>自然图像特性差异，所提方法成功利用基础模型优势提升</w:t>
-      </w:r>
-      <w:r>
-        <w:rPr>
-          <w:rFonts w:hint="eastAsia"/>
-          <w:sz w:val="24"/>
-          <w:lang w:val="en-GB"/>
-        </w:rPr>
-        <w:t>SAR</w:t>
-      </w:r>
-      <w:r>
-        <w:rPr>
-          <w:rFonts w:hint="eastAsia"/>
-          <w:sz w:val="24"/>
-          <w:lang w:val="en-GB"/>
-        </w:rPr>
-        <w:t>图像的分割性能。</w:t>
-      </w:r>
-    </w:p>
-    <w:p>
-      <w:pPr>
-        <w:spacing w:line="400" w:lineRule="exact"/>
-        <w:ind w:firstLine="420"/>
-        <w:rPr>
-          <w:sz w:val="24"/>
-          <w:lang w:val="en-GB"/>
-        </w:rPr>
-      </w:pPr>
-      <w:r>
-        <w:rPr>
-          <w:rFonts w:hint="eastAsia"/>
-          <w:sz w:val="24"/>
-          <w:lang w:val="en-GB"/>
-        </w:rPr>
-        <w:t>然而，基于该范式的方法通常因自然图像与遥感图像间的差异而表现有限。因此，最近提出了一些大规模遥感模型</w:t>
-      </w:r>
-      <w:r>
-        <w:rPr>
-          <w:rFonts w:hint="eastAsia"/>
-          <w:sz w:val="24"/>
-          <w:lang w:val="en-GB"/>
-        </w:rPr>
-        <w:t>[9]</w:t>
-      </w:r>
-      <w:r>
-        <w:rPr>
-          <w:rFonts w:hint="eastAsia"/>
-          <w:sz w:val="24"/>
-          <w:lang w:val="en-GB"/>
-        </w:rPr>
-        <w:t>，</w:t>
-      </w:r>
-      <w:r>
-        <w:rPr>
-          <w:rFonts w:hint="eastAsia"/>
-          <w:sz w:val="24"/>
-          <w:lang w:val="en-GB"/>
-        </w:rPr>
-        <w:t>[10]</w:t>
-      </w:r>
-      <w:r>
-        <w:rPr>
-          <w:rFonts w:hint="eastAsia"/>
-          <w:sz w:val="24"/>
-          <w:lang w:val="en-GB"/>
-        </w:rPr>
-        <w:t>以解决此问题。尽管如此，这些遥感大规模模型主要强调基础模型的通用预训练，而非针对具体分割任务，亦限制了分割性能。值得注意的是，基于前述在自然图像上进行通用预训练的模型也存在此限制。</w:t>
-      </w:r>
-    </w:p>
-    <w:p>
-      <w:pPr>
-        <w:spacing w:line="400" w:lineRule="exact"/>
-        <w:ind w:firstLine="420"/>
-        <w:rPr>
-          <w:sz w:val="24"/>
-          <w:lang w:val="en-GB"/>
-        </w:rPr>
-      </w:pPr>
-      <w:r>
-        <w:rPr>
-          <w:rFonts w:hint="eastAsia"/>
-          <w:sz w:val="24"/>
-          <w:lang w:val="en-GB"/>
-        </w:rPr>
-        <w:t>通用用途也存在这一限制。因此，为了避免上述限制，我们引入了一种基于自然图像预训练的分割任务范式，然后对遥感（</w:t>
-      </w:r>
-      <w:r>
-        <w:rPr>
-          <w:rFonts w:hint="eastAsia"/>
-          <w:sz w:val="24"/>
-          <w:lang w:val="en-GB"/>
-        </w:rPr>
-        <w:t>RS</w:t>
-      </w:r>
-      <w:r>
-        <w:rPr>
-          <w:rFonts w:hint="eastAsia"/>
-          <w:sz w:val="24"/>
-          <w:lang w:val="en-GB"/>
-        </w:rPr>
-        <w:t>）图像进行微调。尽管这对于小规模模型并非新范式，但目前仍缺乏基于该范式的遥感语义分割大规模模型方法。这是因为两个挑战限制了大规模自然图像分割模型，尤其是“分割一切模型”（</w:t>
-      </w:r>
-      <w:r>
-        <w:rPr>
-          <w:rFonts w:hint="eastAsia"/>
-          <w:sz w:val="24"/>
-          <w:lang w:val="en-GB"/>
-        </w:rPr>
-        <w:t>SAM</w:t>
-      </w:r>
-      <w:r>
-        <w:rPr>
-          <w:rFonts w:hint="eastAsia"/>
-          <w:sz w:val="24"/>
-          <w:lang w:val="en-GB"/>
-        </w:rPr>
-        <w:t>）</w:t>
-      </w:r>
-      <w:r>
-        <w:rPr>
-          <w:rFonts w:hint="eastAsia"/>
-          <w:sz w:val="24"/>
-          <w:lang w:val="en-GB"/>
-        </w:rPr>
-        <w:t>[11]</w:t>
-      </w:r>
-      <w:r>
-        <w:rPr>
-          <w:rFonts w:hint="eastAsia"/>
-          <w:sz w:val="24"/>
-          <w:lang w:val="en-GB"/>
-        </w:rPr>
-        <w:t>，在遥感图像语义分割中的适应性。首先，如王等人</w:t>
-      </w:r>
-      <w:r>
-        <w:rPr>
-          <w:rFonts w:hint="eastAsia"/>
-          <w:sz w:val="24"/>
-          <w:lang w:val="en-GB"/>
-        </w:rPr>
-        <w:t>[12]</w:t>
-      </w:r>
-      <w:r>
-        <w:rPr>
-          <w:rFonts w:hint="eastAsia"/>
-          <w:sz w:val="24"/>
-          <w:lang w:val="en-GB"/>
-        </w:rPr>
-        <w:t>所证实，许多大规模视觉模型（即视觉变换器）的主干网络具有低通滤波特性，这可能导致分割边缘不清晰。第二，天然图像和遥感图像的特性不同。实际上，遥感图像中存在许多不同尺度且变化较大的物体，而自然图像中物体的尺度变化通常要小得多。因此，大规模自然图像分割模型难以适应遥感图像中多样的物体尺度和不均匀分布。尤其对于</w:t>
-      </w:r>
-      <w:r>
-        <w:rPr>
-          <w:rFonts w:hint="eastAsia"/>
-          <w:sz w:val="24"/>
-          <w:lang w:val="en-GB"/>
-        </w:rPr>
-        <w:t>SAM</w:t>
-      </w:r>
-      <w:r>
-        <w:rPr>
-          <w:rFonts w:hint="eastAsia"/>
-          <w:sz w:val="24"/>
-          <w:lang w:val="en-GB"/>
-        </w:rPr>
-        <w:t>，除上述限制外，其输出</w:t>
-      </w:r>
-      <w:r>
-        <w:rPr>
-          <w:rFonts w:hint="eastAsia"/>
-          <w:sz w:val="24"/>
-          <w:lang w:val="en-GB"/>
-        </w:rPr>
-        <w:t>tokens</w:t>
-      </w:r>
-      <w:r>
-        <w:rPr>
-          <w:rFonts w:hint="eastAsia"/>
-          <w:sz w:val="24"/>
-          <w:lang w:val="en-GB"/>
-        </w:rPr>
-        <w:t>是针对自然图像训练的，鉴于自然图像与遥感图像的分布差异，直接用于遥感图像的语义分割并不合适。</w:t>
-      </w:r>
-      <w:r>
-        <w:rPr>
-          <w:rFonts w:hint="eastAsia"/>
-          <w:sz w:val="24"/>
-          <w:lang w:val="en-GB"/>
-        </w:rPr>
-        <w:t>RS-Prompter [13]</w:t>
-      </w:r>
-      <w:r>
-        <w:rPr>
-          <w:rFonts w:hint="eastAsia"/>
-          <w:sz w:val="24"/>
-          <w:lang w:val="en-GB"/>
-        </w:rPr>
-        <w:t>和</w:t>
-      </w:r>
-      <w:r>
-        <w:rPr>
-          <w:rFonts w:hint="eastAsia"/>
-          <w:sz w:val="24"/>
-          <w:lang w:val="en-GB"/>
-        </w:rPr>
-        <w:t>Osco</w:t>
-      </w:r>
-      <w:r>
-        <w:rPr>
-          <w:rFonts w:hint="eastAsia"/>
-          <w:sz w:val="24"/>
-          <w:lang w:val="en-GB"/>
-        </w:rPr>
-        <w:t>等人</w:t>
-      </w:r>
-      <w:r>
-        <w:rPr>
-          <w:rFonts w:hint="eastAsia"/>
-          <w:sz w:val="24"/>
-          <w:lang w:val="en-GB"/>
-        </w:rPr>
-        <w:t>[14]</w:t>
-      </w:r>
-      <w:r>
-        <w:rPr>
-          <w:rFonts w:hint="eastAsia"/>
-          <w:sz w:val="24"/>
-          <w:lang w:val="en-GB"/>
-        </w:rPr>
-        <w:t>分别通过添加额外的提示生成器和输入遥感图像提示解决了这一问题。因此，提示数据集对于他们的方法来说是不可或缺的，而制作提示数据集耗时且资源消耗巨大。此外，</w:t>
-      </w:r>
-      <w:r>
-        <w:rPr>
-          <w:rFonts w:hint="eastAsia"/>
-          <w:sz w:val="24"/>
-          <w:lang w:val="en-GB"/>
-        </w:rPr>
-        <w:t>[13]</w:t>
-      </w:r>
-      <w:r>
-        <w:rPr>
-          <w:rFonts w:hint="eastAsia"/>
-          <w:sz w:val="24"/>
-          <w:lang w:val="en-GB"/>
-        </w:rPr>
-        <w:t>和</w:t>
-      </w:r>
-      <w:r>
-        <w:rPr>
-          <w:rFonts w:hint="eastAsia"/>
-          <w:sz w:val="24"/>
-          <w:lang w:val="en-GB"/>
-        </w:rPr>
-        <w:t>[14]</w:t>
-      </w:r>
-      <w:r>
-        <w:rPr>
-          <w:rFonts w:hint="eastAsia"/>
-          <w:sz w:val="24"/>
-          <w:lang w:val="en-GB"/>
-        </w:rPr>
-        <w:t>中提出的机制是针对遥感实例分割而非语义分割。为缓解上述问题，我们提出了一种多尺度增强</w:t>
-      </w:r>
-      <w:r>
-        <w:rPr>
-          <w:rFonts w:hint="eastAsia"/>
-          <w:sz w:val="24"/>
-          <w:lang w:val="en-GB"/>
-        </w:rPr>
-        <w:t>SAM</w:t>
-      </w:r>
-      <w:r>
-        <w:rPr>
-          <w:rFonts w:hint="eastAsia"/>
-          <w:sz w:val="24"/>
-          <w:lang w:val="en-GB"/>
-        </w:rPr>
-        <w:t>（</w:t>
-      </w:r>
-      <w:r>
-        <w:rPr>
-          <w:rFonts w:hint="eastAsia"/>
-          <w:sz w:val="24"/>
-          <w:lang w:val="en-GB"/>
-        </w:rPr>
-        <w:t>MeSAM</w:t>
-      </w:r>
-      <w:r>
-        <w:rPr>
-          <w:rFonts w:hint="eastAsia"/>
-          <w:sz w:val="24"/>
-          <w:lang w:val="en-GB"/>
-        </w:rPr>
-        <w:t>）用于遥感图像的语义分割。具体而言，我们的方法以</w:t>
-      </w:r>
-      <w:r>
-        <w:rPr>
-          <w:rFonts w:hint="eastAsia"/>
-          <w:sz w:val="24"/>
-          <w:lang w:val="en-GB"/>
-        </w:rPr>
-        <w:t>SAM [11]</w:t>
-      </w:r>
-      <w:r>
-        <w:rPr>
-          <w:rFonts w:hint="eastAsia"/>
-          <w:sz w:val="24"/>
-          <w:lang w:val="en-GB"/>
-        </w:rPr>
-        <w:t>作为遥感语义分割的基础模型。得益于拥有大量带掩码的训练数据，</w:t>
-      </w:r>
-      <w:r>
-        <w:rPr>
-          <w:rFonts w:hint="eastAsia"/>
-          <w:sz w:val="24"/>
-          <w:lang w:val="en-GB"/>
-        </w:rPr>
-        <w:t>SAM</w:t>
-      </w:r>
-      <w:r>
-        <w:rPr>
-          <w:rFonts w:hint="eastAsia"/>
-          <w:sz w:val="24"/>
-          <w:lang w:val="en-GB"/>
-        </w:rPr>
-        <w:t>通过提示学习进行分割任务预训练，而非用于通用目的的自监督学习</w:t>
-      </w:r>
-      <w:r>
-        <w:rPr>
-          <w:rFonts w:hint="eastAsia"/>
-          <w:sz w:val="24"/>
-          <w:lang w:val="en-GB"/>
-        </w:rPr>
-        <w:t>[15]</w:t>
-      </w:r>
-      <w:r>
-        <w:rPr>
-          <w:rFonts w:hint="eastAsia"/>
-          <w:sz w:val="24"/>
-          <w:lang w:val="en-GB"/>
-        </w:rPr>
-        <w:t>，这赋予了该模型卓越的分割泛化能力。另一方面，虽然</w:t>
-      </w:r>
-      <w:r>
-        <w:rPr>
-          <w:rFonts w:hint="eastAsia"/>
-          <w:sz w:val="24"/>
-          <w:lang w:val="en-GB"/>
-        </w:rPr>
-        <w:t>SAM</w:t>
-      </w:r>
-      <w:r>
-        <w:rPr>
-          <w:rFonts w:hint="eastAsia"/>
-          <w:sz w:val="24"/>
-          <w:lang w:val="en-GB"/>
-        </w:rPr>
-        <w:t>出色的泛化能力使其能够直接分割遥感图像，但因上述问题，其性能仍受限，如图</w:t>
-      </w:r>
-      <w:r>
-        <w:rPr>
-          <w:rFonts w:hint="eastAsia"/>
-          <w:sz w:val="24"/>
-          <w:lang w:val="en-GB"/>
-        </w:rPr>
-        <w:t>1</w:t>
-      </w:r>
-      <w:r>
-        <w:rPr>
-          <w:rFonts w:hint="eastAsia"/>
-          <w:sz w:val="24"/>
-          <w:lang w:val="en-GB"/>
-        </w:rPr>
-        <w:t>所示。因此，我们首先引入了</w:t>
-      </w:r>
-      <w:r>
-        <w:rPr>
-          <w:rFonts w:hint="eastAsia"/>
-          <w:sz w:val="24"/>
-          <w:lang w:val="en-GB"/>
-        </w:rPr>
-        <w:t>inception</w:t>
-      </w:r>
-      <w:r>
-        <w:rPr>
-          <w:rFonts w:hint="eastAsia"/>
-          <w:sz w:val="24"/>
-          <w:lang w:val="en-GB"/>
-        </w:rPr>
-        <w:t>混合器重构</w:t>
-      </w:r>
-      <w:r>
-        <w:rPr>
-          <w:rFonts w:hint="eastAsia"/>
-          <w:sz w:val="24"/>
-          <w:lang w:val="en-GB"/>
-        </w:rPr>
-        <w:t>SAM</w:t>
-      </w:r>
-      <w:r>
-        <w:rPr>
-          <w:rFonts w:hint="eastAsia"/>
-          <w:sz w:val="24"/>
-          <w:lang w:val="en-GB"/>
-        </w:rPr>
-        <w:t>图像编码器中的注意力模块，形成</w:t>
-      </w:r>
-      <w:r>
-        <w:rPr>
-          <w:rFonts w:hint="eastAsia"/>
-          <w:sz w:val="24"/>
-          <w:lang w:val="en-GB"/>
-        </w:rPr>
-        <w:t>inception</w:t>
-      </w:r>
-      <w:r>
-        <w:rPr>
-          <w:rFonts w:hint="eastAsia"/>
-          <w:sz w:val="24"/>
-          <w:lang w:val="en-GB"/>
-        </w:rPr>
-        <w:t>变换器，从而避免了视觉变换器低通滤波导致的高频信息丢失。随后，我们通过多尺度卷积核和来自</w:t>
-      </w:r>
-      <w:r>
-        <w:rPr>
-          <w:rFonts w:hint="eastAsia"/>
-          <w:sz w:val="24"/>
-          <w:lang w:val="en-GB"/>
-        </w:rPr>
-        <w:t>inception</w:t>
-      </w:r>
-      <w:r>
-        <w:rPr>
-          <w:rFonts w:hint="eastAsia"/>
-          <w:sz w:val="24"/>
-          <w:lang w:val="en-GB"/>
-        </w:rPr>
-        <w:t>变换器的跳跃连接实现多尺度特征提取，从</w:t>
-      </w:r>
-      <w:r>
-        <w:rPr>
-          <w:rFonts w:hint="eastAsia"/>
-          <w:sz w:val="24"/>
-          <w:lang w:val="en-GB"/>
-        </w:rPr>
-        <w:lastRenderedPageBreak/>
-        <w:t>而使原始</w:t>
-      </w:r>
-      <w:r>
-        <w:rPr>
-          <w:rFonts w:hint="eastAsia"/>
-          <w:sz w:val="24"/>
-          <w:lang w:val="en-GB"/>
-        </w:rPr>
-        <w:t>SAM</w:t>
-      </w:r>
-      <w:r>
-        <w:rPr>
-          <w:rFonts w:hint="eastAsia"/>
-          <w:sz w:val="24"/>
-          <w:lang w:val="en-GB"/>
-        </w:rPr>
-        <w:t>适应具有变尺度物体的遥感图像。最后，通过在解码器中加入可学习的遥感</w:t>
-      </w:r>
-      <w:r>
-        <w:rPr>
-          <w:rFonts w:hint="eastAsia"/>
-          <w:sz w:val="24"/>
-          <w:lang w:val="en-GB"/>
-        </w:rPr>
-        <w:t>token</w:t>
-      </w:r>
-      <w:r>
-        <w:rPr>
-          <w:rFonts w:hint="eastAsia"/>
-          <w:sz w:val="24"/>
-          <w:lang w:val="en-GB"/>
-        </w:rPr>
-        <w:t>及校正模块来修正自然图像的输出</w:t>
-      </w:r>
-      <w:r>
-        <w:rPr>
-          <w:rFonts w:hint="eastAsia"/>
-          <w:sz w:val="24"/>
-          <w:lang w:val="en-GB"/>
-        </w:rPr>
-        <w:t>tokens</w:t>
-      </w:r>
-      <w:r>
-        <w:rPr>
-          <w:rFonts w:hint="eastAsia"/>
-          <w:sz w:val="24"/>
-          <w:lang w:val="en-GB"/>
-        </w:rPr>
-        <w:t>，缓解了自然图像与遥感图像分布差异带来的性能限制。本文贡献总结如下：</w:t>
-      </w:r>
-      <w:r>
-        <w:rPr>
-          <w:rFonts w:hint="eastAsia"/>
-          <w:sz w:val="24"/>
-          <w:lang w:val="en-GB"/>
-        </w:rPr>
-        <w:t>1</w:t>
-      </w:r>
-      <w:r>
-        <w:rPr>
-          <w:rFonts w:hint="eastAsia"/>
-          <w:sz w:val="24"/>
-          <w:lang w:val="en-GB"/>
-        </w:rPr>
-        <w:t>）我们提出了一种用于遥感图像语义分割的大规模模型</w:t>
-      </w:r>
-      <w:r>
-        <w:rPr>
-          <w:rFonts w:hint="eastAsia"/>
-          <w:sz w:val="24"/>
-          <w:lang w:val="en-GB"/>
-        </w:rPr>
-        <w:t>MeSAM</w:t>
-      </w:r>
-      <w:r>
-        <w:rPr>
-          <w:rFonts w:hint="eastAsia"/>
-          <w:sz w:val="24"/>
-          <w:lang w:val="en-GB"/>
-        </w:rPr>
-        <w:t>，其性能优于已有的遥感语义分割最新先进方法（</w:t>
-      </w:r>
-      <w:r>
-        <w:rPr>
-          <w:rFonts w:hint="eastAsia"/>
-          <w:sz w:val="24"/>
-          <w:lang w:val="en-GB"/>
-        </w:rPr>
-        <w:t>SOTA</w:t>
-      </w:r>
-      <w:r>
-        <w:rPr>
-          <w:rFonts w:hint="eastAsia"/>
-          <w:sz w:val="24"/>
-          <w:lang w:val="en-GB"/>
-        </w:rPr>
-        <w:t>）。</w:t>
-      </w:r>
-      <w:r>
-        <w:rPr>
-          <w:rFonts w:hint="eastAsia"/>
-          <w:sz w:val="24"/>
-          <w:lang w:val="en-GB"/>
-        </w:rPr>
-        <w:t>2</w:t>
-      </w:r>
-      <w:r>
-        <w:rPr>
-          <w:rFonts w:hint="eastAsia"/>
-          <w:sz w:val="24"/>
-          <w:lang w:val="en-GB"/>
-        </w:rPr>
-        <w:t>）针对</w:t>
-      </w:r>
-      <w:r>
-        <w:rPr>
-          <w:rFonts w:hint="eastAsia"/>
-          <w:sz w:val="24"/>
-          <w:lang w:val="en-GB"/>
-        </w:rPr>
-        <w:t>SAM</w:t>
-      </w:r>
-      <w:r>
-        <w:rPr>
-          <w:rFonts w:hint="eastAsia"/>
-          <w:sz w:val="24"/>
-          <w:lang w:val="en-GB"/>
-        </w:rPr>
-        <w:t>，提出了一种高频和多尺度特征增强的高效微调范式，填补了基于分割预训练然后在遥感图像上微调的大规模语义分割的空白。与低秩适配（</w:t>
-      </w:r>
-      <w:r>
-        <w:rPr>
-          <w:rFonts w:hint="eastAsia"/>
-          <w:sz w:val="24"/>
-          <w:lang w:val="en-GB"/>
-        </w:rPr>
-        <w:t>LoRA</w:t>
-      </w:r>
-      <w:r>
-        <w:rPr>
-          <w:rFonts w:hint="eastAsia"/>
-          <w:sz w:val="24"/>
-          <w:lang w:val="en-GB"/>
-        </w:rPr>
-        <w:t>）</w:t>
-      </w:r>
-      <w:r>
-        <w:rPr>
-          <w:rFonts w:hint="eastAsia"/>
-          <w:sz w:val="24"/>
-          <w:lang w:val="en-GB"/>
-        </w:rPr>
-        <w:t>[16]</w:t>
-      </w:r>
-      <w:r>
-        <w:rPr>
-          <w:rFonts w:hint="eastAsia"/>
-          <w:sz w:val="24"/>
-          <w:lang w:val="en-GB"/>
-        </w:rPr>
-        <w:t>和适配器</w:t>
-      </w:r>
-      <w:r>
-        <w:rPr>
-          <w:rFonts w:hint="eastAsia"/>
-          <w:sz w:val="24"/>
-          <w:lang w:val="en-GB"/>
-        </w:rPr>
-        <w:t>[17]</w:t>
-      </w:r>
-      <w:r>
-        <w:rPr>
-          <w:rFonts w:hint="eastAsia"/>
-          <w:sz w:val="24"/>
-          <w:lang w:val="en-GB"/>
-        </w:rPr>
-        <w:t>等</w:t>
-      </w:r>
-      <w:r>
-        <w:rPr>
-          <w:rFonts w:hint="eastAsia"/>
-          <w:sz w:val="24"/>
-          <w:lang w:val="en-GB"/>
-        </w:rPr>
-        <w:t>SOTA</w:t>
-      </w:r>
-      <w:r>
-        <w:rPr>
-          <w:rFonts w:hint="eastAsia"/>
-          <w:sz w:val="24"/>
-          <w:lang w:val="en-GB"/>
-        </w:rPr>
-        <w:t>高效微调方法相比，所提微调方法取得了更佳结果（详见第四章</w:t>
-      </w:r>
-      <w:r>
-        <w:rPr>
-          <w:rFonts w:hint="eastAsia"/>
-          <w:sz w:val="24"/>
-          <w:lang w:val="en-GB"/>
-        </w:rPr>
-        <w:t>D1</w:t>
-      </w:r>
-      <w:r>
-        <w:rPr>
-          <w:rFonts w:hint="eastAsia"/>
-          <w:sz w:val="24"/>
-          <w:lang w:val="en-GB"/>
-        </w:rPr>
-        <w:t>节）。</w:t>
-      </w:r>
-      <w:r>
-        <w:rPr>
-          <w:rFonts w:hint="eastAsia"/>
-          <w:sz w:val="24"/>
-          <w:lang w:val="en-GB"/>
-        </w:rPr>
-        <w:t>3</w:t>
-      </w:r>
-      <w:r>
-        <w:rPr>
-          <w:rFonts w:hint="eastAsia"/>
-          <w:sz w:val="24"/>
-          <w:lang w:val="en-GB"/>
-        </w:rPr>
-        <w:t>）引入</w:t>
-      </w:r>
-      <w:r>
-        <w:rPr>
-          <w:rFonts w:hint="eastAsia"/>
-          <w:sz w:val="24"/>
-          <w:lang w:val="en-GB"/>
-        </w:rPr>
-        <w:t>inception</w:t>
-      </w:r>
-      <w:r>
-        <w:rPr>
-          <w:rFonts w:hint="eastAsia"/>
-          <w:sz w:val="24"/>
-          <w:lang w:val="en-GB"/>
-        </w:rPr>
-        <w:t>混合器微调</w:t>
-      </w:r>
-      <w:r>
-        <w:rPr>
-          <w:rFonts w:hint="eastAsia"/>
-          <w:sz w:val="24"/>
-          <w:lang w:val="en-GB"/>
-        </w:rPr>
-        <w:t>SAM</w:t>
-      </w:r>
-      <w:r>
-        <w:rPr>
-          <w:rFonts w:hint="eastAsia"/>
-          <w:sz w:val="24"/>
-          <w:lang w:val="en-GB"/>
-        </w:rPr>
-        <w:t>中的图像编码器，提高了高频和多尺度语义特征提取能力，提升了不同尺度以及具有丰富纹理或边缘物体的分割表现。</w:t>
-      </w:r>
-      <w:r>
-        <w:rPr>
-          <w:rFonts w:hint="eastAsia"/>
-          <w:sz w:val="24"/>
-          <w:lang w:val="en-GB"/>
         </w:rPr>
         <w:t>4</w:t>
       </w:r>
@@ -31588,780 +29136,20 @@
         <w:rPr>
           <w:rFonts w:hint="eastAsia"/>
           <w:sz w:val="24"/>
-          <w:lang w:val="en-GB"/>
-        </w:rPr>
-        <w:t>）在</w:t>
-      </w:r>
-      <w:r>
-        <w:rPr>
-          <w:rFonts w:hint="eastAsia"/>
-          <w:sz w:val="24"/>
-          <w:lang w:val="en-GB"/>
-        </w:rPr>
-        <w:t>SAM</w:t>
-      </w:r>
-      <w:r>
-        <w:rPr>
-          <w:rFonts w:hint="eastAsia"/>
-          <w:sz w:val="24"/>
-          <w:lang w:val="en-GB"/>
-        </w:rPr>
-        <w:t>的掩码解码器中设计可学习</w:t>
-      </w:r>
-      <w:r>
-        <w:rPr>
-          <w:rFonts w:hint="eastAsia"/>
-          <w:sz w:val="24"/>
-          <w:lang w:val="en-GB"/>
-        </w:rPr>
-        <w:t>token</w:t>
-      </w:r>
-      <w:r>
-        <w:rPr>
-          <w:rFonts w:hint="eastAsia"/>
-          <w:sz w:val="24"/>
-          <w:lang w:val="en-GB"/>
-        </w:rPr>
-        <w:t>和校正模块，用于遥感语义分割，可无需任何提示微调即校准自然图像输出</w:t>
-      </w:r>
-      <w:r>
-        <w:rPr>
-          <w:rFonts w:hint="eastAsia"/>
-          <w:sz w:val="24"/>
-          <w:lang w:val="en-GB"/>
-        </w:rPr>
-        <w:t>tokens</w:t>
-      </w:r>
-      <w:r>
-        <w:rPr>
-          <w:rFonts w:hint="eastAsia"/>
-          <w:sz w:val="24"/>
-          <w:lang w:val="en-GB"/>
-        </w:rPr>
-        <w:t>至遥感图像。由此，我们可以省去遥感语义分割提示数据集的收集。本文其余部分安排如下：第二章简要回顾相关工作；第三章详细描述</w:t>
-      </w:r>
-      <w:r>
-        <w:rPr>
-          <w:rFonts w:hint="eastAsia"/>
-          <w:sz w:val="24"/>
-          <w:lang w:val="en-GB"/>
-        </w:rPr>
-        <w:t>SAM</w:t>
-      </w:r>
-      <w:r>
-        <w:rPr>
-          <w:rFonts w:hint="eastAsia"/>
-          <w:sz w:val="24"/>
-          <w:lang w:val="en-GB"/>
-        </w:rPr>
-        <w:t>的应用范式及提出的</w:t>
-      </w:r>
-      <w:r>
-        <w:rPr>
-          <w:rFonts w:hint="eastAsia"/>
-          <w:sz w:val="24"/>
-          <w:lang w:val="en-GB"/>
-        </w:rPr>
-        <w:t>MeSAM</w:t>
-      </w:r>
-      <w:r>
-        <w:rPr>
-          <w:rFonts w:hint="eastAsia"/>
-          <w:sz w:val="24"/>
-          <w:lang w:val="en-GB"/>
-        </w:rPr>
-        <w:t>用于遥感图像语义分割；第四章提供全面的定量和定性实验结果与分析；最后，第五章总结全文。</w:t>
-      </w:r>
-    </w:p>
-    <w:p>
-      <w:pPr>
-        <w:spacing w:line="400" w:lineRule="exact"/>
-        <w:ind w:firstLine="420"/>
-        <w:rPr>
-          <w:sz w:val="24"/>
-          <w:lang w:val="en-GB"/>
-        </w:rPr>
-      </w:pPr>
-      <w:r>
-        <w:rPr>
-          <w:rFonts w:hint="eastAsia"/>
-          <w:sz w:val="24"/>
-          <w:lang w:val="en-GB"/>
-        </w:rPr>
-        <w:t>在缺少提示时，</w:t>
-      </w:r>
-      <w:r>
-        <w:rPr>
-          <w:rFonts w:hint="eastAsia"/>
-          <w:sz w:val="24"/>
-          <w:lang w:val="en-GB"/>
-        </w:rPr>
-        <w:t xml:space="preserve">SAM </w:t>
-      </w:r>
-      <w:r>
-        <w:rPr>
-          <w:rFonts w:hint="eastAsia"/>
-          <w:sz w:val="24"/>
-          <w:lang w:val="en-GB"/>
-        </w:rPr>
-        <w:t>无法自动生成语义掩码。因此，</w:t>
-      </w:r>
-      <w:r>
-        <w:rPr>
-          <w:rFonts w:hint="eastAsia"/>
-          <w:sz w:val="24"/>
-          <w:lang w:val="en-GB"/>
-        </w:rPr>
-        <w:t xml:space="preserve">SAM </w:t>
-      </w:r>
-      <w:r>
-        <w:rPr>
-          <w:rFonts w:hint="eastAsia"/>
-          <w:sz w:val="24"/>
-          <w:lang w:val="en-GB"/>
-        </w:rPr>
-        <w:t>提供了一种称为“</w:t>
-      </w:r>
-      <w:r>
-        <w:rPr>
-          <w:rFonts w:hint="eastAsia"/>
-          <w:sz w:val="24"/>
-          <w:lang w:val="en-GB"/>
-        </w:rPr>
-        <w:t>Everything</w:t>
-      </w:r>
-      <w:r>
-        <w:rPr>
-          <w:rFonts w:hint="eastAsia"/>
-          <w:sz w:val="24"/>
-          <w:lang w:val="en-GB"/>
-        </w:rPr>
-        <w:t>”模式的自动分割模式，用以为图像中的所有物体生成掩码。然而，“</w:t>
-      </w:r>
-      <w:r>
-        <w:rPr>
-          <w:rFonts w:hint="eastAsia"/>
-          <w:sz w:val="24"/>
-          <w:lang w:val="en-GB"/>
-        </w:rPr>
-        <w:t>Everything</w:t>
-      </w:r>
-      <w:r>
-        <w:rPr>
-          <w:rFonts w:hint="eastAsia"/>
-          <w:sz w:val="24"/>
-          <w:lang w:val="en-GB"/>
-        </w:rPr>
-        <w:t>”模式生成的掩码往往缺乏语义信息，导致同一类别的物体被错误地分割为不同的掩码。此外，如图</w:t>
-      </w:r>
-      <w:r>
-        <w:rPr>
-          <w:rFonts w:hint="eastAsia"/>
-          <w:sz w:val="24"/>
-          <w:lang w:val="en-GB"/>
-        </w:rPr>
-        <w:t xml:space="preserve"> 1(d) </w:t>
-      </w:r>
-      <w:r>
-        <w:rPr>
-          <w:rFonts w:hint="eastAsia"/>
-          <w:sz w:val="24"/>
-          <w:lang w:val="en-GB"/>
-        </w:rPr>
-        <w:t>所示，这些掩码可能包含大量过于复杂且无意义的物体掩码。为应对上述挑战，我们提出了一种参数高效微调（</w:t>
-      </w:r>
-      <w:r>
-        <w:rPr>
-          <w:rFonts w:hint="eastAsia"/>
-          <w:sz w:val="24"/>
-          <w:lang w:val="en-GB"/>
-        </w:rPr>
-        <w:t>PEFT</w:t>
-      </w:r>
-      <w:r>
-        <w:rPr>
-          <w:rFonts w:hint="eastAsia"/>
-          <w:sz w:val="24"/>
-          <w:lang w:val="en-GB"/>
-        </w:rPr>
-        <w:t>）方法，将多尺度感知适配器无缝集成至</w:t>
-      </w:r>
-      <w:r>
-        <w:rPr>
-          <w:rFonts w:hint="eastAsia"/>
-          <w:sz w:val="24"/>
-          <w:lang w:val="en-GB"/>
-        </w:rPr>
-        <w:t xml:space="preserve"> SAM </w:t>
-      </w:r>
-      <w:r>
-        <w:rPr>
-          <w:rFonts w:hint="eastAsia"/>
-          <w:sz w:val="24"/>
-          <w:lang w:val="en-GB"/>
-        </w:rPr>
-        <w:t>图像编码器的</w:t>
-      </w:r>
-      <w:r>
-        <w:rPr>
-          <w:rFonts w:hint="eastAsia"/>
-          <w:sz w:val="24"/>
-          <w:lang w:val="en-GB"/>
-        </w:rPr>
-        <w:t xml:space="preserve"> Transformer </w:t>
-      </w:r>
-      <w:r>
-        <w:rPr>
-          <w:rFonts w:hint="eastAsia"/>
-          <w:sz w:val="24"/>
-          <w:lang w:val="en-GB"/>
-        </w:rPr>
-        <w:t>模块中</w:t>
-      </w:r>
-      <w:r>
-        <w:rPr>
-          <w:rFonts w:hint="eastAsia"/>
-          <w:sz w:val="24"/>
-          <w:lang w:val="en-GB"/>
-        </w:rPr>
-        <w:t>·</w:t>
-      </w:r>
-      <w:r>
-        <w:rPr>
-          <w:rFonts w:hint="eastAsia"/>
-          <w:sz w:val="24"/>
-          <w:lang w:val="en-GB"/>
-        </w:rPr>
-        <w:t>，如图</w:t>
-      </w:r>
-      <w:r>
-        <w:rPr>
-          <w:rFonts w:hint="eastAsia"/>
-          <w:sz w:val="24"/>
-          <w:lang w:val="en-GB"/>
-        </w:rPr>
-        <w:t xml:space="preserve"> 2(a) </w:t>
-      </w:r>
-      <w:r>
-        <w:rPr>
-          <w:rFonts w:hint="eastAsia"/>
-          <w:sz w:val="24"/>
-          <w:lang w:val="en-GB"/>
-        </w:rPr>
-        <w:t>所示。与以往通过降低特征空间分辨率并提升通道容量来获取多尺度信息的</w:t>
-      </w:r>
-      <w:r>
-        <w:rPr>
-          <w:rFonts w:hint="eastAsia"/>
-          <w:sz w:val="24"/>
-          <w:lang w:val="en-GB"/>
-        </w:rPr>
-        <w:t xml:space="preserve"> Transformer </w:t>
-      </w:r>
-      <w:r>
-        <w:rPr>
-          <w:rFonts w:hint="eastAsia"/>
-          <w:sz w:val="24"/>
-          <w:lang w:val="en-GB"/>
-        </w:rPr>
-        <w:t>结构不同，我们提出的多尺度适配器（</w:t>
-      </w:r>
-      <w:r>
-        <w:rPr>
-          <w:rFonts w:hint="eastAsia"/>
-          <w:sz w:val="24"/>
-          <w:lang w:val="en-GB"/>
-        </w:rPr>
-        <w:t>MSA</w:t>
-      </w:r>
-      <w:r>
-        <w:rPr>
-          <w:rFonts w:hint="eastAsia"/>
-          <w:sz w:val="24"/>
-          <w:lang w:val="en-GB"/>
-        </w:rPr>
-        <w:t>）能够在整个网络中保持固定的通道容量和分辨率，避免通过降低特征空间尺寸而造成的纹理信息损失，并实现与不同尺度区域特征的交互，使其能够感知不同尺度的信息。该过程在</w:t>
-      </w:r>
-      <w:r>
-        <w:rPr>
-          <w:rFonts w:hint="eastAsia"/>
-          <w:sz w:val="24"/>
-          <w:lang w:val="en-GB"/>
-        </w:rPr>
-        <w:t xml:space="preserve"> Transformer </w:t>
-      </w:r>
-      <w:r>
-        <w:rPr>
-          <w:rFonts w:hint="eastAsia"/>
-          <w:sz w:val="24"/>
-          <w:lang w:val="en-GB"/>
-        </w:rPr>
-        <w:t>网络内部构建了一个多尺度特征激活金字塔，有效融合了</w:t>
-      </w:r>
-      <w:r>
-        <w:rPr>
-          <w:rFonts w:hint="eastAsia"/>
-          <w:sz w:val="24"/>
-          <w:lang w:val="en-GB"/>
-        </w:rPr>
-        <w:t xml:space="preserve"> Transformer </w:t>
-      </w:r>
-      <w:r>
-        <w:rPr>
-          <w:rFonts w:hint="eastAsia"/>
-          <w:sz w:val="24"/>
-          <w:lang w:val="en-GB"/>
-        </w:rPr>
-        <w:t>原理与多尺度特征层级的思想，如图</w:t>
-      </w:r>
-      <w:r>
-        <w:rPr>
-          <w:rFonts w:hint="eastAsia"/>
-          <w:sz w:val="24"/>
-          <w:lang w:val="en-GB"/>
-        </w:rPr>
-        <w:t xml:space="preserve"> 2(b) </w:t>
-      </w:r>
-      <w:r>
-        <w:rPr>
-          <w:rFonts w:hint="eastAsia"/>
-          <w:sz w:val="24"/>
-          <w:lang w:val="en-GB"/>
-        </w:rPr>
-        <w:t>所示。具体而言，我们引入了两个多尺度感知适配器，即金字塔多尺度适配器（</w:t>
-      </w:r>
-      <w:r>
-        <w:rPr>
-          <w:rFonts w:hint="eastAsia"/>
-          <w:sz w:val="24"/>
-          <w:lang w:val="en-GB"/>
-        </w:rPr>
-        <w:t>PMA</w:t>
-      </w:r>
-      <w:r>
-        <w:rPr>
-          <w:rFonts w:hint="eastAsia"/>
-          <w:sz w:val="24"/>
-          <w:lang w:val="en-GB"/>
-        </w:rPr>
-        <w:t>）和窗口多尺度适配器（</w:t>
-      </w:r>
-      <w:r>
-        <w:rPr>
-          <w:rFonts w:hint="eastAsia"/>
-          <w:sz w:val="24"/>
-          <w:lang w:val="en-GB"/>
-        </w:rPr>
-        <w:t>WMA</w:t>
-      </w:r>
-      <w:r>
-        <w:rPr>
-          <w:rFonts w:hint="eastAsia"/>
-          <w:sz w:val="24"/>
-          <w:lang w:val="en-GB"/>
-        </w:rPr>
-        <w:t>），以使模型能够有效捕捉多尺度及领域特定信息。</w:t>
-      </w:r>
-      <w:r>
-        <w:rPr>
-          <w:rFonts w:hint="eastAsia"/>
-          <w:sz w:val="24"/>
-          <w:lang w:val="en-GB"/>
-        </w:rPr>
-        <w:t xml:space="preserve">PMA </w:t>
-      </w:r>
-      <w:r>
-        <w:rPr>
-          <w:rFonts w:hint="eastAsia"/>
-          <w:sz w:val="24"/>
-          <w:lang w:val="en-GB"/>
-        </w:rPr>
-        <w:t>嵌入于</w:t>
-      </w:r>
-      <w:r>
-        <w:rPr>
-          <w:rFonts w:hint="eastAsia"/>
-          <w:sz w:val="24"/>
-          <w:lang w:val="en-GB"/>
-        </w:rPr>
-        <w:t xml:space="preserve"> SAM </w:t>
-      </w:r>
-      <w:r>
-        <w:rPr>
-          <w:rFonts w:hint="eastAsia"/>
-          <w:sz w:val="24"/>
-          <w:lang w:val="en-GB"/>
-        </w:rPr>
-        <w:t>图像编码器的全局注意力层，采用金字塔多尺度注意力机制，该机制通过采用不同池化比率的池化操作适配</w:t>
-      </w:r>
-      <w:r>
-        <w:rPr>
-          <w:rFonts w:hint="eastAsia"/>
-          <w:sz w:val="24"/>
-          <w:lang w:val="en-GB"/>
-        </w:rPr>
-        <w:t xml:space="preserve"> Transformer </w:t>
-      </w:r>
-      <w:r>
-        <w:rPr>
-          <w:rFonts w:hint="eastAsia"/>
-          <w:sz w:val="24"/>
-          <w:lang w:val="en-GB"/>
-        </w:rPr>
-        <w:t>模块，获取多尺度信息。另一方面，</w:t>
-      </w:r>
-      <w:r>
-        <w:rPr>
-          <w:rFonts w:hint="eastAsia"/>
-          <w:sz w:val="24"/>
-          <w:lang w:val="en-GB"/>
-        </w:rPr>
-        <w:t xml:space="preserve">WMA </w:t>
-      </w:r>
-      <w:r>
-        <w:rPr>
-          <w:rFonts w:hint="eastAsia"/>
-          <w:sz w:val="24"/>
-          <w:lang w:val="en-GB"/>
-        </w:rPr>
-        <w:t>构建于更深层的窗口注意力层，利用串行和并行窗口注意力操作捕捉图像中的内在结构模式，并探索采用不同窗口大小以提取多样且细粒度的多尺度信息。较小窗口尺寸强调局部细节和纹理信息，而较大窗口尺寸则提取更多全局及抽象特征，两者对分割任务均至关重要。为了赋予模型语义感知能力，我们提出优化</w:t>
-      </w:r>
-      <w:r>
-        <w:rPr>
-          <w:rFonts w:hint="eastAsia"/>
-          <w:sz w:val="24"/>
-          <w:lang w:val="en-GB"/>
-        </w:rPr>
-        <w:t xml:space="preserve"> SAM </w:t>
-      </w:r>
-      <w:r>
-        <w:rPr>
-          <w:rFonts w:hint="eastAsia"/>
-          <w:sz w:val="24"/>
-          <w:lang w:val="en-GB"/>
-        </w:rPr>
-        <w:t>掩码解码器的部分参数，以学习带有类别特定知识的掩码标记，用于指导分割。我们的贡献如下：</w:t>
-      </w:r>
-      <w:r>
-        <w:rPr>
-          <w:rFonts w:hint="eastAsia"/>
-          <w:sz w:val="24"/>
-          <w:lang w:val="en-GB"/>
-        </w:rPr>
-        <w:t>1</w:t>
-      </w:r>
-      <w:r>
-        <w:rPr>
-          <w:rFonts w:hint="eastAsia"/>
-          <w:sz w:val="24"/>
-          <w:lang w:val="en-GB"/>
-        </w:rPr>
-        <w:t>）提出了一种用</w:t>
-      </w:r>
-      <w:r>
-        <w:rPr>
-          <w:rFonts w:hint="eastAsia"/>
-          <w:sz w:val="24"/>
-          <w:lang w:val="en-GB"/>
-        </w:rPr>
-        <w:lastRenderedPageBreak/>
-        <w:t>于遥感图像分割任务的新型参数高效微调方法，赋予</w:t>
-      </w:r>
-      <w:r>
-        <w:rPr>
-          <w:rFonts w:hint="eastAsia"/>
-          <w:sz w:val="24"/>
-          <w:lang w:val="en-GB"/>
-        </w:rPr>
-        <w:t xml:space="preserve"> SAM </w:t>
-      </w:r>
-      <w:r>
-        <w:rPr>
-          <w:rFonts w:hint="eastAsia"/>
-          <w:sz w:val="24"/>
-          <w:lang w:val="en-GB"/>
-        </w:rPr>
-        <w:t>模型感知多尺度物体及各分割物体类别语义的能力；</w:t>
-      </w:r>
-      <w:r>
-        <w:rPr>
-          <w:rFonts w:hint="eastAsia"/>
-          <w:sz w:val="24"/>
-          <w:lang w:val="en-GB"/>
-        </w:rPr>
-        <w:t>2</w:t>
-      </w:r>
-      <w:r>
-        <w:rPr>
-          <w:rFonts w:hint="eastAsia"/>
-          <w:sz w:val="24"/>
-          <w:lang w:val="en-GB"/>
-        </w:rPr>
-        <w:t>）引入了两个嵌入于</w:t>
-      </w:r>
-      <w:r>
-        <w:rPr>
-          <w:rFonts w:hint="eastAsia"/>
-          <w:sz w:val="24"/>
-          <w:lang w:val="en-GB"/>
-        </w:rPr>
-        <w:t xml:space="preserve"> SAM </w:t>
-      </w:r>
-      <w:r>
-        <w:rPr>
-          <w:rFonts w:hint="eastAsia"/>
-          <w:sz w:val="24"/>
-          <w:lang w:val="en-GB"/>
-        </w:rPr>
-        <w:t>图像编码器两种注意力机制中的新型适配器，分别为</w:t>
-      </w:r>
-      <w:r>
-        <w:rPr>
-          <w:rFonts w:hint="eastAsia"/>
-          <w:sz w:val="24"/>
-          <w:lang w:val="en-GB"/>
-        </w:rPr>
-        <w:t xml:space="preserve"> PMA </w:t>
-      </w:r>
-      <w:r>
-        <w:rPr>
-          <w:rFonts w:hint="eastAsia"/>
-          <w:sz w:val="24"/>
-          <w:lang w:val="en-GB"/>
-        </w:rPr>
-        <w:t>和</w:t>
-      </w:r>
-      <w:r>
-        <w:rPr>
-          <w:rFonts w:hint="eastAsia"/>
-          <w:sz w:val="24"/>
-          <w:lang w:val="en-GB"/>
-        </w:rPr>
-        <w:t xml:space="preserve"> WMA</w:t>
-      </w:r>
-      <w:r>
-        <w:rPr>
-          <w:rFonts w:hint="eastAsia"/>
-          <w:sz w:val="24"/>
-          <w:lang w:val="en-GB"/>
-        </w:rPr>
-        <w:t>，这些适配器提取具备多尺度感知能力及领域特定信息的多尺度特征层级；</w:t>
-      </w:r>
-      <w:r>
-        <w:rPr>
-          <w:rFonts w:hint="eastAsia"/>
-          <w:sz w:val="24"/>
-          <w:lang w:val="en-GB"/>
-        </w:rPr>
-        <w:t>3</w:t>
-      </w:r>
-      <w:r>
-        <w:rPr>
-          <w:rFonts w:hint="eastAsia"/>
-          <w:sz w:val="24"/>
-          <w:lang w:val="en-GB"/>
-        </w:rPr>
-        <w:t>）在五个遥感数据集上进行的大量实验证明，我们的方法在利用显著减少的可训练参数的同时，实现了遥感图像分割的新基准。</w:t>
-      </w:r>
-    </w:p>
-    <w:p>
-      <w:pPr>
-        <w:spacing w:line="400" w:lineRule="exact"/>
-        <w:ind w:firstLine="420"/>
-        <w:rPr>
-          <w:sz w:val="24"/>
-          <w:lang w:val="en-GB"/>
-        </w:rPr>
-      </w:pPr>
-      <w:r>
-        <w:rPr>
-          <w:rFonts w:hint="eastAsia"/>
-          <w:sz w:val="24"/>
-          <w:lang w:val="en-GB"/>
-        </w:rPr>
-        <w:t>然而，在遥感领域，</w:t>
-      </w:r>
-      <w:r>
-        <w:rPr>
-          <w:rFonts w:hint="eastAsia"/>
-          <w:sz w:val="24"/>
-          <w:lang w:val="en-GB"/>
-        </w:rPr>
-        <w:t>SAM</w:t>
-      </w:r>
-      <w:r>
-        <w:rPr>
-          <w:rFonts w:hint="eastAsia"/>
-          <w:sz w:val="24"/>
-          <w:lang w:val="en-GB"/>
-        </w:rPr>
-        <w:t>在某些应用中表现出良好的潜力，如二元分割和变化检测。具体而言，</w:t>
-      </w:r>
-      <w:r>
-        <w:rPr>
-          <w:rFonts w:hint="eastAsia"/>
-          <w:sz w:val="24"/>
-          <w:lang w:val="en-GB"/>
-        </w:rPr>
-        <w:t>Sultan</w:t>
-      </w:r>
-      <w:r>
-        <w:rPr>
-          <w:rFonts w:hint="eastAsia"/>
-          <w:sz w:val="24"/>
-          <w:lang w:val="en-GB"/>
-        </w:rPr>
-        <w:t>等提出了</w:t>
-      </w:r>
-      <w:r>
-        <w:rPr>
-          <w:rFonts w:hint="eastAsia"/>
-          <w:sz w:val="24"/>
-          <w:lang w:val="en-GB"/>
-        </w:rPr>
-        <w:t>GeoSAM</w:t>
-      </w:r>
-      <w:r>
-        <w:rPr>
-          <w:rFonts w:hint="eastAsia"/>
-          <w:sz w:val="24"/>
-          <w:lang w:val="en-GB"/>
-        </w:rPr>
-        <w:t>，通过自动生成的多模态提示对</w:t>
-      </w:r>
-      <w:r>
-        <w:rPr>
-          <w:rFonts w:hint="eastAsia"/>
-          <w:sz w:val="24"/>
-          <w:lang w:val="en-GB"/>
-        </w:rPr>
-        <w:t>SAM</w:t>
-      </w:r>
-      <w:r>
-        <w:rPr>
-          <w:rFonts w:hint="eastAsia"/>
-          <w:sz w:val="24"/>
-          <w:lang w:val="en-GB"/>
-        </w:rPr>
-        <w:t>进行微调，实现了移动基础设施的分割。张等人引入了</w:t>
-      </w:r>
-      <w:r>
-        <w:rPr>
-          <w:rFonts w:hint="eastAsia"/>
-          <w:sz w:val="24"/>
-          <w:lang w:val="en-GB"/>
-        </w:rPr>
-        <w:t>UV-SAM</w:t>
-      </w:r>
-      <w:r>
-        <w:rPr>
-          <w:rFonts w:hint="eastAsia"/>
-          <w:sz w:val="24"/>
-          <w:lang w:val="en-GB"/>
-        </w:rPr>
-        <w:t>，该方法利用一个小型语义分割模型生成用于城中村分割的混合提示，借助</w:t>
-      </w:r>
-      <w:r>
-        <w:rPr>
-          <w:rFonts w:hint="eastAsia"/>
-          <w:sz w:val="24"/>
-          <w:lang w:val="en-GB"/>
-        </w:rPr>
-        <w:t>SAM</w:t>
-      </w:r>
-      <w:r>
-        <w:rPr>
-          <w:rFonts w:hint="eastAsia"/>
-          <w:sz w:val="24"/>
-          <w:lang w:val="en-GB"/>
-        </w:rPr>
-        <w:t>试图提升遥感图像分割效果。迄今为止，利用</w:t>
-      </w:r>
-      <w:r>
-        <w:rPr>
-          <w:rFonts w:hint="eastAsia"/>
-          <w:sz w:val="24"/>
-          <w:lang w:val="en-GB"/>
-        </w:rPr>
-        <w:t>SAM</w:t>
-      </w:r>
-      <w:r>
-        <w:rPr>
-          <w:rFonts w:hint="eastAsia"/>
-          <w:sz w:val="24"/>
-          <w:lang w:val="en-GB"/>
-        </w:rPr>
-        <w:t>进行语义分割的研究尚属有限。</w:t>
-      </w:r>
-      <w:r>
-        <w:rPr>
-          <w:rFonts w:hint="eastAsia"/>
-          <w:sz w:val="24"/>
-          <w:lang w:val="en-GB"/>
-        </w:rPr>
-        <w:t>Lucas</w:t>
-      </w:r>
-      <w:r>
-        <w:rPr>
-          <w:rFonts w:hint="eastAsia"/>
-          <w:sz w:val="24"/>
-          <w:lang w:val="en-GB"/>
-        </w:rPr>
-        <w:t>等提出了一种方法，利用其他多模态大型模型生成适当的提示给</w:t>
-      </w:r>
-      <w:r>
-        <w:rPr>
-          <w:rFonts w:hint="eastAsia"/>
-          <w:sz w:val="24"/>
-          <w:lang w:val="en-GB"/>
-        </w:rPr>
-        <w:t>SAM</w:t>
-      </w:r>
-      <w:r>
-        <w:rPr>
-          <w:rFonts w:hint="eastAsia"/>
-          <w:sz w:val="24"/>
-          <w:lang w:val="en-GB"/>
-        </w:rPr>
-        <w:t>，从而实现语义分割结果的生成。类似地，张等采用了相似策略，旨在解决向</w:t>
-      </w:r>
-      <w:r>
-        <w:rPr>
-          <w:rFonts w:hint="eastAsia"/>
-          <w:sz w:val="24"/>
-          <w:lang w:val="en-GB"/>
-        </w:rPr>
-        <w:t>SAM</w:t>
-      </w:r>
-      <w:r>
-        <w:rPr>
-          <w:rFonts w:hint="eastAsia"/>
-          <w:sz w:val="24"/>
-          <w:lang w:val="en-GB"/>
-        </w:rPr>
-        <w:t>分割输出中注入语义信息的难题。然而，这些方法高度依赖多模态大型模型解读图像中语义内容的能力，因此在应用于遥感图像时，常因遥感图像在纹理、尺度和场景构成上与自然图像明显不同而表现不佳。此外，此类方法在实际应用中往往伴随较高的计算成本。相比之下，我们提出了一种双分支架构，该架构仅需通过语义分支提供足够全面的提示集，即可更高效且简便地完成以往依赖多模态大型模型的任务。与自然图像相比，遥感图像在语义分割任务中面临更为严峻的挑战。当前主流的语义分割模型通常采用多次下采样操作以提取图像特征，导致遥感图像中小目标的细节信息丢失。此外，现有模型未能充分挖掘和利用遥感图像中的多尺度信息。为了解决上述问题，我们提出了一种创新的语义分割双分支架构，如图</w:t>
-      </w:r>
-      <w:r>
-        <w:rPr>
-          <w:rFonts w:hint="eastAsia"/>
-          <w:sz w:val="24"/>
-          <w:lang w:val="en-GB"/>
-        </w:rPr>
-        <w:t>1</w:t>
-      </w:r>
-      <w:r>
-        <w:rPr>
-          <w:rFonts w:hint="eastAsia"/>
-          <w:sz w:val="24"/>
-          <w:lang w:val="en-GB"/>
-        </w:rPr>
-        <w:t>所示。该模型包括语义分支和掩码分支。在语义分支中，我们通过整合卷积神经网络（</w:t>
-      </w:r>
-      <w:r>
-        <w:rPr>
-          <w:rFonts w:hint="eastAsia"/>
-          <w:sz w:val="24"/>
-          <w:lang w:val="en-GB"/>
+        </w:rPr>
+        <w:t>.2</w:t>
+      </w:r>
+      <w:r>
+        <w:rPr>
+          <w:rFonts w:hint="eastAsia"/>
+          <w:sz w:val="24"/>
+        </w:rPr>
+        <w:t>节中，我们将分别介绍</w:t>
+      </w:r>
+      <w:r>
+        <w:rPr>
+          <w:rFonts w:hint="eastAsia"/>
+          <w:sz w:val="24"/>
         </w:rPr>
         <w:t>CNN</w:t>
       </w:r>
@@ -32369,1401 +29157,99 @@
         <w:rPr>
           <w:rFonts w:hint="eastAsia"/>
           <w:sz w:val="24"/>
-          <w:lang w:val="en-GB"/>
-        </w:rPr>
-        <w:t>）和</w:t>
-      </w:r>
-      <w:r>
-        <w:rPr>
-          <w:rFonts w:hint="eastAsia"/>
-          <w:sz w:val="24"/>
-          <w:lang w:val="en-GB"/>
-        </w:rPr>
-        <w:t>Transformer</w:t>
-      </w:r>
-      <w:r>
-        <w:rPr>
-          <w:rFonts w:hint="eastAsia"/>
-          <w:sz w:val="24"/>
-          <w:lang w:val="en-GB"/>
-        </w:rPr>
-        <w:t>的混合架构，提高模型对小物体的敏感性。此外，我们引入了一个特征引导（</w:t>
-      </w:r>
-      <w:r>
-        <w:rPr>
-          <w:rFonts w:hint="eastAsia"/>
-          <w:sz w:val="24"/>
-          <w:lang w:val="en-GB"/>
-        </w:rPr>
-        <w:t>FG</w:t>
-      </w:r>
-      <w:r>
-        <w:rPr>
-          <w:rFonts w:hint="eastAsia"/>
-          <w:sz w:val="24"/>
-          <w:lang w:val="en-GB"/>
-        </w:rPr>
-        <w:t>）模块，旨在提升模型的能力</w:t>
-      </w:r>
-    </w:p>
-    <w:p>
-      <w:pPr>
-        <w:spacing w:line="400" w:lineRule="exact"/>
-        <w:ind w:firstLine="420"/>
-        <w:rPr>
-          <w:sz w:val="24"/>
-          <w:lang w:val="en-GB"/>
-        </w:rPr>
-      </w:pPr>
-      <w:r>
-        <w:rPr>
-          <w:rFonts w:hint="eastAsia"/>
-          <w:sz w:val="24"/>
-          <w:lang w:val="en-GB"/>
-        </w:rPr>
-        <w:t>使用不同的编码器配合一个通用解码器来处理不同的分割场景。然而，这些方法面临两个主要挑战：</w:t>
-      </w:r>
-      <w:r>
-        <w:rPr>
-          <w:rFonts w:hint="eastAsia"/>
-          <w:sz w:val="24"/>
-          <w:lang w:val="en-GB"/>
-        </w:rPr>
-        <w:t>1</w:t>
-      </w:r>
-      <w:r>
-        <w:rPr>
-          <w:rFonts w:hint="eastAsia"/>
-          <w:sz w:val="24"/>
-          <w:lang w:val="en-GB"/>
-        </w:rPr>
-        <w:t>）它们依赖于任务特定的编码器，冗余的结构导致参数开销较大；</w:t>
-      </w:r>
-      <w:r>
-        <w:rPr>
-          <w:rFonts w:hint="eastAsia"/>
-          <w:sz w:val="24"/>
-          <w:lang w:val="en-GB"/>
-        </w:rPr>
-        <w:t>2</w:t>
-      </w:r>
-      <w:r>
-        <w:rPr>
-          <w:rFonts w:hint="eastAsia"/>
-          <w:sz w:val="24"/>
-          <w:lang w:val="en-GB"/>
-        </w:rPr>
-        <w:t>）这种静态共享网络无法自适应地适应多场景任务，需要预先了解任务类型以选择合适的编码器。近年来，地理空间基础模型（</w:t>
-      </w:r>
-      <w:r>
-        <w:rPr>
-          <w:rFonts w:hint="eastAsia"/>
-          <w:sz w:val="24"/>
-          <w:lang w:val="en-GB"/>
-        </w:rPr>
-        <w:t>GFM</w:t>
-      </w:r>
-      <w:r>
-        <w:rPr>
-          <w:rFonts w:hint="eastAsia"/>
-          <w:sz w:val="24"/>
-          <w:lang w:val="en-GB"/>
-        </w:rPr>
-        <w:t>）作为强大的工具，通过在大规模多样化的地球观测（</w:t>
-      </w:r>
-      <w:r>
-        <w:rPr>
-          <w:rFonts w:hint="eastAsia"/>
-          <w:sz w:val="24"/>
-          <w:lang w:val="en-GB"/>
-        </w:rPr>
-        <w:t>EO</w:t>
-      </w:r>
-      <w:r>
-        <w:rPr>
-          <w:rFonts w:hint="eastAsia"/>
-          <w:sz w:val="24"/>
-          <w:lang w:val="en-GB"/>
-        </w:rPr>
-        <w:t>）数据集上训练，已成为学习通用地理空间表示的重要手段</w:t>
-      </w:r>
-      <w:r>
-        <w:rPr>
-          <w:rFonts w:hint="eastAsia"/>
-          <w:sz w:val="24"/>
-          <w:lang w:val="en-GB"/>
-        </w:rPr>
-        <w:t>[23]</w:t>
-      </w:r>
-      <w:r>
-        <w:rPr>
-          <w:rFonts w:hint="eastAsia"/>
-          <w:sz w:val="24"/>
-          <w:lang w:val="en-GB"/>
-        </w:rPr>
-        <w:t>。作为通用特征提取器，</w:t>
-      </w:r>
-      <w:r>
-        <w:rPr>
-          <w:rFonts w:hint="eastAsia"/>
-          <w:sz w:val="24"/>
-          <w:lang w:val="en-GB"/>
-        </w:rPr>
-        <w:t>GFM</w:t>
-      </w:r>
-      <w:r>
-        <w:rPr>
-          <w:rFonts w:hint="eastAsia"/>
-          <w:sz w:val="24"/>
-          <w:lang w:val="en-GB"/>
-        </w:rPr>
-        <w:t>使得土地覆盖制图和目标检测等任务具备广泛的迁移能力。</w:t>
-      </w:r>
-    </w:p>
-    <w:p>
-      <w:pPr>
-        <w:spacing w:line="400" w:lineRule="exact"/>
-        <w:ind w:firstLine="420"/>
-        <w:rPr>
-          <w:sz w:val="24"/>
-          <w:lang w:val="en-GB"/>
-        </w:rPr>
-      </w:pPr>
-      <w:r>
-        <w:rPr>
-          <w:rFonts w:hint="eastAsia"/>
-          <w:sz w:val="24"/>
-          <w:lang w:val="en-GB"/>
-        </w:rPr>
-        <w:t>由于</w:t>
-      </w:r>
-      <w:r>
-        <w:rPr>
-          <w:rFonts w:hint="eastAsia"/>
-          <w:sz w:val="24"/>
-          <w:lang w:val="en-GB"/>
-        </w:rPr>
-        <w:t xml:space="preserve"> SAM </w:t>
-      </w:r>
-      <w:r>
-        <w:rPr>
-          <w:rFonts w:hint="eastAsia"/>
-          <w:sz w:val="24"/>
-          <w:lang w:val="en-GB"/>
-        </w:rPr>
-        <w:t>生成的掩码缺乏语义标签，以及自然图像和遥感图像之间的内在差异，</w:t>
-      </w:r>
-      <w:r>
-        <w:rPr>
-          <w:rFonts w:hint="eastAsia"/>
-          <w:sz w:val="24"/>
-          <w:lang w:val="en-GB"/>
-        </w:rPr>
-        <w:t xml:space="preserve">SAM </w:t>
-      </w:r>
-      <w:r>
-        <w:rPr>
-          <w:rFonts w:hint="eastAsia"/>
-          <w:sz w:val="24"/>
-          <w:lang w:val="en-GB"/>
-        </w:rPr>
-        <w:t>在遥感语义分割中的表现尚不理想</w:t>
-      </w:r>
-      <w:r>
-        <w:rPr>
-          <w:rFonts w:hint="eastAsia"/>
-          <w:sz w:val="24"/>
-          <w:lang w:val="en-GB"/>
-        </w:rPr>
-        <w:t xml:space="preserve"> [20]</w:t>
-      </w:r>
-      <w:r>
-        <w:rPr>
-          <w:rFonts w:hint="eastAsia"/>
-          <w:sz w:val="24"/>
-          <w:lang w:val="en-GB"/>
-        </w:rPr>
-        <w:t>。为解决</w:t>
-      </w:r>
-      <w:r>
-        <w:rPr>
-          <w:rFonts w:hint="eastAsia"/>
-          <w:sz w:val="24"/>
-          <w:lang w:val="en-GB"/>
-        </w:rPr>
-        <w:t xml:space="preserve"> SAM </w:t>
-      </w:r>
-      <w:r>
-        <w:rPr>
-          <w:rFonts w:hint="eastAsia"/>
-          <w:sz w:val="24"/>
-          <w:lang w:val="en-GB"/>
-        </w:rPr>
-        <w:t>在遥感图像上的局限性，研究人员近期探索了多种方法以提升</w:t>
-      </w:r>
-      <w:r>
-        <w:rPr>
-          <w:rFonts w:hint="eastAsia"/>
-          <w:sz w:val="24"/>
-          <w:lang w:val="en-GB"/>
-        </w:rPr>
-        <w:t xml:space="preserve"> SAM </w:t>
-      </w:r>
-      <w:r>
-        <w:rPr>
-          <w:rFonts w:hint="eastAsia"/>
-          <w:sz w:val="24"/>
-          <w:lang w:val="en-GB"/>
-        </w:rPr>
-        <w:t>在遥感图像任务中的性能，这些方法大致可分为两类。</w:t>
-      </w:r>
-      <w:r>
-        <w:rPr>
-          <w:rFonts w:hint="eastAsia"/>
-          <w:sz w:val="24"/>
-          <w:lang w:val="en-GB"/>
-        </w:rPr>
-        <w:t xml:space="preserve">  1558-0644 © 2025 IEEE</w:t>
-      </w:r>
-      <w:r>
-        <w:rPr>
-          <w:rFonts w:hint="eastAsia"/>
-          <w:sz w:val="24"/>
-          <w:lang w:val="en-GB"/>
-        </w:rPr>
-        <w:t>。版权所有，包含文本和数据挖掘权利，以及用于人工智能和类似技术的训练权利。允许个人使用，但需获得</w:t>
-      </w:r>
-      <w:r>
-        <w:rPr>
-          <w:rFonts w:hint="eastAsia"/>
-          <w:sz w:val="24"/>
-          <w:lang w:val="en-GB"/>
-        </w:rPr>
-        <w:t xml:space="preserve"> IEEE </w:t>
-      </w:r>
-      <w:r>
-        <w:rPr>
-          <w:rFonts w:hint="eastAsia"/>
-          <w:sz w:val="24"/>
-          <w:lang w:val="en-GB"/>
-        </w:rPr>
-        <w:t>许可方可重新出版</w:t>
-      </w:r>
-      <w:r>
-        <w:rPr>
-          <w:rFonts w:hint="eastAsia"/>
-          <w:sz w:val="24"/>
-          <w:lang w:val="en-GB"/>
-        </w:rPr>
-        <w:t>/</w:t>
-      </w:r>
-      <w:r>
-        <w:rPr>
-          <w:rFonts w:hint="eastAsia"/>
-          <w:sz w:val="24"/>
-          <w:lang w:val="en-GB"/>
-        </w:rPr>
-        <w:t>再</w:t>
-      </w:r>
-      <w:r>
-        <w:rPr>
-          <w:rFonts w:hint="eastAsia"/>
-          <w:sz w:val="24"/>
-          <w:lang w:val="en-GB"/>
-        </w:rPr>
-        <w:lastRenderedPageBreak/>
-        <w:t>分发。详情见</w:t>
-      </w:r>
-      <w:r>
-        <w:rPr>
-          <w:rFonts w:hint="eastAsia"/>
-          <w:sz w:val="24"/>
-          <w:lang w:val="en-GB"/>
-        </w:rPr>
-        <w:t xml:space="preserve"> https://www.ieee.org/publications/rights/index.html </w:t>
-      </w:r>
-      <w:r>
-        <w:rPr>
-          <w:rFonts w:hint="eastAsia"/>
-          <w:sz w:val="24"/>
-          <w:lang w:val="en-GB"/>
-        </w:rPr>
-        <w:t>。</w:t>
-      </w:r>
-      <w:r>
-        <w:rPr>
-          <w:rFonts w:hint="eastAsia"/>
-          <w:sz w:val="24"/>
-          <w:lang w:val="en-GB"/>
-        </w:rPr>
-        <w:t xml:space="preserve"> 1) </w:t>
-      </w:r>
-      <w:r>
-        <w:rPr>
-          <w:rFonts w:hint="eastAsia"/>
-          <w:sz w:val="24"/>
-          <w:lang w:val="en-GB"/>
-        </w:rPr>
-        <w:t>通过默认</w:t>
-      </w:r>
-      <w:r>
-        <w:rPr>
-          <w:rFonts w:hint="eastAsia"/>
-          <w:sz w:val="24"/>
-          <w:lang w:val="en-GB"/>
-        </w:rPr>
-        <w:t xml:space="preserve"> SAM </w:t>
-      </w:r>
-      <w:r>
-        <w:rPr>
-          <w:rFonts w:hint="eastAsia"/>
-          <w:sz w:val="24"/>
-          <w:lang w:val="en-GB"/>
-        </w:rPr>
-        <w:t>生成输出：直接使用</w:t>
-      </w:r>
-      <w:r>
-        <w:rPr>
-          <w:rFonts w:hint="eastAsia"/>
-          <w:sz w:val="24"/>
-          <w:lang w:val="en-GB"/>
-        </w:rPr>
-        <w:t xml:space="preserve"> SAM </w:t>
-      </w:r>
-      <w:r>
-        <w:rPr>
-          <w:rFonts w:hint="eastAsia"/>
-          <w:sz w:val="24"/>
-          <w:lang w:val="en-GB"/>
-        </w:rPr>
-        <w:t>输出作为下游任务的分割结果</w:t>
-      </w:r>
-      <w:r>
-        <w:rPr>
-          <w:rFonts w:hint="eastAsia"/>
-          <w:sz w:val="24"/>
-          <w:lang w:val="en-GB"/>
-        </w:rPr>
-        <w:t xml:space="preserve"> [21]</w:t>
-      </w:r>
-      <w:r>
-        <w:rPr>
-          <w:rFonts w:hint="eastAsia"/>
-          <w:sz w:val="24"/>
-          <w:lang w:val="en-GB"/>
-        </w:rPr>
-        <w:t>，利用</w:t>
-      </w:r>
-      <w:r>
-        <w:rPr>
-          <w:rFonts w:hint="eastAsia"/>
-          <w:sz w:val="24"/>
-          <w:lang w:val="en-GB"/>
-        </w:rPr>
-        <w:t xml:space="preserve"> SAM </w:t>
-      </w:r>
-      <w:r>
-        <w:rPr>
-          <w:rFonts w:hint="eastAsia"/>
-          <w:sz w:val="24"/>
-          <w:lang w:val="en-GB"/>
-        </w:rPr>
-        <w:t>输出增强分割结果</w:t>
-      </w:r>
-      <w:r>
-        <w:rPr>
-          <w:rFonts w:hint="eastAsia"/>
-          <w:sz w:val="24"/>
-          <w:lang w:val="en-GB"/>
-        </w:rPr>
-        <w:t xml:space="preserve"> [22]</w:t>
-      </w:r>
-      <w:r>
-        <w:rPr>
-          <w:rFonts w:hint="eastAsia"/>
-          <w:sz w:val="24"/>
-          <w:lang w:val="en-GB"/>
-        </w:rPr>
-        <w:t>，</w:t>
-      </w:r>
-      <w:r>
-        <w:rPr>
-          <w:rFonts w:hint="eastAsia"/>
-          <w:sz w:val="24"/>
-          <w:lang w:val="en-GB"/>
-        </w:rPr>
-        <w:t>[23]</w:t>
-      </w:r>
-      <w:r>
-        <w:rPr>
-          <w:rFonts w:hint="eastAsia"/>
-          <w:sz w:val="24"/>
-          <w:lang w:val="en-GB"/>
-        </w:rPr>
-        <w:t>，或者将</w:t>
-      </w:r>
-      <w:r>
-        <w:rPr>
-          <w:rFonts w:hint="eastAsia"/>
-          <w:sz w:val="24"/>
-          <w:lang w:val="en-GB"/>
-        </w:rPr>
-        <w:t xml:space="preserve"> SAM </w:t>
-      </w:r>
-      <w:r>
-        <w:rPr>
-          <w:rFonts w:hint="eastAsia"/>
-          <w:sz w:val="24"/>
-          <w:lang w:val="en-GB"/>
-        </w:rPr>
-        <w:t>输出与少样本学习或零样本学习策略结合使用</w:t>
-      </w:r>
-      <w:r>
-        <w:rPr>
-          <w:rFonts w:hint="eastAsia"/>
-          <w:sz w:val="24"/>
-          <w:lang w:val="en-GB"/>
-        </w:rPr>
-        <w:t xml:space="preserve"> [24]</w:t>
-      </w:r>
-      <w:r>
-        <w:rPr>
-          <w:rFonts w:hint="eastAsia"/>
-          <w:sz w:val="24"/>
-          <w:lang w:val="en-GB"/>
-        </w:rPr>
-        <w:t>，</w:t>
-      </w:r>
-      <w:r>
-        <w:rPr>
-          <w:rFonts w:hint="eastAsia"/>
-          <w:sz w:val="24"/>
-          <w:lang w:val="en-GB"/>
-        </w:rPr>
-        <w:t>[25]</w:t>
-      </w:r>
-      <w:r>
-        <w:rPr>
-          <w:rFonts w:hint="eastAsia"/>
-          <w:sz w:val="24"/>
-          <w:lang w:val="en-GB"/>
-        </w:rPr>
-        <w:t>，</w:t>
-      </w:r>
-      <w:r>
-        <w:rPr>
-          <w:rFonts w:hint="eastAsia"/>
-          <w:sz w:val="24"/>
-          <w:lang w:val="en-GB"/>
-        </w:rPr>
-        <w:t>[26]</w:t>
-      </w:r>
-      <w:r>
-        <w:rPr>
-          <w:rFonts w:hint="eastAsia"/>
-          <w:sz w:val="24"/>
-          <w:lang w:val="en-GB"/>
-        </w:rPr>
-        <w:t>。例如，</w:t>
-      </w:r>
-      <w:r>
-        <w:rPr>
-          <w:rFonts w:hint="eastAsia"/>
-          <w:sz w:val="24"/>
-          <w:lang w:val="en-GB"/>
-        </w:rPr>
-        <w:t xml:space="preserve">[22] </w:t>
-      </w:r>
-      <w:r>
-        <w:rPr>
-          <w:rFonts w:hint="eastAsia"/>
-          <w:sz w:val="24"/>
-          <w:lang w:val="en-GB"/>
-        </w:rPr>
-        <w:t>利用</w:t>
-      </w:r>
-      <w:r>
-        <w:rPr>
-          <w:rFonts w:hint="eastAsia"/>
-          <w:sz w:val="24"/>
-          <w:lang w:val="en-GB"/>
-        </w:rPr>
-        <w:t xml:space="preserve"> SAM </w:t>
-      </w:r>
-      <w:r>
-        <w:rPr>
-          <w:rFonts w:hint="eastAsia"/>
-          <w:sz w:val="24"/>
-          <w:lang w:val="en-GB"/>
-        </w:rPr>
-        <w:t>从高分辨率卫星影像中自动划定农田单元的能力，无需额外训练，大幅提升了美国主要农业区的原始</w:t>
-      </w:r>
-      <w:r>
-        <w:rPr>
-          <w:rFonts w:hint="eastAsia"/>
-          <w:sz w:val="24"/>
-          <w:lang w:val="en-GB"/>
-        </w:rPr>
-        <w:t xml:space="preserve"> CDL </w:t>
-      </w:r>
-      <w:r>
-        <w:rPr>
-          <w:rFonts w:hint="eastAsia"/>
-          <w:sz w:val="24"/>
-          <w:lang w:val="en-GB"/>
-        </w:rPr>
-        <w:t>数据质量。</w:t>
-      </w:r>
-      <w:r>
-        <w:rPr>
-          <w:rFonts w:hint="eastAsia"/>
-          <w:sz w:val="24"/>
-          <w:lang w:val="en-GB"/>
-        </w:rPr>
-        <w:t xml:space="preserve">RS-CLIP [25] </w:t>
-      </w:r>
-      <w:r>
-        <w:rPr>
-          <w:rFonts w:hint="eastAsia"/>
-          <w:sz w:val="24"/>
-          <w:lang w:val="en-GB"/>
-        </w:rPr>
-        <w:t>采用包含多个阶段模型微调的课程学习策略，以增强零样本遥感场景分类的性能。</w:t>
-      </w:r>
-      <w:r>
-        <w:rPr>
-          <w:rFonts w:hint="eastAsia"/>
-          <w:sz w:val="24"/>
-          <w:lang w:val="en-GB"/>
-        </w:rPr>
-        <w:t xml:space="preserve"> 2) </w:t>
-      </w:r>
-      <w:r>
-        <w:rPr>
-          <w:rFonts w:hint="eastAsia"/>
-          <w:sz w:val="24"/>
-          <w:lang w:val="en-GB"/>
-        </w:rPr>
-        <w:t>应用提示学习技术以使</w:t>
-      </w:r>
-      <w:r>
-        <w:rPr>
-          <w:rFonts w:hint="eastAsia"/>
-          <w:sz w:val="24"/>
-          <w:lang w:val="en-GB"/>
-        </w:rPr>
-        <w:t xml:space="preserve"> SAM </w:t>
-      </w:r>
-      <w:r>
-        <w:rPr>
-          <w:rFonts w:hint="eastAsia"/>
-          <w:sz w:val="24"/>
-          <w:lang w:val="en-GB"/>
-        </w:rPr>
-        <w:t>适应遥感领域，从而生成更准确的输出</w:t>
-      </w:r>
-      <w:r>
-        <w:rPr>
-          <w:rFonts w:hint="eastAsia"/>
-          <w:sz w:val="24"/>
-          <w:lang w:val="en-GB"/>
-        </w:rPr>
-        <w:t xml:space="preserve"> [17]</w:t>
-      </w:r>
-      <w:r>
-        <w:rPr>
-          <w:rFonts w:hint="eastAsia"/>
-          <w:sz w:val="24"/>
-          <w:lang w:val="en-GB"/>
-        </w:rPr>
-        <w:t>，</w:t>
-      </w:r>
-      <w:r>
-        <w:rPr>
-          <w:rFonts w:hint="eastAsia"/>
-          <w:sz w:val="24"/>
-          <w:lang w:val="en-GB"/>
-        </w:rPr>
-        <w:t>[18]</w:t>
-      </w:r>
-      <w:r>
-        <w:rPr>
-          <w:rFonts w:hint="eastAsia"/>
-          <w:sz w:val="24"/>
-          <w:lang w:val="en-GB"/>
-        </w:rPr>
-        <w:t>，</w:t>
-      </w:r>
-      <w:r>
-        <w:rPr>
-          <w:rFonts w:hint="eastAsia"/>
-          <w:sz w:val="24"/>
-          <w:lang w:val="en-GB"/>
-        </w:rPr>
-        <w:t>[27]</w:t>
-      </w:r>
-      <w:r>
-        <w:rPr>
-          <w:rFonts w:hint="eastAsia"/>
-          <w:sz w:val="24"/>
-          <w:lang w:val="en-GB"/>
-        </w:rPr>
-        <w:t>，</w:t>
-      </w:r>
-      <w:r>
-        <w:rPr>
-          <w:rFonts w:hint="eastAsia"/>
-          <w:sz w:val="24"/>
-          <w:lang w:val="en-GB"/>
-        </w:rPr>
-        <w:t>[28]</w:t>
-      </w:r>
-      <w:r>
-        <w:rPr>
-          <w:rFonts w:hint="eastAsia"/>
-          <w:sz w:val="24"/>
-          <w:lang w:val="en-GB"/>
-        </w:rPr>
-        <w:t>，</w:t>
-      </w:r>
-      <w:r>
-        <w:rPr>
-          <w:rFonts w:hint="eastAsia"/>
-          <w:sz w:val="24"/>
-          <w:lang w:val="en-GB"/>
-        </w:rPr>
-        <w:t>[29]</w:t>
-      </w:r>
-      <w:r>
-        <w:rPr>
-          <w:rFonts w:hint="eastAsia"/>
-          <w:sz w:val="24"/>
-          <w:lang w:val="en-GB"/>
-        </w:rPr>
-        <w:t>。例如，</w:t>
-      </w:r>
-      <w:r>
-        <w:rPr>
-          <w:rFonts w:hint="eastAsia"/>
-          <w:sz w:val="24"/>
-          <w:lang w:val="en-GB"/>
-        </w:rPr>
-        <w:t xml:space="preserve">RSPrompter [17] </w:t>
-      </w:r>
-      <w:r>
-        <w:rPr>
-          <w:rFonts w:hint="eastAsia"/>
-          <w:sz w:val="24"/>
-          <w:lang w:val="en-GB"/>
-        </w:rPr>
-        <w:t>侧重于学习如何为</w:t>
-      </w:r>
-      <w:r>
-        <w:rPr>
-          <w:rFonts w:hint="eastAsia"/>
-          <w:sz w:val="24"/>
-          <w:lang w:val="en-GB"/>
-        </w:rPr>
-        <w:t xml:space="preserve"> SAM </w:t>
-      </w:r>
-      <w:r>
-        <w:rPr>
-          <w:rFonts w:hint="eastAsia"/>
-          <w:sz w:val="24"/>
-          <w:lang w:val="en-GB"/>
-        </w:rPr>
-        <w:t>生成提示输入，使其能够自动获得实例级语义掩码，从而增强</w:t>
-      </w:r>
-      <w:r>
-        <w:rPr>
-          <w:rFonts w:hint="eastAsia"/>
-          <w:sz w:val="24"/>
-          <w:lang w:val="en-GB"/>
-        </w:rPr>
-        <w:t xml:space="preserve"> SAM </w:t>
-      </w:r>
-      <w:r>
-        <w:rPr>
-          <w:rFonts w:hint="eastAsia"/>
-          <w:sz w:val="24"/>
-          <w:lang w:val="en-GB"/>
-        </w:rPr>
-        <w:t>框架的能力。尽管这些进展极大地扩展了</w:t>
-      </w:r>
-      <w:r>
-        <w:rPr>
-          <w:rFonts w:hint="eastAsia"/>
-          <w:sz w:val="24"/>
-          <w:lang w:val="en-GB"/>
-        </w:rPr>
-        <w:t xml:space="preserve"> SAM </w:t>
-      </w:r>
-      <w:r>
-        <w:rPr>
-          <w:rFonts w:hint="eastAsia"/>
-          <w:sz w:val="24"/>
-          <w:lang w:val="en-GB"/>
-        </w:rPr>
-        <w:t>在遥感领域的应用，但它们通常需要人工设计复杂的微调机制或提示学习策略，以及重新训练遥感语义分割模型或视觉基础模型。为应对上述挑战，我们开发了一个简单而有效的框架，用于利用</w:t>
-      </w:r>
-      <w:r>
-        <w:rPr>
-          <w:rFonts w:hint="eastAsia"/>
-          <w:sz w:val="24"/>
-          <w:lang w:val="en-GB"/>
-        </w:rPr>
-        <w:t xml:space="preserve"> SAM </w:t>
-      </w:r>
-      <w:r>
-        <w:rPr>
-          <w:rFonts w:hint="eastAsia"/>
-          <w:sz w:val="24"/>
-          <w:lang w:val="en-GB"/>
-        </w:rPr>
-        <w:t>的原始输出对语义分割结果进行后处理。我们的观察表明，尽管</w:t>
-      </w:r>
-      <w:r>
-        <w:rPr>
-          <w:rFonts w:hint="eastAsia"/>
-          <w:sz w:val="24"/>
-          <w:lang w:val="en-GB"/>
-        </w:rPr>
-        <w:t xml:space="preserve"> SAM </w:t>
-      </w:r>
-      <w:r>
-        <w:rPr>
-          <w:rFonts w:hint="eastAsia"/>
-          <w:sz w:val="24"/>
-          <w:lang w:val="en-GB"/>
-        </w:rPr>
-        <w:t>由于遥感图像与自然图像的差异，可能无法准确分割遥感图像的每一部分，但两者之间仍存在一定的互操作性。通过保留</w:t>
-      </w:r>
-      <w:r>
-        <w:rPr>
-          <w:rFonts w:hint="eastAsia"/>
-          <w:sz w:val="24"/>
-          <w:lang w:val="en-GB"/>
-        </w:rPr>
-        <w:t xml:space="preserve"> SAM </w:t>
-      </w:r>
-      <w:r>
-        <w:rPr>
-          <w:rFonts w:hint="eastAsia"/>
-          <w:sz w:val="24"/>
-          <w:lang w:val="en-GB"/>
-        </w:rPr>
-        <w:t>表现良好的分割区域，我们可以利用</w:t>
-      </w:r>
-      <w:r>
-        <w:rPr>
-          <w:rFonts w:hint="eastAsia"/>
-          <w:sz w:val="24"/>
-          <w:lang w:val="en-GB"/>
-        </w:rPr>
-        <w:t xml:space="preserve"> SAM </w:t>
-      </w:r>
-      <w:r>
-        <w:rPr>
-          <w:rFonts w:hint="eastAsia"/>
-          <w:sz w:val="24"/>
-          <w:lang w:val="en-GB"/>
-        </w:rPr>
-        <w:t>从自然图像中学到的有用信息来提升遥感图像分割效果。因此，我们提出了一个简洁的框架，能够准确保留</w:t>
-      </w:r>
-      <w:r>
-        <w:rPr>
-          <w:rFonts w:hint="eastAsia"/>
-          <w:sz w:val="24"/>
-          <w:lang w:val="en-GB"/>
-        </w:rPr>
-        <w:t xml:space="preserve"> SAM </w:t>
-      </w:r>
-      <w:r>
-        <w:rPr>
-          <w:rFonts w:hint="eastAsia"/>
-          <w:sz w:val="24"/>
-          <w:lang w:val="en-GB"/>
-        </w:rPr>
-        <w:t>对遥感图像边界的识别。结合语义分割模型生成的语义信息，我们能够获得兼具精确边界和语义信息的高质量掩码。我们的方法直接利用</w:t>
-      </w:r>
-      <w:r>
-        <w:rPr>
-          <w:rFonts w:hint="eastAsia"/>
-          <w:sz w:val="24"/>
-          <w:lang w:val="en-GB"/>
-        </w:rPr>
-        <w:t xml:space="preserve"> SAM </w:t>
-      </w:r>
-      <w:r>
-        <w:rPr>
-          <w:rFonts w:hint="eastAsia"/>
-          <w:sz w:val="24"/>
-          <w:lang w:val="en-GB"/>
-        </w:rPr>
-        <w:t>的原始输出来增强语义分割模型的预测，切实发挥了</w:t>
-      </w:r>
-      <w:r>
-        <w:rPr>
-          <w:rFonts w:hint="eastAsia"/>
-          <w:sz w:val="24"/>
-          <w:lang w:val="en-GB"/>
-        </w:rPr>
-        <w:t xml:space="preserve"> SAM </w:t>
-      </w:r>
-      <w:r>
-        <w:rPr>
-          <w:rFonts w:hint="eastAsia"/>
-          <w:sz w:val="24"/>
-          <w:lang w:val="en-GB"/>
-        </w:rPr>
-        <w:t>在遥感领域的潜力。本文的主要贡献总结如下。</w:t>
-      </w:r>
-    </w:p>
-    <w:p>
-      <w:pPr>
-        <w:spacing w:line="400" w:lineRule="exact"/>
-        <w:ind w:firstLine="420"/>
-        <w:rPr>
-          <w:sz w:val="24"/>
-          <w:lang w:val="en-GB"/>
-        </w:rPr>
-      </w:pPr>
-      <w:r>
-        <w:rPr>
-          <w:rFonts w:hint="eastAsia"/>
-          <w:sz w:val="24"/>
-          <w:lang w:val="en-GB"/>
-        </w:rPr>
-        <w:t>这些方法包括直接使用</w:t>
-      </w:r>
-      <w:r>
-        <w:rPr>
-          <w:rFonts w:hint="eastAsia"/>
-          <w:sz w:val="24"/>
-          <w:lang w:val="en-GB"/>
-        </w:rPr>
-        <w:t xml:space="preserve"> SAM</w:t>
-      </w:r>
-      <w:r>
-        <w:rPr>
-          <w:rFonts w:hint="eastAsia"/>
-          <w:sz w:val="24"/>
-          <w:lang w:val="en-GB"/>
-        </w:rPr>
-        <w:t>、调整或微调</w:t>
-      </w:r>
-      <w:r>
-        <w:rPr>
-          <w:rFonts w:hint="eastAsia"/>
-          <w:sz w:val="24"/>
-          <w:lang w:val="en-GB"/>
-        </w:rPr>
-        <w:t xml:space="preserve"> SAM </w:t>
-      </w:r>
-      <w:r>
-        <w:rPr>
-          <w:rFonts w:hint="eastAsia"/>
-          <w:sz w:val="24"/>
-          <w:lang w:val="en-GB"/>
-        </w:rPr>
-        <w:t>以及利用提示学习技术。观察到这些方法主要聚焦于二分类任务，包括二分类分割</w:t>
-      </w:r>
-      <w:r>
-        <w:rPr>
-          <w:rFonts w:hint="eastAsia"/>
-          <w:sz w:val="24"/>
-          <w:lang w:val="en-GB"/>
-        </w:rPr>
-        <w:t xml:space="preserve"> [33]</w:t>
-      </w:r>
-      <w:r>
-        <w:rPr>
-          <w:rFonts w:hint="eastAsia"/>
-          <w:sz w:val="24"/>
-          <w:lang w:val="en-GB"/>
-        </w:rPr>
-        <w:t>，</w:t>
-      </w:r>
-      <w:r>
-        <w:rPr>
-          <w:rFonts w:hint="eastAsia"/>
-          <w:sz w:val="24"/>
-          <w:lang w:val="en-GB"/>
-        </w:rPr>
-        <w:t>[36]</w:t>
-      </w:r>
-      <w:r>
-        <w:rPr>
-          <w:rFonts w:hint="eastAsia"/>
-          <w:sz w:val="24"/>
-          <w:lang w:val="en-GB"/>
-        </w:rPr>
-        <w:t>，</w:t>
-      </w:r>
-      <w:r>
-        <w:rPr>
-          <w:rFonts w:hint="eastAsia"/>
-          <w:sz w:val="24"/>
-          <w:lang w:val="en-GB"/>
-        </w:rPr>
-        <w:t>[37]</w:t>
-      </w:r>
-      <w:r>
-        <w:rPr>
-          <w:rFonts w:hint="eastAsia"/>
-          <w:sz w:val="24"/>
-          <w:lang w:val="en-GB"/>
-        </w:rPr>
-        <w:t>，</w:t>
-      </w:r>
-      <w:r>
-        <w:rPr>
-          <w:rFonts w:hint="eastAsia"/>
-          <w:sz w:val="24"/>
-          <w:lang w:val="en-GB"/>
-        </w:rPr>
-        <w:t>[38]</w:t>
-      </w:r>
-      <w:r>
-        <w:rPr>
-          <w:rFonts w:hint="eastAsia"/>
-          <w:sz w:val="24"/>
-          <w:lang w:val="en-GB"/>
-        </w:rPr>
-        <w:t>，</w:t>
-      </w:r>
-      <w:r>
-        <w:rPr>
-          <w:rFonts w:hint="eastAsia"/>
-          <w:sz w:val="24"/>
-          <w:lang w:val="en-GB"/>
-        </w:rPr>
-        <w:t>[39]</w:t>
-      </w:r>
-      <w:r>
-        <w:rPr>
-          <w:rFonts w:hint="eastAsia"/>
-          <w:sz w:val="24"/>
-          <w:lang w:val="en-GB"/>
-        </w:rPr>
-        <w:t>，</w:t>
-      </w:r>
-      <w:r>
-        <w:rPr>
-          <w:rFonts w:hint="eastAsia"/>
-          <w:sz w:val="24"/>
-          <w:lang w:val="en-GB"/>
-        </w:rPr>
-        <w:t>[40]</w:t>
-      </w:r>
-      <w:r>
-        <w:rPr>
-          <w:rFonts w:hint="eastAsia"/>
-          <w:sz w:val="24"/>
-          <w:lang w:val="en-GB"/>
-        </w:rPr>
-        <w:t>，</w:t>
-      </w:r>
-      <w:r>
-        <w:rPr>
-          <w:rFonts w:hint="eastAsia"/>
-          <w:sz w:val="24"/>
-          <w:lang w:val="en-GB"/>
-        </w:rPr>
-        <w:t>[41]</w:t>
-      </w:r>
-      <w:r>
-        <w:rPr>
-          <w:rFonts w:hint="eastAsia"/>
-          <w:sz w:val="24"/>
-          <w:lang w:val="en-GB"/>
-        </w:rPr>
-        <w:t>，</w:t>
-      </w:r>
-      <w:r>
-        <w:rPr>
-          <w:rFonts w:hint="eastAsia"/>
-          <w:sz w:val="24"/>
-          <w:lang w:val="en-GB"/>
-        </w:rPr>
-        <w:t xml:space="preserve">[42] </w:t>
-      </w:r>
-      <w:r>
-        <w:rPr>
-          <w:rFonts w:hint="eastAsia"/>
-          <w:sz w:val="24"/>
-          <w:lang w:val="en-GB"/>
-        </w:rPr>
-        <w:t>和变化检测</w:t>
-      </w:r>
-      <w:r>
-        <w:rPr>
-          <w:rFonts w:hint="eastAsia"/>
-          <w:sz w:val="24"/>
-          <w:lang w:val="en-GB"/>
-        </w:rPr>
-        <w:t xml:space="preserve"> [43]</w:t>
-      </w:r>
-      <w:r>
-        <w:rPr>
-          <w:rFonts w:hint="eastAsia"/>
-          <w:sz w:val="24"/>
-          <w:lang w:val="en-GB"/>
-        </w:rPr>
-        <w:t>，</w:t>
-      </w:r>
-      <w:r>
-        <w:rPr>
-          <w:rFonts w:hint="eastAsia"/>
-          <w:sz w:val="24"/>
-          <w:lang w:val="en-GB"/>
-        </w:rPr>
-        <w:t>[44]</w:t>
-      </w:r>
-      <w:r>
-        <w:rPr>
-          <w:rFonts w:hint="eastAsia"/>
-          <w:sz w:val="24"/>
-          <w:lang w:val="en-GB"/>
-        </w:rPr>
-        <w:t>，</w:t>
-      </w:r>
-      <w:r>
-        <w:rPr>
-          <w:rFonts w:hint="eastAsia"/>
-          <w:sz w:val="24"/>
-          <w:lang w:val="en-GB"/>
-        </w:rPr>
-        <w:t>[45]</w:t>
-      </w:r>
-      <w:r>
-        <w:rPr>
-          <w:rFonts w:hint="eastAsia"/>
-          <w:sz w:val="24"/>
-          <w:lang w:val="en-GB"/>
-        </w:rPr>
-        <w:t>，因为</w:t>
-      </w:r>
-      <w:r>
-        <w:rPr>
-          <w:rFonts w:hint="eastAsia"/>
-          <w:sz w:val="24"/>
-          <w:lang w:val="en-GB"/>
-        </w:rPr>
-        <w:t xml:space="preserve"> SAM </w:t>
-      </w:r>
-      <w:r>
-        <w:rPr>
-          <w:rFonts w:hint="eastAsia"/>
-          <w:sz w:val="24"/>
-          <w:lang w:val="en-GB"/>
-        </w:rPr>
-        <w:t>生成的掩膜不包含语义信息，无法直接应用于多类别的语义分割任务。另一方面，这些方法通常需要人工设计复杂的微调机制</w:t>
-      </w:r>
-      <w:r>
-        <w:rPr>
-          <w:rFonts w:hint="eastAsia"/>
-          <w:sz w:val="24"/>
-          <w:lang w:val="en-GB"/>
-        </w:rPr>
-        <w:t xml:space="preserve"> [42]</w:t>
-      </w:r>
-      <w:r>
-        <w:rPr>
-          <w:rFonts w:hint="eastAsia"/>
-          <w:sz w:val="24"/>
-          <w:lang w:val="en-GB"/>
-        </w:rPr>
-        <w:t>，</w:t>
-      </w:r>
-      <w:r>
-        <w:rPr>
-          <w:rFonts w:hint="eastAsia"/>
-          <w:sz w:val="24"/>
-          <w:lang w:val="en-GB"/>
-        </w:rPr>
-        <w:t xml:space="preserve">[47] </w:t>
-      </w:r>
-      <w:r>
-        <w:rPr>
-          <w:rFonts w:hint="eastAsia"/>
-          <w:sz w:val="24"/>
-          <w:lang w:val="en-GB"/>
-        </w:rPr>
-        <w:t>或提示学习策略</w:t>
-      </w:r>
-      <w:r>
-        <w:rPr>
-          <w:rFonts w:hint="eastAsia"/>
-          <w:sz w:val="24"/>
-          <w:lang w:val="en-GB"/>
-        </w:rPr>
-        <w:t xml:space="preserve"> [34]</w:t>
-      </w:r>
-      <w:r>
-        <w:rPr>
-          <w:rFonts w:hint="eastAsia"/>
-          <w:sz w:val="24"/>
-          <w:lang w:val="en-GB"/>
-        </w:rPr>
-        <w:t>，</w:t>
-      </w:r>
-      <w:r>
-        <w:rPr>
-          <w:rFonts w:hint="eastAsia"/>
-          <w:sz w:val="24"/>
-          <w:lang w:val="en-GB"/>
-        </w:rPr>
-        <w:t>[36]</w:t>
-      </w:r>
-      <w:r>
-        <w:rPr>
-          <w:rFonts w:hint="eastAsia"/>
-          <w:sz w:val="24"/>
-          <w:lang w:val="en-GB"/>
-        </w:rPr>
-        <w:t>，</w:t>
-      </w:r>
-      <w:r>
-        <w:rPr>
-          <w:rFonts w:hint="eastAsia"/>
-          <w:sz w:val="24"/>
-          <w:lang w:val="en-GB"/>
-        </w:rPr>
-        <w:t>[44]</w:t>
-      </w:r>
-      <w:r>
-        <w:rPr>
-          <w:rFonts w:hint="eastAsia"/>
-          <w:sz w:val="24"/>
-          <w:lang w:val="en-GB"/>
-        </w:rPr>
-        <w:t>。因此，它们需要修改并添加由</w:t>
-      </w:r>
-      <w:r>
-        <w:rPr>
-          <w:rFonts w:hint="eastAsia"/>
-          <w:sz w:val="24"/>
-          <w:lang w:val="en-GB"/>
-        </w:rPr>
-        <w:t xml:space="preserve"> CNN </w:t>
-      </w:r>
-      <w:r>
-        <w:rPr>
-          <w:rFonts w:hint="eastAsia"/>
-          <w:sz w:val="24"/>
-          <w:lang w:val="en-GB"/>
-        </w:rPr>
-        <w:t>或</w:t>
-      </w:r>
-      <w:r>
-        <w:rPr>
-          <w:rFonts w:hint="eastAsia"/>
-          <w:sz w:val="24"/>
-          <w:lang w:val="en-GB"/>
-        </w:rPr>
-        <w:t xml:space="preserve"> Transformer </w:t>
-      </w:r>
-      <w:r>
-        <w:rPr>
-          <w:rFonts w:hint="eastAsia"/>
-          <w:sz w:val="24"/>
-          <w:lang w:val="en-GB"/>
-        </w:rPr>
-        <w:t>组成的模块，或者针对不同数据集设计特定的提示和微调策略。不幸的是，这些因素增加了</w:t>
-      </w:r>
-      <w:r>
-        <w:rPr>
-          <w:rFonts w:hint="eastAsia"/>
-          <w:sz w:val="24"/>
-          <w:lang w:val="en-GB"/>
-        </w:rPr>
-        <w:t xml:space="preserve"> SAM </w:t>
-      </w:r>
-      <w:r>
-        <w:rPr>
-          <w:rFonts w:hint="eastAsia"/>
-          <w:sz w:val="24"/>
-          <w:lang w:val="en-GB"/>
-        </w:rPr>
-        <w:t>适应遥感语义分割的难度，需额外的模块或微调。为应对上述挑战，我们从物体和边界两个角度开发了一个简单而有效的框架来利用</w:t>
-      </w:r>
-      <w:r>
-        <w:rPr>
-          <w:rFonts w:hint="eastAsia"/>
-          <w:sz w:val="24"/>
-          <w:lang w:val="en-GB"/>
-        </w:rPr>
-        <w:t xml:space="preserve"> SAM</w:t>
-      </w:r>
-      <w:r>
-        <w:rPr>
-          <w:rFonts w:hint="eastAsia"/>
-          <w:sz w:val="24"/>
-          <w:lang w:val="en-GB"/>
-        </w:rPr>
-        <w:t>。我们的观察显示，由于遥感图像与自然图像之间的差异，</w:t>
-      </w:r>
-      <w:r>
-        <w:rPr>
-          <w:rFonts w:hint="eastAsia"/>
-          <w:sz w:val="24"/>
-          <w:lang w:val="en-GB"/>
-        </w:rPr>
-        <w:t xml:space="preserve">SAM </w:t>
-      </w:r>
-      <w:r>
-        <w:rPr>
-          <w:rFonts w:hint="eastAsia"/>
-          <w:sz w:val="24"/>
-          <w:lang w:val="en-GB"/>
-        </w:rPr>
-        <w:t>在准确分割遥感图像方面存在挑战。然而，</w:t>
-      </w:r>
-      <w:r>
-        <w:rPr>
-          <w:rFonts w:hint="eastAsia"/>
-          <w:sz w:val="24"/>
-          <w:lang w:val="en-GB"/>
-        </w:rPr>
-        <w:t xml:space="preserve">SAM </w:t>
-      </w:r>
-      <w:r>
-        <w:rPr>
-          <w:rFonts w:hint="eastAsia"/>
-          <w:sz w:val="24"/>
-          <w:lang w:val="en-GB"/>
-        </w:rPr>
-        <w:t>在识别物体方面表现出较高的能力，如图</w:t>
-      </w:r>
-      <w:r>
-        <w:rPr>
-          <w:rFonts w:hint="eastAsia"/>
-          <w:sz w:val="24"/>
-          <w:lang w:val="en-GB"/>
-        </w:rPr>
-        <w:t xml:space="preserve"> 1(c) </w:t>
-      </w:r>
-      <w:r>
-        <w:rPr>
-          <w:rFonts w:hint="eastAsia"/>
-          <w:sz w:val="24"/>
-          <w:lang w:val="en-GB"/>
-        </w:rPr>
-        <w:t>所示。这些物体实际上是自然地物，或自然地物的一部分。表明</w:t>
-      </w:r>
-      <w:r>
-        <w:rPr>
-          <w:rFonts w:hint="eastAsia"/>
-          <w:sz w:val="24"/>
-          <w:lang w:val="en-GB"/>
-        </w:rPr>
-        <w:t xml:space="preserve"> SAM </w:t>
-      </w:r>
-      <w:r>
-        <w:rPr>
-          <w:rFonts w:hint="eastAsia"/>
-          <w:sz w:val="24"/>
-          <w:lang w:val="en-GB"/>
-        </w:rPr>
-        <w:t>生成的物体（</w:t>
-      </w:r>
-      <w:r>
-        <w:rPr>
-          <w:rFonts w:hint="eastAsia"/>
-          <w:sz w:val="24"/>
-          <w:lang w:val="en-GB"/>
-        </w:rPr>
-        <w:t>SGO</w:t>
-      </w:r>
-      <w:r>
-        <w:rPr>
-          <w:rFonts w:hint="eastAsia"/>
-          <w:sz w:val="24"/>
-          <w:lang w:val="en-GB"/>
-        </w:rPr>
-        <w:t>）能够为识别自然地物提供详尽的物体信息。为了充分发挥其潜力，同时尽量减少对通用语义分割模型的改动，我们提出了一种新颖的损失函数，即物体一致性损失，辅助模型训练。此外，我们引入了边界保持损失</w:t>
-      </w:r>
-      <w:r>
-        <w:rPr>
-          <w:rFonts w:hint="eastAsia"/>
-          <w:sz w:val="24"/>
-          <w:lang w:val="en-GB"/>
-        </w:rPr>
-        <w:t xml:space="preserve"> [48]</w:t>
-      </w:r>
-      <w:r>
-        <w:rPr>
-          <w:rFonts w:hint="eastAsia"/>
-          <w:sz w:val="24"/>
-          <w:lang w:val="en-GB"/>
-        </w:rPr>
-        <w:t>，以促使语义分割模型基于详细的</w:t>
-      </w:r>
-      <w:r>
-        <w:rPr>
-          <w:rFonts w:hint="eastAsia"/>
-          <w:sz w:val="24"/>
-          <w:lang w:val="en-GB"/>
-        </w:rPr>
-        <w:t xml:space="preserve"> SAM </w:t>
-      </w:r>
-      <w:r>
-        <w:rPr>
-          <w:rFonts w:hint="eastAsia"/>
-          <w:sz w:val="24"/>
-          <w:lang w:val="en-GB"/>
-        </w:rPr>
-        <w:t>生成边界（</w:t>
-      </w:r>
-      <w:r>
-        <w:rPr>
-          <w:rFonts w:hint="eastAsia"/>
-          <w:sz w:val="24"/>
-          <w:lang w:val="en-GB"/>
-        </w:rPr>
-        <w:t>SGB</w:t>
-      </w:r>
-      <w:r>
-        <w:rPr>
-          <w:rFonts w:hint="eastAsia"/>
-          <w:sz w:val="24"/>
-          <w:lang w:val="en-GB"/>
-        </w:rPr>
-        <w:t>）信息考虑更优的分割边界。由于这两个损失函数均以通用语义分割模型的输出作为输入，</w:t>
-      </w:r>
-      <w:r>
-        <w:rPr>
-          <w:rFonts w:hint="eastAsia"/>
-          <w:sz w:val="24"/>
-          <w:lang w:val="en-GB"/>
-        </w:rPr>
-        <w:lastRenderedPageBreak/>
-        <w:t>因此无需在解码器末端添加额外的分割头。通过简单且直接地利用</w:t>
-      </w:r>
-      <w:r>
-        <w:rPr>
-          <w:rFonts w:hint="eastAsia"/>
-          <w:sz w:val="24"/>
-          <w:lang w:val="en-GB"/>
-        </w:rPr>
-        <w:t xml:space="preserve"> SGO </w:t>
-      </w:r>
-      <w:r>
-        <w:rPr>
-          <w:rFonts w:hint="eastAsia"/>
-          <w:sz w:val="24"/>
-          <w:lang w:val="en-GB"/>
-        </w:rPr>
-        <w:t>和</w:t>
-      </w:r>
-      <w:r>
-        <w:rPr>
-          <w:rFonts w:hint="eastAsia"/>
-          <w:sz w:val="24"/>
-          <w:lang w:val="en-GB"/>
-        </w:rPr>
-        <w:t xml:space="preserve"> SGB</w:t>
+        </w:rPr>
+        <w:t>辅助编码分支整体结构、多尺度空洞交叉注意力模块以及轻量语义分割解码器</w:t>
+      </w:r>
+      <w:r>
+        <w:rPr>
+          <w:rFonts w:hint="eastAsia"/>
+          <w:sz w:val="24"/>
+        </w:rPr>
+        <w:t>。在</w:t>
+      </w:r>
+      <w:r>
+        <w:rPr>
+          <w:rFonts w:hint="eastAsia"/>
+          <w:sz w:val="24"/>
+        </w:rPr>
+        <w:t>4</w:t>
+      </w:r>
+      <w:r>
+        <w:rPr>
+          <w:rFonts w:hint="eastAsia"/>
+          <w:sz w:val="24"/>
+        </w:rPr>
+        <w:t>.3</w:t>
+      </w:r>
+      <w:r>
+        <w:rPr>
+          <w:rFonts w:hint="eastAsia"/>
+          <w:sz w:val="24"/>
+        </w:rPr>
+        <w:t>节中，本章对所提出算法在</w:t>
+      </w:r>
+      <w:r>
+        <w:rPr>
+          <w:rFonts w:hint="eastAsia"/>
+          <w:sz w:val="24"/>
+        </w:rPr>
+        <w:t>两</w:t>
+      </w:r>
+      <w:r>
+        <w:rPr>
+          <w:rFonts w:hint="eastAsia"/>
+          <w:sz w:val="24"/>
+        </w:rPr>
+        <w:t>个公开数据集上进行了对比试验以及消融实验，并对实验结果进行了分析和讨论。最后，</w:t>
+      </w:r>
+      <w:r>
+        <w:rPr>
+          <w:rFonts w:hint="eastAsia"/>
+          <w:sz w:val="24"/>
+        </w:rPr>
+        <w:t>4</w:t>
+      </w:r>
+      <w:r>
+        <w:rPr>
+          <w:rFonts w:hint="eastAsia"/>
+          <w:sz w:val="24"/>
+        </w:rPr>
+        <w:t>.4</w:t>
+      </w:r>
+      <w:r>
+        <w:rPr>
+          <w:rFonts w:hint="eastAsia"/>
+          <w:sz w:val="24"/>
+        </w:rPr>
+        <w:t>节</w:t>
+      </w:r>
+      <w:r>
+        <w:rPr>
+          <w:rFonts w:hint="eastAsia"/>
+          <w:sz w:val="24"/>
+        </w:rPr>
+        <w:t>是</w:t>
+      </w:r>
+      <w:r>
+        <w:rPr>
+          <w:rFonts w:hint="eastAsia"/>
+          <w:sz w:val="24"/>
+        </w:rPr>
+        <w:t>对本章内容进行</w:t>
+      </w:r>
+      <w:r>
+        <w:rPr>
+          <w:rFonts w:hint="eastAsia"/>
+          <w:sz w:val="24"/>
+        </w:rPr>
+        <w:t>的</w:t>
+      </w:r>
+      <w:r>
+        <w:rPr>
+          <w:rFonts w:hint="eastAsia"/>
+          <w:sz w:val="24"/>
+        </w:rPr>
+        <w:t>总结。</w:t>
       </w:r>
     </w:p>
     <w:p>
@@ -33781,6 +29267,7 @@
         </w:rPr>
         <w:t xml:space="preserve">4.2 </w:t>
       </w:r>
+      <w:bookmarkEnd w:id="67"/>
       <w:r>
         <w:rPr>
           <w:rFonts w:hint="eastAsia"/>
@@ -33790,43 +29277,40 @@
       <w:r>
         <w:rPr>
           <w:rFonts w:hint="eastAsia"/>
-          <w:bCs/>
+        </w:rPr>
+        <w:t>CNN</w:t>
+      </w:r>
+      <w:r>
+        <w:rPr>
+          <w:rFonts w:hint="eastAsia"/>
         </w:rPr>
         <w:t>辅助编码</w:t>
       </w:r>
       <w:r>
         <w:rPr>
           <w:rFonts w:hint="eastAsia"/>
-          <w:bCs/>
         </w:rPr>
         <w:t>与</w:t>
       </w:r>
       <w:r>
         <w:rPr>
           <w:rFonts w:hint="eastAsia"/>
-          <w:bCs/>
-        </w:rPr>
-        <w:t>特征混合解码的语义</w:t>
-      </w:r>
-      <w:r>
-        <w:rPr>
-          <w:rFonts w:hint="eastAsia"/>
-          <w:bCs/>
-        </w:rPr>
-        <w:t>分割</w:t>
-      </w:r>
-      <w:r>
-        <w:rPr>
-          <w:rFonts w:hint="eastAsia"/>
-          <w:bCs/>
+        </w:rPr>
+        <w:t>特征混合解码</w:t>
+      </w:r>
+      <w:r>
+        <w:rPr>
+          <w:rFonts w:hint="eastAsia"/>
         </w:rPr>
         <w:t>方法</w:t>
       </w:r>
-      <w:bookmarkEnd w:id="67"/>
     </w:p>
     <w:p>
       <w:pPr>
         <w:pStyle w:val="3"/>
+        <w:rPr>
+          <w:rFonts w:hint="eastAsia"/>
+        </w:rPr>
       </w:pPr>
       <w:bookmarkStart w:id="68" w:name="_Toc200886808"/>
       <w:bookmarkStart w:id="69" w:name="多任务联邦学习模型"/>
@@ -33852,9 +29336,82 @@
         <w:rPr>
           <w:rFonts w:hint="eastAsia"/>
         </w:rPr>
-        <w:t>整体结构与评价模型</w:t>
+        <w:t>整体结构</w:t>
       </w:r>
       <w:bookmarkEnd w:id="68"/>
+    </w:p>
+    <w:p>
+      <w:pPr>
+        <w:rPr>
+          <w:noProof/>
+        </w:rPr>
+      </w:pPr>
+      <w:r>
+        <w:rPr>
+          <w:noProof/>
+        </w:rPr>
+        <w:drawing>
+          <wp:inline distT="0" distB="0" distL="0" distR="0" wp14:anchorId="43D87693" wp14:editId="1A0ABF48">
+            <wp:extent cx="5609980" cy="3788434"/>
+            <wp:effectExtent l="0" t="0" r="0" b="2540"/>
+            <wp:docPr id="959547672" name="图片 14"/>
+            <wp:cNvGraphicFramePr>
+              <a:graphicFrameLocks xmlns:a="http://schemas.openxmlformats.org/drawingml/2006/main" noChangeAspect="1"/>
+            </wp:cNvGraphicFramePr>
+            <a:graphic xmlns:a="http://schemas.openxmlformats.org/drawingml/2006/main">
+              <a:graphicData uri="http://schemas.openxmlformats.org/drawingml/2006/picture">
+                <pic:pic xmlns:pic="http://schemas.openxmlformats.org/drawingml/2006/picture">
+                  <pic:nvPicPr>
+                    <pic:cNvPr id="0" name="Picture 6"/>
+                    <pic:cNvPicPr>
+                      <a:picLocks noChangeAspect="1" noChangeArrowheads="1"/>
+                    </pic:cNvPicPr>
+                  </pic:nvPicPr>
+                  <pic:blipFill rotWithShape="1">
+                    <a:blip r:embed="rId38">
+                      <a:extLst>
+                        <a:ext uri="{28A0092B-C50C-407E-A947-70E740481C1C}">
+                          <a14:useLocalDpi xmlns:a14="http://schemas.microsoft.com/office/drawing/2010/main" val="0"/>
+                        </a:ext>
+                      </a:extLst>
+                    </a:blip>
+                    <a:srcRect l="9526" t="1646" r="13871" b="6390"/>
+                    <a:stretch>
+                      <a:fillRect/>
+                    </a:stretch>
+                  </pic:blipFill>
+                  <pic:spPr bwMode="auto">
+                    <a:xfrm>
+                      <a:off x="0" y="0"/>
+                      <a:ext cx="5622211" cy="3796694"/>
+                    </a:xfrm>
+                    <a:prstGeom prst="rect">
+                      <a:avLst/>
+                    </a:prstGeom>
+                    <a:noFill/>
+                    <a:ln>
+                      <a:noFill/>
+                    </a:ln>
+                    <a:extLst>
+                      <a:ext uri="{53640926-AAD7-44D8-BBD7-CCE9431645EC}">
+                        <a14:shadowObscured xmlns:a14="http://schemas.microsoft.com/office/drawing/2010/main"/>
+                      </a:ext>
+                    </a:extLst>
+                  </pic:spPr>
+                </pic:pic>
+              </a:graphicData>
+            </a:graphic>
+          </wp:inline>
+        </w:drawing>
+      </w:r>
+    </w:p>
+    <w:p>
+      <w:pPr>
+        <w:ind w:firstLineChars="200" w:firstLine="480"/>
+        <w:rPr>
+          <w:sz w:val="24"/>
+        </w:rPr>
+      </w:pPr>
     </w:p>
     <w:p>
       <w:pPr>
@@ -33895,6 +29452,7 @@
         <w:rPr>
           <w:rFonts w:hint="eastAsia"/>
         </w:rPr>
+        <w:lastRenderedPageBreak/>
         <w:t>4.</w:t>
       </w:r>
       <w:r>
@@ -34434,6 +29992,196 @@
         <w:rPr>
           <w:rFonts w:hint="eastAsia"/>
         </w:rPr>
+        <w:t>5</w:t>
+      </w:r>
+      <w:r>
+        <w:rPr>
+          <w:rFonts w:hint="eastAsia"/>
+        </w:rPr>
+        <w:t>.</w:t>
+      </w:r>
+      <w:r>
+        <w:rPr>
+          <w:rFonts w:hint="eastAsia"/>
+        </w:rPr>
+        <w:t>2</w:t>
+      </w:r>
+      <w:r>
+        <w:rPr>
+          <w:rFonts w:hint="eastAsia"/>
+        </w:rPr>
+        <w:t xml:space="preserve">.2 </w:t>
+      </w:r>
+      <w:r>
+        <w:rPr>
+          <w:rFonts w:hint="eastAsia"/>
+        </w:rPr>
+        <w:t>多模态融合编码</w:t>
+      </w:r>
+      <w:bookmarkEnd w:id="84"/>
+    </w:p>
+    <w:p>
+      <w:pPr>
+        <w:pStyle w:val="3"/>
+      </w:pPr>
+      <w:bookmarkStart w:id="85" w:name="_Toc200886822"/>
+      <w:r>
+        <w:rPr>
+          <w:rFonts w:hint="eastAsia"/>
+        </w:rPr>
+        <w:t>5</w:t>
+      </w:r>
+      <w:r>
+        <w:rPr>
+          <w:rFonts w:hint="eastAsia"/>
+        </w:rPr>
+        <w:t>.</w:t>
+      </w:r>
+      <w:r>
+        <w:rPr>
+          <w:rFonts w:hint="eastAsia"/>
+        </w:rPr>
+        <w:t>2</w:t>
+      </w:r>
+      <w:r>
+        <w:rPr>
+          <w:rFonts w:hint="eastAsia"/>
+        </w:rPr>
+        <w:t xml:space="preserve">.3 </w:t>
+      </w:r>
+      <w:r>
+        <w:rPr>
+          <w:rFonts w:hint="eastAsia"/>
+        </w:rPr>
+        <w:t>提示微调方法</w:t>
+      </w:r>
+      <w:bookmarkEnd w:id="85"/>
+    </w:p>
+    <w:p>
+      <w:pPr>
+        <w:pStyle w:val="3"/>
+      </w:pPr>
+      <w:bookmarkStart w:id="86" w:name="_Toc200886823"/>
+      <w:r>
+        <w:rPr>
+          <w:rFonts w:hint="eastAsia"/>
+        </w:rPr>
+        <w:t>5</w:t>
+      </w:r>
+      <w:r>
+        <w:rPr>
+          <w:rFonts w:hint="eastAsia"/>
+        </w:rPr>
+        <w:t>.</w:t>
+      </w:r>
+      <w:r>
+        <w:rPr>
+          <w:rFonts w:hint="eastAsia"/>
+        </w:rPr>
+        <w:t>2</w:t>
+      </w:r>
+      <w:r>
+        <w:rPr>
+          <w:rFonts w:hint="eastAsia"/>
+        </w:rPr>
+        <w:t>.</w:t>
+      </w:r>
+      <w:r>
+        <w:rPr>
+          <w:rFonts w:hint="eastAsia"/>
+        </w:rPr>
+        <w:t>4</w:t>
+      </w:r>
+      <w:r>
+        <w:rPr>
+          <w:rFonts w:hint="eastAsia"/>
+        </w:rPr>
+        <w:t xml:space="preserve"> </w:t>
+      </w:r>
+      <w:r>
+        <w:rPr>
+          <w:rFonts w:hint="eastAsia"/>
+        </w:rPr>
+        <w:t>实时交互分割系统</w:t>
+      </w:r>
+      <w:bookmarkEnd w:id="86"/>
+    </w:p>
+    <w:p>
+      <w:pPr>
+        <w:pStyle w:val="20"/>
+        <w:ind w:left="0" w:firstLine="0"/>
+        <w:rPr>
+          <w:lang w:val="en-US"/>
+        </w:rPr>
+      </w:pPr>
+      <w:bookmarkStart w:id="87" w:name="_Toc200886824"/>
+      <w:r>
+        <w:rPr>
+          <w:rFonts w:hint="eastAsia"/>
+        </w:rPr>
+        <w:t>5.</w:t>
+      </w:r>
+      <w:r>
+        <w:rPr>
+          <w:lang w:val="en-US"/>
+        </w:rPr>
+        <w:t>3</w:t>
+      </w:r>
+      <w:r>
+        <w:rPr>
+          <w:rFonts w:hint="eastAsia"/>
+        </w:rPr>
+        <w:t xml:space="preserve"> </w:t>
+      </w:r>
+      <w:r>
+        <w:rPr>
+          <w:rFonts w:hint="eastAsia"/>
+          <w:sz w:val="24"/>
+          <w:lang w:val="en-US"/>
+        </w:rPr>
+        <w:t>实验结果与分析</w:t>
+      </w:r>
+      <w:bookmarkEnd w:id="87"/>
+    </w:p>
+    <w:p>
+      <w:pPr>
+        <w:spacing w:line="400" w:lineRule="exact"/>
+        <w:ind w:firstLineChars="200" w:firstLine="480"/>
+        <w:rPr>
+          <w:sz w:val="24"/>
+        </w:rPr>
+      </w:pPr>
+      <w:r>
+        <w:rPr>
+          <w:rFonts w:hint="eastAsia"/>
+          <w:sz w:val="24"/>
+        </w:rPr>
+        <w:t>本节将实现提出</w:t>
+      </w:r>
+      <w:r>
+        <w:rPr>
+          <w:rFonts w:hint="eastAsia"/>
+          <w:sz w:val="24"/>
+        </w:rPr>
+        <w:t>的</w:t>
+      </w:r>
+      <w:r>
+        <w:rPr>
+          <w:rFonts w:hint="eastAsia"/>
+          <w:sz w:val="24"/>
+        </w:rPr>
+        <w:t>xxx</w:t>
+      </w:r>
+    </w:p>
+    <w:p>
+      <w:pPr>
+        <w:pStyle w:val="3"/>
+      </w:pPr>
+      <w:bookmarkStart w:id="88" w:name="_Toc200886825"/>
+      <w:r>
+        <w:rPr>
+          <w:rFonts w:hint="eastAsia"/>
+        </w:rPr>
         <w:lastRenderedPageBreak/>
         <w:t>5</w:t>
       </w:r>
@@ -34447,27 +30195,88 @@
         <w:rPr>
           <w:rFonts w:hint="eastAsia"/>
         </w:rPr>
+        <w:t>3</w:t>
+      </w:r>
+      <w:r>
+        <w:rPr>
+          <w:rFonts w:hint="eastAsia"/>
+        </w:rPr>
+        <w:t>.</w:t>
+      </w:r>
+      <w:r>
+        <w:rPr>
+          <w:rFonts w:hint="eastAsia"/>
+        </w:rPr>
+        <w:t>1</w:t>
+      </w:r>
+      <w:r>
+        <w:rPr>
+          <w:rFonts w:hint="eastAsia"/>
+        </w:rPr>
+        <w:t>实验</w:t>
+      </w:r>
+      <w:r>
+        <w:rPr>
+          <w:rFonts w:hint="eastAsia"/>
+        </w:rPr>
+        <w:t>参数</w:t>
+      </w:r>
+      <w:r>
+        <w:rPr>
+          <w:rFonts w:hint="eastAsia"/>
+        </w:rPr>
+        <w:t>设置</w:t>
+      </w:r>
+      <w:bookmarkEnd w:id="88"/>
+    </w:p>
+    <w:p>
+      <w:pPr>
+        <w:pStyle w:val="3"/>
+      </w:pPr>
+      <w:bookmarkStart w:id="89" w:name="_Toc200886826"/>
+      <w:r>
+        <w:rPr>
+          <w:rFonts w:hint="eastAsia"/>
+        </w:rPr>
+        <w:t>5</w:t>
+      </w:r>
+      <w:r>
+        <w:rPr>
+          <w:rFonts w:hint="eastAsia"/>
+        </w:rPr>
+        <w:t>.</w:t>
+      </w:r>
+      <w:r>
+        <w:rPr>
+          <w:rFonts w:hint="eastAsia"/>
+        </w:rPr>
+        <w:t>3</w:t>
+      </w:r>
+      <w:r>
+        <w:rPr>
+          <w:rFonts w:hint="eastAsia"/>
+        </w:rPr>
+        <w:t>.</w:t>
+      </w:r>
+      <w:r>
+        <w:rPr>
+          <w:rFonts w:hint="eastAsia"/>
+        </w:rPr>
         <w:t>2</w:t>
       </w:r>
       <w:r>
         <w:rPr>
           <w:rFonts w:hint="eastAsia"/>
         </w:rPr>
-        <w:t xml:space="preserve">.2 </w:t>
-      </w:r>
-      <w:r>
-        <w:rPr>
-          <w:rFonts w:hint="eastAsia"/>
-        </w:rPr>
-        <w:t>多模态融合编码</w:t>
-      </w:r>
-      <w:bookmarkEnd w:id="84"/>
+        <w:t>实验结果分析</w:t>
+      </w:r>
+      <w:bookmarkEnd w:id="89"/>
     </w:p>
     <w:p>
       <w:pPr>
         <w:pStyle w:val="3"/>
       </w:pPr>
-      <w:bookmarkStart w:id="85" w:name="_Toc200886822"/>
+      <w:bookmarkStart w:id="90" w:name="_Toc200886827"/>
       <w:r>
         <w:rPr>
           <w:rFonts w:hint="eastAsia"/>
@@ -34484,32 +30293,7 @@
         <w:rPr>
           <w:rFonts w:hint="eastAsia"/>
         </w:rPr>
-        <w:t>2</w:t>
-      </w:r>
-      <w:r>
-        <w:rPr>
-          <w:rFonts w:hint="eastAsia"/>
-        </w:rPr>
-        <w:t xml:space="preserve">.3 </w:t>
-      </w:r>
-      <w:r>
-        <w:rPr>
-          <w:rFonts w:hint="eastAsia"/>
-        </w:rPr>
-        <w:t>提示微调方法</w:t>
-      </w:r>
-      <w:bookmarkEnd w:id="85"/>
-    </w:p>
-    <w:p>
-      <w:pPr>
-        <w:pStyle w:val="3"/>
-      </w:pPr>
-      <w:bookmarkStart w:id="86" w:name="_Toc200886823"/>
-      <w:r>
-        <w:rPr>
-          <w:rFonts w:hint="eastAsia"/>
-        </w:rPr>
-        <w:t>5</w:t>
+        <w:t>3</w:t>
       </w:r>
       <w:r>
         <w:rPr>
@@ -34521,33 +30305,21 @@
         <w:rPr>
           <w:rFonts w:hint="eastAsia"/>
         </w:rPr>
-        <w:t>2</w:t>
-      </w:r>
-      <w:r>
-        <w:rPr>
-          <w:rFonts w:hint="eastAsia"/>
-        </w:rPr>
-        <w:t>.</w:t>
-      </w:r>
-      <w:r>
-        <w:rPr>
-          <w:rFonts w:hint="eastAsia"/>
-        </w:rPr>
-        <w:t>4</w:t>
-      </w:r>
-      <w:r>
-        <w:rPr>
-          <w:rFonts w:hint="eastAsia"/>
-        </w:rPr>
-        <w:t xml:space="preserve"> </w:t>
-      </w:r>
-      <w:r>
-        <w:rPr>
-          <w:rFonts w:hint="eastAsia"/>
-        </w:rPr>
-        <w:t>实时交互分割系统</w:t>
-      </w:r>
-      <w:bookmarkEnd w:id="86"/>
+        <w:t>3</w:t>
+      </w:r>
+      <w:r>
+        <w:rPr>
+          <w:rFonts w:hint="eastAsia"/>
+        </w:rPr>
+        <w:t>对比</w:t>
+      </w:r>
+      <w:r>
+        <w:rPr>
+          <w:rFonts w:hint="eastAsia"/>
+        </w:rPr>
+        <w:t>实验</w:t>
+      </w:r>
+      <w:bookmarkEnd w:id="90"/>
     </w:p>
     <w:p>
       <w:pPr>
@@ -34557,7 +30329,7 @@
           <w:lang w:val="en-US"/>
         </w:rPr>
       </w:pPr>
-      <w:bookmarkStart w:id="87" w:name="_Toc200886824"/>
+      <w:bookmarkStart w:id="91" w:name="_Toc200886828"/>
       <w:r>
         <w:rPr>
           <w:rFonts w:hint="eastAsia"/>
@@ -34566,9 +30338,10 @@
       </w:r>
       <w:r>
         <w:rPr>
+          <w:rFonts w:hint="eastAsia"/>
           <w:lang w:val="en-US"/>
         </w:rPr>
-        <w:t>3</w:t>
+        <w:t>4</w:t>
       </w:r>
       <w:r>
         <w:rPr>
@@ -34582,9 +30355,9 @@
           <w:sz w:val="24"/>
           <w:lang w:val="en-US"/>
         </w:rPr>
-        <w:t>实验结果与分析</w:t>
-      </w:r>
-      <w:bookmarkEnd w:id="87"/>
+        <w:t>本章小结</w:t>
+      </w:r>
+      <w:bookmarkEnd w:id="91"/>
     </w:p>
     <w:p>
       <w:pPr>
@@ -34599,207 +30372,15 @@
           <w:rFonts w:hint="eastAsia"/>
           <w:sz w:val="24"/>
         </w:rPr>
-        <w:t>本节将实现提出</w:t>
-      </w:r>
-      <w:r>
-        <w:rPr>
-          <w:rFonts w:hint="eastAsia"/>
-          <w:sz w:val="24"/>
-        </w:rPr>
-        <w:t>的</w:t>
-      </w:r>
-      <w:r>
-        <w:rPr>
-          <w:rFonts w:hint="eastAsia"/>
-          <w:sz w:val="24"/>
-        </w:rPr>
         <w:t>xxx</w:t>
       </w:r>
-    </w:p>
-    <w:p>
-      <w:pPr>
-        <w:pStyle w:val="3"/>
-      </w:pPr>
-      <w:bookmarkStart w:id="88" w:name="_Toc200886825"/>
-      <w:r>
-        <w:rPr>
-          <w:rFonts w:hint="eastAsia"/>
-        </w:rPr>
-        <w:t>5</w:t>
-      </w:r>
-      <w:r>
-        <w:rPr>
-          <w:rFonts w:hint="eastAsia"/>
-        </w:rPr>
-        <w:t>.</w:t>
-      </w:r>
-      <w:r>
-        <w:rPr>
-          <w:rFonts w:hint="eastAsia"/>
-        </w:rPr>
-        <w:t>3</w:t>
-      </w:r>
-      <w:r>
-        <w:rPr>
-          <w:rFonts w:hint="eastAsia"/>
-        </w:rPr>
-        <w:t>.</w:t>
-      </w:r>
-      <w:r>
-        <w:rPr>
-          <w:rFonts w:hint="eastAsia"/>
-        </w:rPr>
-        <w:t>1</w:t>
-      </w:r>
-      <w:r>
-        <w:rPr>
-          <w:rFonts w:hint="eastAsia"/>
-        </w:rPr>
-        <w:t>实验</w:t>
-      </w:r>
-      <w:r>
-        <w:rPr>
-          <w:rFonts w:hint="eastAsia"/>
-        </w:rPr>
-        <w:t>参数</w:t>
-      </w:r>
-      <w:r>
-        <w:rPr>
-          <w:rFonts w:hint="eastAsia"/>
-        </w:rPr>
-        <w:t>设置</w:t>
-      </w:r>
-      <w:bookmarkEnd w:id="88"/>
-    </w:p>
-    <w:p>
-      <w:pPr>
-        <w:pStyle w:val="3"/>
-      </w:pPr>
-      <w:bookmarkStart w:id="89" w:name="_Toc200886826"/>
-      <w:r>
-        <w:rPr>
-          <w:rFonts w:hint="eastAsia"/>
-        </w:rPr>
-        <w:t>5</w:t>
-      </w:r>
-      <w:r>
-        <w:rPr>
-          <w:rFonts w:hint="eastAsia"/>
-        </w:rPr>
-        <w:t>.</w:t>
-      </w:r>
-      <w:r>
-        <w:rPr>
-          <w:rFonts w:hint="eastAsia"/>
-        </w:rPr>
-        <w:t>3</w:t>
-      </w:r>
-      <w:r>
-        <w:rPr>
-          <w:rFonts w:hint="eastAsia"/>
-        </w:rPr>
-        <w:t>.</w:t>
-      </w:r>
-      <w:r>
-        <w:rPr>
-          <w:rFonts w:hint="eastAsia"/>
-        </w:rPr>
-        <w:t>2</w:t>
-      </w:r>
-      <w:r>
-        <w:rPr>
-          <w:rFonts w:hint="eastAsia"/>
-        </w:rPr>
-        <w:t>实验结果分析</w:t>
-      </w:r>
-      <w:bookmarkEnd w:id="89"/>
-    </w:p>
-    <w:p>
-      <w:pPr>
-        <w:pStyle w:val="3"/>
-      </w:pPr>
-      <w:bookmarkStart w:id="90" w:name="_Toc200886827"/>
-      <w:r>
-        <w:rPr>
-          <w:rFonts w:hint="eastAsia"/>
-        </w:rPr>
-        <w:t>5</w:t>
-      </w:r>
-      <w:r>
-        <w:rPr>
-          <w:rFonts w:hint="eastAsia"/>
-        </w:rPr>
-        <w:t>.</w:t>
-      </w:r>
-      <w:r>
-        <w:rPr>
-          <w:rFonts w:hint="eastAsia"/>
-        </w:rPr>
-        <w:t>3</w:t>
-      </w:r>
-      <w:r>
-        <w:rPr>
-          <w:rFonts w:hint="eastAsia"/>
-        </w:rPr>
-        <w:t>.</w:t>
-      </w:r>
-      <w:r>
-        <w:rPr>
-          <w:rFonts w:hint="eastAsia"/>
-        </w:rPr>
-        <w:t>3</w:t>
-      </w:r>
-      <w:r>
-        <w:rPr>
-          <w:rFonts w:hint="eastAsia"/>
-        </w:rPr>
-        <w:t>对比</w:t>
-      </w:r>
-      <w:r>
-        <w:rPr>
-          <w:rFonts w:hint="eastAsia"/>
-        </w:rPr>
-        <w:t>实验</w:t>
-      </w:r>
-      <w:bookmarkEnd w:id="90"/>
-    </w:p>
-    <w:p>
-      <w:pPr>
-        <w:pStyle w:val="20"/>
-        <w:ind w:left="0" w:firstLine="0"/>
-        <w:rPr>
-          <w:lang w:val="en-US"/>
-        </w:rPr>
-      </w:pPr>
-      <w:bookmarkStart w:id="91" w:name="_Toc200886828"/>
-      <w:r>
-        <w:rPr>
-          <w:rFonts w:hint="eastAsia"/>
-        </w:rPr>
-        <w:t>5.</w:t>
-      </w:r>
-      <w:r>
-        <w:rPr>
-          <w:rFonts w:hint="eastAsia"/>
-          <w:lang w:val="en-US"/>
-        </w:rPr>
-        <w:t>4</w:t>
-      </w:r>
-      <w:r>
-        <w:rPr>
-          <w:rFonts w:hint="eastAsia"/>
-        </w:rPr>
-        <w:t xml:space="preserve"> </w:t>
-      </w:r>
-      <w:r>
-        <w:rPr>
-          <w:rFonts w:hint="eastAsia"/>
-          <w:sz w:val="24"/>
-          <w:lang w:val="en-US"/>
-        </w:rPr>
-        <w:t>本章小结</w:t>
-      </w:r>
-      <w:bookmarkEnd w:id="91"/>
+      <w:r>
+        <w:rPr>
+          <w:rFonts w:hint="eastAsia"/>
+          <w:sz w:val="24"/>
+        </w:rPr>
+        <w:t>具有重要的应用价值。</w:t>
+      </w:r>
     </w:p>
     <w:p>
       <w:pPr>
@@ -34809,21 +30390,8 @@
           <w:sz w:val="24"/>
         </w:rPr>
       </w:pPr>
-      <w:r>
-        <w:rPr>
-          <w:rFonts w:hint="eastAsia"/>
-          <w:sz w:val="24"/>
-        </w:rPr>
-        <w:t>xxx</w:t>
-      </w:r>
-      <w:r>
-        <w:rPr>
-          <w:rFonts w:hint="eastAsia"/>
-          <w:sz w:val="24"/>
-        </w:rPr>
-        <w:t>具有重要的应用价值。</w:t>
-      </w:r>
-    </w:p>
+    </w:p>
+    <w:bookmarkEnd w:id="79"/>
     <w:p>
       <w:pPr>
         <w:spacing w:line="400" w:lineRule="exact"/>
@@ -34833,21 +30401,11 @@
         </w:rPr>
       </w:pPr>
     </w:p>
-    <w:bookmarkEnd w:id="79"/>
-    <w:p>
-      <w:pPr>
-        <w:spacing w:line="400" w:lineRule="exact"/>
-        <w:ind w:firstLineChars="200" w:firstLine="480"/>
-        <w:rPr>
-          <w:sz w:val="24"/>
-        </w:rPr>
-      </w:pPr>
-    </w:p>
     <w:p>
       <w:pPr>
         <w:sectPr>
-          <w:headerReference w:type="even" r:id="rId38"/>
-          <w:headerReference w:type="default" r:id="rId39"/>
+          <w:headerReference w:type="even" r:id="rId39"/>
+          <w:headerReference w:type="default" r:id="rId40"/>
           <w:footnotePr>
             <w:numFmt w:val="decimalEnclosedCircleChinese"/>
             <w:numRestart w:val="eachPage"/>
@@ -34899,7 +30457,7 @@
     <w:p>
       <w:pPr>
         <w:pStyle w:val="20"/>
-        <w:ind w:left="0" w:firstLine="0"/>
+        <w:ind w:left="0" w:firstLineChars="300" w:firstLine="843"/>
       </w:pPr>
       <w:bookmarkStart w:id="93" w:name="_Toc200886830"/>
       <w:r>
@@ -35217,95 +30775,6 @@
     <w:p>
       <w:pPr>
         <w:spacing w:line="400" w:lineRule="exact"/>
-        <w:rPr>
-          <w:color w:val="000000"/>
-          <w:sz w:val="24"/>
-        </w:rPr>
-      </w:pPr>
-    </w:p>
-    <w:p>
-      <w:pPr>
-        <w:spacing w:line="400" w:lineRule="exact"/>
-        <w:ind w:firstLine="511"/>
-        <w:rPr>
-          <w:color w:val="000000"/>
-          <w:sz w:val="24"/>
-        </w:rPr>
-        <w:sectPr>
-          <w:headerReference w:type="even" r:id="rId40"/>
-          <w:footnotePr>
-            <w:numFmt w:val="decimalEnclosedCircleChinese"/>
-            <w:numRestart w:val="eachPage"/>
-          </w:footnotePr>
-          <w:pgSz w:w="11906" w:h="16838" w:code="9"/>
-          <w:pgMar w:top="1701" w:right="1418" w:bottom="1361" w:left="1418" w:header="1134" w:footer="1140" w:gutter="0"/>
-          <w:cols w:space="425"/>
-          <w:docGrid w:type="lines" w:linePitch="312"/>
-        </w:sectPr>
-      </w:pPr>
-    </w:p>
-    <w:p>
-      <w:pPr>
-        <w:pStyle w:val="10"/>
-        <w:jc w:val="center"/>
-        <w:rPr>
-          <w:color w:val="000000"/>
-          <w:sz w:val="32"/>
-          <w:szCs w:val="32"/>
-        </w:rPr>
-      </w:pPr>
-      <w:bookmarkStart w:id="96" w:name="_Toc133657261"/>
-      <w:bookmarkStart w:id="97" w:name="_Toc135622404"/>
-      <w:bookmarkStart w:id="98" w:name="_Toc200886832"/>
-      <w:r>
-        <w:rPr>
-          <w:color w:val="000000"/>
-          <w:sz w:val="32"/>
-          <w:szCs w:val="32"/>
-        </w:rPr>
-        <w:lastRenderedPageBreak/>
-        <w:t>致</w:t>
-      </w:r>
-      <w:r>
-        <w:rPr>
-          <w:color w:val="000000"/>
-          <w:sz w:val="32"/>
-          <w:szCs w:val="32"/>
-        </w:rPr>
-        <w:t xml:space="preserve">    </w:t>
-      </w:r>
-      <w:r>
-        <w:rPr>
-          <w:color w:val="000000"/>
-          <w:sz w:val="32"/>
-          <w:szCs w:val="32"/>
-        </w:rPr>
-        <w:t>谢</w:t>
-      </w:r>
-      <w:bookmarkEnd w:id="96"/>
-      <w:bookmarkEnd w:id="97"/>
-      <w:bookmarkEnd w:id="98"/>
-    </w:p>
-    <w:p>
-      <w:pPr>
-        <w:spacing w:line="400" w:lineRule="exact"/>
-        <w:ind w:firstLineChars="200" w:firstLine="480"/>
-        <w:rPr>
-          <w:sz w:val="24"/>
-        </w:rPr>
-      </w:pPr>
-      <w:r>
-        <w:rPr>
-          <w:rFonts w:hint="eastAsia"/>
-          <w:sz w:val="24"/>
-        </w:rPr>
-        <w:t>。</w:t>
-      </w:r>
-    </w:p>
-    <w:p>
-      <w:pPr>
-        <w:spacing w:line="400" w:lineRule="exact"/>
-        <w:ind w:firstLine="511"/>
         <w:rPr>
           <w:color w:val="000000"/>
           <w:sz w:val="24"/>
@@ -35343,6 +30812,95 @@
           <w:szCs w:val="32"/>
         </w:rPr>
       </w:pPr>
+      <w:bookmarkStart w:id="96" w:name="_Toc133657261"/>
+      <w:bookmarkStart w:id="97" w:name="_Toc135622404"/>
+      <w:bookmarkStart w:id="98" w:name="_Toc200886832"/>
+      <w:r>
+        <w:rPr>
+          <w:color w:val="000000"/>
+          <w:sz w:val="32"/>
+          <w:szCs w:val="32"/>
+        </w:rPr>
+        <w:lastRenderedPageBreak/>
+        <w:t>致</w:t>
+      </w:r>
+      <w:r>
+        <w:rPr>
+          <w:color w:val="000000"/>
+          <w:sz w:val="32"/>
+          <w:szCs w:val="32"/>
+        </w:rPr>
+        <w:t xml:space="preserve">    </w:t>
+      </w:r>
+      <w:r>
+        <w:rPr>
+          <w:color w:val="000000"/>
+          <w:sz w:val="32"/>
+          <w:szCs w:val="32"/>
+        </w:rPr>
+        <w:t>谢</w:t>
+      </w:r>
+      <w:bookmarkEnd w:id="96"/>
+      <w:bookmarkEnd w:id="97"/>
+      <w:bookmarkEnd w:id="98"/>
+    </w:p>
+    <w:p>
+      <w:pPr>
+        <w:spacing w:line="400" w:lineRule="exact"/>
+        <w:ind w:firstLineChars="200" w:firstLine="480"/>
+        <w:rPr>
+          <w:sz w:val="24"/>
+        </w:rPr>
+      </w:pPr>
+      <w:r>
+        <w:rPr>
+          <w:rFonts w:hint="eastAsia"/>
+          <w:sz w:val="24"/>
+        </w:rPr>
+        <w:t>。</w:t>
+      </w:r>
+    </w:p>
+    <w:p>
+      <w:pPr>
+        <w:spacing w:line="400" w:lineRule="exact"/>
+        <w:ind w:firstLine="511"/>
+        <w:rPr>
+          <w:color w:val="000000"/>
+          <w:sz w:val="24"/>
+        </w:rPr>
+      </w:pPr>
+    </w:p>
+    <w:p>
+      <w:pPr>
+        <w:spacing w:line="400" w:lineRule="exact"/>
+        <w:ind w:firstLine="511"/>
+        <w:rPr>
+          <w:color w:val="000000"/>
+          <w:sz w:val="24"/>
+        </w:rPr>
+        <w:sectPr>
+          <w:headerReference w:type="even" r:id="rId42"/>
+          <w:footnotePr>
+            <w:numFmt w:val="decimalEnclosedCircleChinese"/>
+            <w:numRestart w:val="eachPage"/>
+          </w:footnotePr>
+          <w:pgSz w:w="11906" w:h="16838" w:code="9"/>
+          <w:pgMar w:top="1701" w:right="1418" w:bottom="1361" w:left="1418" w:header="1134" w:footer="1140" w:gutter="0"/>
+          <w:cols w:space="425"/>
+          <w:docGrid w:type="lines" w:linePitch="312"/>
+        </w:sectPr>
+      </w:pPr>
+    </w:p>
+    <w:p>
+      <w:pPr>
+        <w:pStyle w:val="10"/>
+        <w:jc w:val="center"/>
+        <w:rPr>
+          <w:color w:val="000000"/>
+          <w:sz w:val="32"/>
+          <w:szCs w:val="32"/>
+        </w:rPr>
+      </w:pPr>
       <w:bookmarkStart w:id="99" w:name="_Toc133657262"/>
       <w:bookmarkStart w:id="100" w:name="_Toc135622405"/>
       <w:bookmarkStart w:id="101" w:name="_Toc200886833"/>
@@ -35463,40 +31021,183 @@
         <w:spacing w:line="400" w:lineRule="exact"/>
         <w:jc w:val="both"/>
         <w:rPr>
-          <w:rFonts w:hint="eastAsia"/>
           <w:color w:val="000000"/>
           <w:sz w:val="24"/>
           <w:szCs w:val="24"/>
         </w:rPr>
+      </w:pPr>
+      <w:r>
+        <w:rPr>
+          <w:rFonts w:hint="eastAsia"/>
+          <w:color w:val="000000"/>
+          <w:sz w:val="24"/>
+          <w:szCs w:val="24"/>
+        </w:rPr>
+        <w:t>[4-2]</w:t>
+      </w:r>
+      <w:r>
+        <w:t xml:space="preserve"> </w:t>
+      </w:r>
+      <w:r>
+        <w:rPr>
+          <w:color w:val="000000"/>
+          <w:sz w:val="24"/>
+          <w:szCs w:val="24"/>
+        </w:rPr>
+        <w:t>Adapting Segment Anything Model to Aerial Land  Cover Classification With Low-Rank Adaptation</w:t>
+      </w:r>
+    </w:p>
+    <w:p>
+      <w:pPr>
+        <w:pStyle w:val="af"/>
+        <w:spacing w:line="400" w:lineRule="exact"/>
+        <w:jc w:val="both"/>
+        <w:rPr>
+          <w:rFonts w:hint="eastAsia"/>
+          <w:color w:val="000000"/>
+          <w:sz w:val="24"/>
+          <w:szCs w:val="24"/>
+        </w:rPr>
+      </w:pPr>
+      <w:r>
+        <w:rPr>
+          <w:rFonts w:hint="eastAsia"/>
+          <w:color w:val="000000"/>
+          <w:sz w:val="24"/>
+          <w:szCs w:val="24"/>
+        </w:rPr>
+        <w:t>[4-3]</w:t>
+      </w:r>
+      <w:r>
+        <w:t xml:space="preserve"> </w:t>
+      </w:r>
+      <w:r>
+        <w:rPr>
+          <w:color w:val="000000"/>
+          <w:sz w:val="24"/>
+          <w:szCs w:val="24"/>
+        </w:rPr>
+        <w:t>SAM Enhanced Semantic Segmentation for Remote  Sensing Imagery Without Additional Training</w:t>
+      </w:r>
+    </w:p>
+    <w:p>
+      <w:pPr>
+        <w:pStyle w:val="af"/>
+        <w:spacing w:line="400" w:lineRule="exact"/>
+        <w:jc w:val="both"/>
+        <w:rPr>
+          <w:color w:val="000000"/>
+          <w:sz w:val="24"/>
+          <w:szCs w:val="24"/>
+        </w:rPr>
+      </w:pPr>
+      <w:r>
+        <w:rPr>
+          <w:rFonts w:hint="eastAsia"/>
+          <w:color w:val="000000"/>
+          <w:sz w:val="24"/>
+          <w:szCs w:val="24"/>
+        </w:rPr>
+        <w:t>[4-</w:t>
+      </w:r>
+      <w:r>
+        <w:rPr>
+          <w:rFonts w:hint="eastAsia"/>
+          <w:color w:val="000000"/>
+          <w:sz w:val="24"/>
+          <w:szCs w:val="24"/>
+        </w:rPr>
+        <w:t>4</w:t>
+      </w:r>
+      <w:r>
+        <w:rPr>
+          <w:rFonts w:hint="eastAsia"/>
+          <w:color w:val="000000"/>
+          <w:sz w:val="24"/>
+          <w:szCs w:val="24"/>
+        </w:rPr>
+        <w:t>]</w:t>
+      </w:r>
+      <w:r>
+        <w:t xml:space="preserve"> </w:t>
+      </w:r>
+      <w:r>
+        <w:rPr>
+          <w:color w:val="000000"/>
+          <w:sz w:val="24"/>
+          <w:szCs w:val="24"/>
+        </w:rPr>
+        <w:t>SAM-Assisted Remote Sensing Imagery Semantic  Segmentation With Object and  Boundary Constraints</w:t>
+      </w:r>
+    </w:p>
+    <w:p>
+      <w:pPr>
+        <w:pStyle w:val="af"/>
+        <w:spacing w:line="400" w:lineRule="exact"/>
+        <w:jc w:val="both"/>
+        <w:rPr>
+          <w:color w:val="000000"/>
+          <w:sz w:val="24"/>
+          <w:szCs w:val="24"/>
+        </w:rPr>
+      </w:pPr>
+    </w:p>
+    <w:p>
+      <w:pPr>
+        <w:pStyle w:val="af"/>
+        <w:spacing w:line="400" w:lineRule="exact"/>
+        <w:jc w:val="both"/>
+        <w:rPr>
+          <w:color w:val="000000"/>
+          <w:sz w:val="24"/>
+          <w:szCs w:val="24"/>
+        </w:rPr>
+      </w:pPr>
+    </w:p>
+    <w:p>
+      <w:pPr>
+        <w:pStyle w:val="af"/>
+        <w:spacing w:line="400" w:lineRule="exact"/>
+        <w:jc w:val="both"/>
+        <w:rPr>
+          <w:color w:val="000000"/>
+          <w:sz w:val="24"/>
+          <w:szCs w:val="24"/>
+        </w:rPr>
+      </w:pPr>
+    </w:p>
+    <w:p>
+      <w:pPr>
+        <w:pStyle w:val="af"/>
+        <w:spacing w:line="400" w:lineRule="exact"/>
+        <w:jc w:val="both"/>
+        <w:rPr>
+          <w:color w:val="000000"/>
+          <w:sz w:val="24"/>
+          <w:szCs w:val="24"/>
+        </w:rPr>
+      </w:pPr>
+    </w:p>
+    <w:p>
+      <w:pPr>
+        <w:pStyle w:val="af"/>
+        <w:spacing w:line="400" w:lineRule="exact"/>
+        <w:jc w:val="both"/>
+        <w:rPr>
+          <w:rFonts w:hint="eastAsia"/>
+          <w:color w:val="000000"/>
+          <w:sz w:val="24"/>
+          <w:szCs w:val="24"/>
+        </w:rPr>
         <w:sectPr>
-          <w:headerReference w:type="even" r:id="rId42"/>
-          <w:headerReference w:type="default" r:id="rId43"/>
+          <w:headerReference w:type="even" r:id="rId43"/>
+          <w:headerReference w:type="default" r:id="rId44"/>
           <w:pgSz w:w="11906" w:h="16838" w:code="9"/>
           <w:pgMar w:top="1701" w:right="1418" w:bottom="1361" w:left="1418" w:header="1134" w:footer="1140" w:gutter="0"/>
           <w:cols w:space="425"/>
           <w:docGrid w:type="lines" w:linePitch="312"/>
         </w:sectPr>
       </w:pPr>
-      <w:r>
-        <w:rPr>
-          <w:rFonts w:hint="eastAsia"/>
-          <w:color w:val="000000"/>
-          <w:sz w:val="24"/>
-          <w:szCs w:val="24"/>
-        </w:rPr>
-        <w:t>[4-2]</w:t>
-      </w:r>
-      <w:r>
-        <w:t xml:space="preserve"> </w:t>
-      </w:r>
-      <w:r>
-        <w:rPr>
-          <w:color w:val="000000"/>
-          <w:sz w:val="24"/>
-          <w:szCs w:val="24"/>
-        </w:rPr>
-        <w:t>Adapting Segment Anything Model to Aerial Land  Cover Classification With Low-Rank Adaptation</w:t>
-      </w:r>
     </w:p>
     <w:p>
       <w:pPr>
@@ -35754,7 +31455,7 @@
       </w:pPr>
     </w:p>
     <w:sectPr>
-      <w:headerReference w:type="even" r:id="rId44"/>
+      <w:headerReference w:type="even" r:id="rId45"/>
       <w:pgSz w:w="11906" w:h="16838" w:code="9"/>
       <w:pgMar w:top="1701" w:right="1418" w:bottom="1361" w:left="1418" w:header="1134" w:footer="1140" w:gutter="0"/>
       <w:cols w:space="425"/>
